--- a/report.docx
+++ b/report.docx
@@ -6,7 +6,7 @@
       <w:pPr>
         <w:jc w:val="center"/>
         <w:rPr>
-          <w:rFonts w:asciiTheme="majorBidi" w:hAnsiTheme="majorBidi"/>
+          <w:rFonts w:asciiTheme="majorBidi" w:hAnsiTheme="majorBidi" w:cs="2  Nazanin"/>
           <w:sz w:val="28"/>
           <w:szCs w:val="28"/>
           <w:rtl/>
@@ -15,7 +15,7 @@
       </w:pPr>
       <w:r>
         <w:rPr>
-          <w:rFonts w:asciiTheme="majorBidi" w:hAnsiTheme="majorBidi"/>
+          <w:rFonts w:asciiTheme="majorBidi" w:hAnsiTheme="majorBidi" w:cs="2  Nazanin"/>
           <w:sz w:val="28"/>
           <w:szCs w:val="28"/>
           <w:rtl/>
@@ -28,7 +28,7 @@
       <w:pPr>
         <w:jc w:val="center"/>
         <w:rPr>
-          <w:rFonts w:asciiTheme="majorBidi" w:hAnsiTheme="majorBidi"/>
+          <w:rFonts w:asciiTheme="majorBidi" w:hAnsiTheme="majorBidi" w:cs="2  Nazanin"/>
           <w:sz w:val="28"/>
           <w:szCs w:val="28"/>
           <w:rtl/>
@@ -40,7 +40,7 @@
       <w:pPr>
         <w:jc w:val="center"/>
         <w:rPr>
-          <w:rFonts w:asciiTheme="majorBidi" w:hAnsiTheme="majorBidi"/>
+          <w:rFonts w:asciiTheme="majorBidi" w:hAnsiTheme="majorBidi" w:cs="2  Nazanin"/>
           <w:b/>
           <w:bCs/>
           <w:sz w:val="56"/>
@@ -51,7 +51,7 @@
       </w:pPr>
       <w:r>
         <w:rPr>
-          <w:rFonts w:asciiTheme="majorBidi" w:hAnsiTheme="majorBidi" w:hint="cs"/>
+          <w:rFonts w:asciiTheme="majorBidi" w:hAnsiTheme="majorBidi" w:cs="2  Nazanin" w:hint="cs"/>
           <w:b/>
           <w:bCs/>
           <w:sz w:val="56"/>
@@ -66,7 +66,7 @@
       <w:pPr>
         <w:jc w:val="center"/>
         <w:rPr>
-          <w:rFonts w:asciiTheme="majorBidi" w:hAnsiTheme="majorBidi"/>
+          <w:rFonts w:asciiTheme="majorBidi" w:hAnsiTheme="majorBidi" w:cs="2  Nazanin"/>
           <w:sz w:val="28"/>
           <w:szCs w:val="28"/>
           <w:rtl/>
@@ -75,7 +75,7 @@
       </w:pPr>
       <w:r>
         <w:rPr>
-          <w:rFonts w:asciiTheme="majorBidi" w:hAnsiTheme="majorBidi"/>
+          <w:rFonts w:asciiTheme="majorBidi" w:hAnsiTheme="majorBidi" w:cs="2  Nazanin"/>
           <w:noProof/>
         </w:rPr>
         <w:drawing>
@@ -132,7 +132,7 @@
       <w:pPr>
         <w:jc w:val="center"/>
         <w:rPr>
-          <w:rFonts w:asciiTheme="majorBidi" w:hAnsiTheme="majorBidi"/>
+          <w:rFonts w:asciiTheme="majorBidi" w:hAnsiTheme="majorBidi" w:cs="2  Nazanin"/>
           <w:sz w:val="32"/>
           <w:szCs w:val="32"/>
           <w:rtl/>
@@ -141,7 +141,7 @@
       </w:pPr>
       <w:r>
         <w:rPr>
-          <w:rFonts w:asciiTheme="majorBidi" w:hAnsiTheme="majorBidi"/>
+          <w:rFonts w:asciiTheme="majorBidi" w:hAnsiTheme="majorBidi" w:cs="2  Nazanin"/>
           <w:sz w:val="32"/>
           <w:szCs w:val="32"/>
           <w:rtl/>
@@ -151,7 +151,7 @@
       </w:r>
       <w:r>
         <w:rPr>
-          <w:rFonts w:asciiTheme="majorBidi" w:hAnsiTheme="majorBidi" w:hint="cs"/>
+          <w:rFonts w:asciiTheme="majorBidi" w:hAnsiTheme="majorBidi" w:cs="2  Nazanin" w:hint="cs"/>
           <w:sz w:val="32"/>
           <w:szCs w:val="32"/>
           <w:rtl/>
@@ -161,7 +161,7 @@
       </w:r>
       <w:r>
         <w:rPr>
-          <w:rFonts w:asciiTheme="majorBidi" w:hAnsiTheme="majorBidi"/>
+          <w:rFonts w:asciiTheme="majorBidi" w:hAnsiTheme="majorBidi" w:cs="2  Nazanin"/>
           <w:sz w:val="32"/>
           <w:szCs w:val="32"/>
           <w:rtl/>
@@ -174,7 +174,7 @@
       <w:pPr>
         <w:jc w:val="center"/>
         <w:rPr>
-          <w:rFonts w:asciiTheme="majorBidi" w:hAnsiTheme="majorBidi"/>
+          <w:rFonts w:asciiTheme="majorBidi" w:hAnsiTheme="majorBidi" w:cs="2  Nazanin"/>
           <w:sz w:val="28"/>
           <w:szCs w:val="28"/>
           <w:rtl/>
@@ -183,7 +183,7 @@
       </w:pPr>
       <w:r>
         <w:rPr>
-          <w:rFonts w:asciiTheme="majorBidi" w:hAnsiTheme="majorBidi" w:hint="cs"/>
+          <w:rFonts w:asciiTheme="majorBidi" w:hAnsiTheme="majorBidi" w:cs="2  Nazanin" w:hint="cs"/>
           <w:sz w:val="28"/>
           <w:szCs w:val="28"/>
           <w:rtl/>
@@ -193,7 +193,7 @@
       </w:r>
       <w:r>
         <w:rPr>
-          <w:rFonts w:asciiTheme="majorBidi" w:hAnsiTheme="majorBidi" w:hint="cs"/>
+          <w:rFonts w:asciiTheme="majorBidi" w:hAnsiTheme="majorBidi" w:cs="2  Nazanin" w:hint="cs"/>
           <w:sz w:val="28"/>
           <w:szCs w:val="28"/>
           <w:rtl/>
@@ -203,7 +203,7 @@
       </w:r>
       <w:r>
         <w:rPr>
-          <w:rFonts w:asciiTheme="majorBidi" w:hAnsiTheme="majorBidi"/>
+          <w:rFonts w:asciiTheme="majorBidi" w:hAnsiTheme="majorBidi" w:cs="2  Nazanin"/>
           <w:sz w:val="28"/>
           <w:szCs w:val="28"/>
           <w:rtl/>
@@ -213,7 +213,7 @@
       </w:r>
       <w:r>
         <w:rPr>
-          <w:rFonts w:asciiTheme="majorBidi" w:hAnsiTheme="majorBidi" w:hint="cs"/>
+          <w:rFonts w:asciiTheme="majorBidi" w:hAnsiTheme="majorBidi" w:cs="2  Nazanin" w:hint="cs"/>
           <w:sz w:val="28"/>
           <w:szCs w:val="28"/>
           <w:rtl/>
@@ -225,7 +225,7 @@
     <w:p>
       <w:pPr>
         <w:rPr>
-          <w:rFonts w:asciiTheme="majorBidi" w:hAnsiTheme="majorBidi"/>
+          <w:rFonts w:asciiTheme="majorBidi" w:hAnsiTheme="majorBidi" w:cs="2  Nazanin"/>
           <w:sz w:val="28"/>
           <w:szCs w:val="28"/>
           <w:lang w:bidi="fa-IR"/>
@@ -236,7 +236,7 @@
       <w:pPr>
         <w:jc w:val="center"/>
         <w:rPr>
-          <w:rFonts w:asciiTheme="majorBidi" w:hAnsiTheme="majorBidi"/>
+          <w:rFonts w:asciiTheme="majorBidi" w:hAnsiTheme="majorBidi" w:cs="2  Nazanin"/>
           <w:b/>
           <w:bCs/>
           <w:sz w:val="32"/>
@@ -247,7 +247,7 @@
       </w:pPr>
       <w:r>
         <w:rPr>
-          <w:rFonts w:asciiTheme="majorBidi" w:hAnsiTheme="majorBidi"/>
+          <w:rFonts w:asciiTheme="majorBidi" w:hAnsiTheme="majorBidi" w:cs="2  Nazanin"/>
           <w:b/>
           <w:bCs/>
           <w:sz w:val="32"/>
@@ -262,7 +262,7 @@
       <w:pPr>
         <w:jc w:val="center"/>
         <w:rPr>
-          <w:rFonts w:asciiTheme="majorBidi" w:hAnsiTheme="majorBidi"/>
+          <w:rFonts w:asciiTheme="majorBidi" w:hAnsiTheme="majorBidi" w:cs="2  Nazanin"/>
           <w:b/>
           <w:bCs/>
           <w:sz w:val="28"/>
@@ -273,7 +273,7 @@
       </w:pPr>
       <w:r>
         <w:rPr>
-          <w:rFonts w:asciiTheme="majorBidi" w:hAnsiTheme="majorBidi"/>
+          <w:rFonts w:asciiTheme="majorBidi" w:hAnsiTheme="majorBidi" w:cs="2  Nazanin"/>
           <w:b/>
           <w:bCs/>
           <w:sz w:val="28"/>
@@ -285,7 +285,7 @@
       </w:r>
       <w:r>
         <w:rPr>
-          <w:rFonts w:asciiTheme="majorBidi" w:hAnsiTheme="majorBidi" w:hint="cs"/>
+          <w:rFonts w:asciiTheme="majorBidi" w:hAnsiTheme="majorBidi" w:cs="2  Nazanin" w:hint="cs"/>
           <w:b/>
           <w:bCs/>
           <w:sz w:val="28"/>
@@ -299,7 +299,7 @@
     <w:p>
       <w:pPr>
         <w:rPr>
-          <w:rFonts w:asciiTheme="majorBidi" w:hAnsiTheme="majorBidi"/>
+          <w:rFonts w:asciiTheme="majorBidi" w:hAnsiTheme="majorBidi" w:cs="2  Nazanin"/>
           <w:sz w:val="28"/>
           <w:szCs w:val="28"/>
           <w:rtl/>
@@ -311,7 +311,7 @@
       <w:pPr>
         <w:jc w:val="center"/>
         <w:rPr>
-          <w:rFonts w:asciiTheme="majorBidi" w:hAnsiTheme="majorBidi"/>
+          <w:rFonts w:asciiTheme="majorBidi" w:hAnsiTheme="majorBidi" w:cs="2  Nazanin"/>
           <w:sz w:val="32"/>
           <w:szCs w:val="32"/>
           <w:lang w:bidi="fa-IR"/>
@@ -319,7 +319,7 @@
       </w:pPr>
       <w:r>
         <w:rPr>
-          <w:rFonts w:asciiTheme="majorBidi" w:hAnsiTheme="majorBidi" w:hint="cs"/>
+          <w:rFonts w:asciiTheme="majorBidi" w:hAnsiTheme="majorBidi" w:cs="2  Nazanin" w:hint="cs"/>
           <w:b/>
           <w:bCs/>
           <w:sz w:val="32"/>
@@ -331,7 +331,7 @@
       </w:r>
       <w:r>
         <w:rPr>
-          <w:rFonts w:asciiTheme="majorBidi" w:hAnsiTheme="majorBidi" w:hint="cs"/>
+          <w:rFonts w:asciiTheme="majorBidi" w:hAnsiTheme="majorBidi" w:cs="2  Nazanin" w:hint="cs"/>
           <w:b/>
           <w:bCs/>
           <w:sz w:val="32"/>
@@ -346,7 +346,7 @@
       <w:pPr>
         <w:jc w:val="center"/>
         <w:rPr>
-          <w:rFonts w:asciiTheme="majorBidi" w:hAnsiTheme="majorBidi"/>
+          <w:rFonts w:asciiTheme="majorBidi" w:hAnsiTheme="majorBidi" w:cs="2  Nazanin"/>
           <w:sz w:val="28"/>
           <w:szCs w:val="28"/>
           <w:rtl/>
@@ -358,7 +358,7 @@
       <w:pPr>
         <w:jc w:val="center"/>
         <w:rPr>
-          <w:rFonts w:asciiTheme="majorBidi" w:hAnsiTheme="majorBidi"/>
+          <w:rFonts w:asciiTheme="majorBidi" w:hAnsiTheme="majorBidi" w:cs="2  Nazanin"/>
           <w:b/>
           <w:bCs/>
           <w:sz w:val="28"/>
@@ -368,7 +368,7 @@
       </w:pPr>
       <w:r>
         <w:rPr>
-          <w:rFonts w:asciiTheme="majorBidi" w:hAnsiTheme="majorBidi" w:hint="cs"/>
+          <w:rFonts w:asciiTheme="majorBidi" w:hAnsiTheme="majorBidi" w:cs="2  Nazanin" w:hint="cs"/>
           <w:b/>
           <w:bCs/>
           <w:sz w:val="28"/>
@@ -380,7 +380,7 @@
       </w:r>
       <w:r>
         <w:rPr>
-          <w:rFonts w:asciiTheme="majorBidi" w:hAnsiTheme="majorBidi"/>
+          <w:rFonts w:asciiTheme="majorBidi" w:hAnsiTheme="majorBidi" w:cs="2  Nazanin"/>
           <w:b/>
           <w:bCs/>
           <w:sz w:val="28"/>
@@ -395,7 +395,7 @@
       <w:pPr>
         <w:jc w:val="center"/>
         <w:rPr>
-          <w:rFonts w:asciiTheme="majorBidi" w:hAnsiTheme="majorBidi"/>
+          <w:rFonts w:asciiTheme="majorBidi" w:hAnsiTheme="majorBidi" w:cs="2  Nazanin"/>
           <w:sz w:val="28"/>
           <w:szCs w:val="28"/>
           <w:rtl/>
@@ -404,7 +404,7 @@
       </w:pPr>
       <w:r>
         <w:rPr>
-          <w:rFonts w:asciiTheme="majorBidi" w:hAnsiTheme="majorBidi" w:hint="cs"/>
+          <w:rFonts w:asciiTheme="majorBidi" w:hAnsiTheme="majorBidi" w:cs="2  Nazanin" w:hint="cs"/>
           <w:sz w:val="28"/>
           <w:szCs w:val="28"/>
           <w:rtl/>
@@ -417,7 +417,7 @@
       <w:pPr>
         <w:jc w:val="center"/>
         <w:rPr>
-          <w:rFonts w:asciiTheme="majorBidi" w:hAnsiTheme="majorBidi"/>
+          <w:rFonts w:asciiTheme="majorBidi" w:hAnsiTheme="majorBidi" w:cs="2  Nazanin"/>
           <w:sz w:val="28"/>
           <w:szCs w:val="28"/>
           <w:rtl/>
@@ -426,7 +426,7 @@
       </w:pPr>
       <w:r>
         <w:rPr>
-          <w:rFonts w:asciiTheme="majorBidi" w:hAnsiTheme="majorBidi"/>
+          <w:rFonts w:asciiTheme="majorBidi" w:hAnsiTheme="majorBidi" w:cs="2  Nazanin"/>
           <w:sz w:val="28"/>
           <w:szCs w:val="28"/>
           <w:rtl/>
@@ -439,7 +439,7 @@
       <w:pPr>
         <w:jc w:val="center"/>
         <w:rPr>
-          <w:rFonts w:asciiTheme="majorBidi" w:hAnsiTheme="majorBidi"/>
+          <w:rFonts w:asciiTheme="majorBidi" w:hAnsiTheme="majorBidi" w:cs="2  Nazanin"/>
           <w:sz w:val="28"/>
           <w:szCs w:val="28"/>
           <w:lang w:bidi="fa-IR"/>
@@ -447,7 +447,7 @@
       </w:pPr>
       <w:r>
         <w:rPr>
-          <w:rFonts w:asciiTheme="majorBidi" w:hAnsiTheme="majorBidi"/>
+          <w:rFonts w:asciiTheme="majorBidi" w:hAnsiTheme="majorBidi" w:cs="2  Nazanin"/>
           <w:sz w:val="28"/>
           <w:szCs w:val="28"/>
           <w:lang w:bidi="fa-IR"/>
@@ -456,7 +456,7 @@
       </w:r>
       <w:r>
         <w:rPr>
-          <w:rFonts w:asciiTheme="majorBidi" w:hAnsiTheme="majorBidi"/>
+          <w:rFonts w:asciiTheme="majorBidi" w:hAnsiTheme="majorBidi" w:cs="2  Nazanin"/>
           <w:sz w:val="28"/>
           <w:szCs w:val="28"/>
           <w:lang w:bidi="fa-IR"/>
@@ -473,7 +473,7 @@
         <w:bidi w:val="0"/>
         <w:jc w:val="center"/>
         <w:rPr>
-          <w:rFonts w:asciiTheme="majorBidi" w:hAnsiTheme="majorBidi"/>
+          <w:rFonts w:asciiTheme="majorBidi" w:hAnsiTheme="majorBidi" w:cs="2  Nazanin"/>
           <w:b/>
           <w:bCs/>
           <w:sz w:val="40"/>
@@ -484,7 +484,7 @@
       </w:pPr>
       <w:r>
         <w:rPr>
-          <w:rFonts w:asciiTheme="majorBidi" w:hAnsiTheme="majorBidi"/>
+          <w:rFonts w:asciiTheme="majorBidi" w:hAnsiTheme="majorBidi" w:cs="2  Nazanin"/>
           <w:b/>
           <w:bCs/>
           <w:sz w:val="40"/>
@@ -498,7 +498,7 @@
     <w:sdt>
       <w:sdtPr>
         <w:rPr>
-          <w:rFonts w:asciiTheme="majorBidi" w:eastAsiaTheme="minorHAnsi" w:hAnsiTheme="majorBidi" w:cs="B Nazanin"/>
+          <w:rFonts w:asciiTheme="majorBidi" w:eastAsiaTheme="minorHAnsi" w:hAnsiTheme="majorBidi" w:cs="2  Nazanin"/>
           <w:color w:val="auto"/>
           <w:kern w:val="2"/>
           <w:sz w:val="22"/>
@@ -517,7 +517,7 @@
           <w:pPr>
             <w:pStyle w:val="TOCHeading"/>
             <w:rPr>
-              <w:rFonts w:asciiTheme="majorBidi" w:hAnsiTheme="majorBidi" w:cs="B Nazanin"/>
+              <w:rFonts w:asciiTheme="majorBidi" w:hAnsiTheme="majorBidi" w:cs="2  Nazanin"/>
             </w:rPr>
           </w:pPr>
         </w:p>
@@ -525,7 +525,7 @@
           <w:pPr>
             <w:pStyle w:val="TOC1"/>
             <w:rPr>
-              <w:rFonts w:asciiTheme="minorHAnsi" w:eastAsiaTheme="minorEastAsia" w:hAnsiTheme="minorHAnsi" w:cstheme="minorBidi"/>
+              <w:rFonts w:asciiTheme="minorHAnsi" w:eastAsiaTheme="minorEastAsia" w:hAnsiTheme="minorHAnsi" w:cs="2  Nazanin"/>
               <w:noProof/>
               <w:sz w:val="24"/>
               <w:szCs w:val="24"/>
@@ -533,19 +533,19 @@
           </w:pPr>
           <w:r>
             <w:rPr>
-              <w:rFonts w:asciiTheme="majorBidi" w:hAnsiTheme="majorBidi"/>
+              <w:rFonts w:asciiTheme="majorBidi" w:hAnsiTheme="majorBidi" w:cs="2  Nazanin"/>
             </w:rPr>
             <w:fldChar w:fldCharType="begin"/>
           </w:r>
           <w:r>
             <w:rPr>
-              <w:rFonts w:asciiTheme="majorBidi" w:hAnsiTheme="majorBidi"/>
+              <w:rFonts w:asciiTheme="majorBidi" w:hAnsiTheme="majorBidi" w:cs="2  Nazanin"/>
             </w:rPr>
             <w:instrText xml:space="preserve"> TOC \o "1-3" \h \z \u </w:instrText>
           </w:r>
           <w:r>
             <w:rPr>
-              <w:rFonts w:asciiTheme="majorBidi" w:hAnsiTheme="majorBidi"/>
+              <w:rFonts w:asciiTheme="majorBidi" w:hAnsiTheme="majorBidi" w:cs="2  Nazanin"/>
             </w:rPr>
             <w:fldChar w:fldCharType="separate"/>
           </w:r>
@@ -553,7 +553,7 @@
             <w:r>
               <w:rPr>
                 <w:rStyle w:val="Hyperlink"/>
-                <w:rFonts w:asciiTheme="majorBidi" w:hAnsiTheme="majorBidi"/>
+                <w:rFonts w:asciiTheme="majorBidi" w:hAnsiTheme="majorBidi" w:cs="2  Nazanin"/>
                 <w:noProof/>
                 <w:rtl/>
                 <w:lang w:bidi="fa-IR"/>
@@ -563,7 +563,7 @@
             <w:r>
               <w:rPr>
                 <w:rStyle w:val="Hyperlink"/>
-                <w:rFonts w:asciiTheme="majorBidi" w:hAnsiTheme="majorBidi" w:hint="cs"/>
+                <w:rFonts w:asciiTheme="majorBidi" w:hAnsiTheme="majorBidi" w:cs="2  Nazanin" w:hint="cs"/>
                 <w:noProof/>
                 <w:rtl/>
                 <w:lang w:bidi="fa-IR"/>
@@ -573,7 +573,7 @@
             <w:r>
               <w:rPr>
                 <w:rStyle w:val="Hyperlink"/>
-                <w:rFonts w:asciiTheme="majorBidi" w:hAnsiTheme="majorBidi" w:hint="eastAsia"/>
+                <w:rFonts w:asciiTheme="majorBidi" w:hAnsiTheme="majorBidi" w:cs="2  Nazanin" w:hint="eastAsia"/>
                 <w:noProof/>
                 <w:rtl/>
                 <w:lang w:bidi="fa-IR"/>
@@ -582,6 +582,7 @@
             </w:r>
             <w:r>
               <w:rPr>
+                <w:rFonts w:cs="2  Nazanin"/>
                 <w:noProof/>
                 <w:webHidden/>
               </w:rPr>
@@ -589,6 +590,7 @@
             </w:r>
             <w:r>
               <w:rPr>
+                <w:rFonts w:cs="2  Nazanin"/>
                 <w:noProof/>
                 <w:webHidden/>
               </w:rPr>
@@ -596,6 +598,7 @@
             </w:r>
             <w:r>
               <w:rPr>
+                <w:rFonts w:cs="2  Nazanin"/>
                 <w:noProof/>
                 <w:webHidden/>
               </w:rPr>
@@ -603,12 +606,14 @@
             </w:r>
             <w:r>
               <w:rPr>
+                <w:rFonts w:cs="2  Nazanin"/>
                 <w:noProof/>
                 <w:webHidden/>
               </w:rPr>
             </w:r>
             <w:r>
               <w:rPr>
+                <w:rFonts w:cs="2  Nazanin"/>
                 <w:noProof/>
                 <w:webHidden/>
               </w:rPr>
@@ -616,6 +621,7 @@
             </w:r>
             <w:r>
               <w:rPr>
+                <w:rFonts w:cs="2  Nazanin"/>
                 <w:noProof/>
                 <w:webHidden/>
               </w:rPr>
@@ -623,6 +629,7 @@
             </w:r>
             <w:r>
               <w:rPr>
+                <w:rFonts w:cs="2  Nazanin"/>
                 <w:noProof/>
                 <w:webHidden/>
               </w:rPr>
@@ -634,7 +641,7 @@
           <w:pPr>
             <w:pStyle w:val="TOC1"/>
             <w:rPr>
-              <w:rFonts w:asciiTheme="minorHAnsi" w:eastAsiaTheme="minorEastAsia" w:hAnsiTheme="minorHAnsi" w:cstheme="minorBidi"/>
+              <w:rFonts w:asciiTheme="minorHAnsi" w:eastAsiaTheme="minorEastAsia" w:hAnsiTheme="minorHAnsi" w:cs="2  Nazanin"/>
               <w:noProof/>
               <w:sz w:val="24"/>
               <w:szCs w:val="24"/>
@@ -644,7 +651,7 @@
             <w:r>
               <w:rPr>
                 <w:rStyle w:val="Hyperlink"/>
-                <w:rFonts w:asciiTheme="majorBidi" w:hAnsiTheme="majorBidi"/>
+                <w:rFonts w:asciiTheme="majorBidi" w:hAnsiTheme="majorBidi" w:cs="2  Nazanin"/>
                 <w:noProof/>
                 <w:rtl/>
                 <w:lang w:bidi="fa-IR"/>
@@ -653,6 +660,7 @@
             </w:r>
             <w:r>
               <w:rPr>
+                <w:rFonts w:cs="2  Nazanin"/>
                 <w:noProof/>
                 <w:webHidden/>
               </w:rPr>
@@ -660,6 +668,7 @@
             </w:r>
             <w:r>
               <w:rPr>
+                <w:rFonts w:cs="2  Nazanin"/>
                 <w:noProof/>
                 <w:webHidden/>
               </w:rPr>
@@ -667,6 +676,7 @@
             </w:r>
             <w:r>
               <w:rPr>
+                <w:rFonts w:cs="2  Nazanin"/>
                 <w:noProof/>
                 <w:webHidden/>
               </w:rPr>
@@ -674,12 +684,14 @@
             </w:r>
             <w:r>
               <w:rPr>
+                <w:rFonts w:cs="2  Nazanin"/>
                 <w:noProof/>
                 <w:webHidden/>
               </w:rPr>
             </w:r>
             <w:r>
               <w:rPr>
+                <w:rFonts w:cs="2  Nazanin"/>
                 <w:noProof/>
                 <w:webHidden/>
               </w:rPr>
@@ -687,6 +699,7 @@
             </w:r>
             <w:r>
               <w:rPr>
+                <w:rFonts w:cs="2  Nazanin"/>
                 <w:noProof/>
                 <w:webHidden/>
               </w:rPr>
@@ -694,6 +707,7 @@
             </w:r>
             <w:r>
               <w:rPr>
+                <w:rFonts w:cs="2  Nazanin"/>
                 <w:noProof/>
                 <w:webHidden/>
               </w:rPr>
@@ -705,7 +719,7 @@
           <w:pPr>
             <w:pStyle w:val="TOC1"/>
             <w:rPr>
-              <w:rFonts w:asciiTheme="minorHAnsi" w:eastAsiaTheme="minorEastAsia" w:hAnsiTheme="minorHAnsi" w:cstheme="minorBidi"/>
+              <w:rFonts w:asciiTheme="minorHAnsi" w:eastAsiaTheme="minorEastAsia" w:hAnsiTheme="minorHAnsi" w:cs="2  Nazanin"/>
               <w:noProof/>
               <w:sz w:val="24"/>
               <w:szCs w:val="24"/>
@@ -715,6 +729,7 @@
             <w:r>
               <w:rPr>
                 <w:rStyle w:val="Hyperlink"/>
+                <w:rFonts w:cs="2  Nazanin"/>
                 <w:noProof/>
                 <w:rtl/>
                 <w:lang w:bidi="fa-IR"/>
@@ -723,6 +738,7 @@
             </w:r>
             <w:r>
               <w:rPr>
+                <w:rFonts w:cs="2  Nazanin"/>
                 <w:noProof/>
                 <w:webHidden/>
               </w:rPr>
@@ -730,6 +746,7 @@
             </w:r>
             <w:r>
               <w:rPr>
+                <w:rFonts w:cs="2  Nazanin"/>
                 <w:noProof/>
                 <w:webHidden/>
               </w:rPr>
@@ -737,6 +754,7 @@
             </w:r>
             <w:r>
               <w:rPr>
+                <w:rFonts w:cs="2  Nazanin"/>
                 <w:noProof/>
                 <w:webHidden/>
               </w:rPr>
@@ -744,12 +762,14 @@
             </w:r>
             <w:r>
               <w:rPr>
+                <w:rFonts w:cs="2  Nazanin"/>
                 <w:noProof/>
                 <w:webHidden/>
               </w:rPr>
             </w:r>
             <w:r>
               <w:rPr>
+                <w:rFonts w:cs="2  Nazanin"/>
                 <w:noProof/>
                 <w:webHidden/>
               </w:rPr>
@@ -757,6 +777,7 @@
             </w:r>
             <w:r>
               <w:rPr>
+                <w:rFonts w:cs="2  Nazanin"/>
                 <w:noProof/>
                 <w:webHidden/>
               </w:rPr>
@@ -764,6 +785,7 @@
             </w:r>
             <w:r>
               <w:rPr>
+                <w:rFonts w:cs="2  Nazanin"/>
                 <w:noProof/>
                 <w:webHidden/>
               </w:rPr>
@@ -775,7 +797,7 @@
           <w:pPr>
             <w:pStyle w:val="TOC1"/>
             <w:rPr>
-              <w:rFonts w:asciiTheme="minorHAnsi" w:eastAsiaTheme="minorEastAsia" w:hAnsiTheme="minorHAnsi" w:cstheme="minorBidi"/>
+              <w:rFonts w:asciiTheme="minorHAnsi" w:eastAsiaTheme="minorEastAsia" w:hAnsiTheme="minorHAnsi" w:cs="2  Nazanin"/>
               <w:noProof/>
               <w:sz w:val="24"/>
               <w:szCs w:val="24"/>
@@ -785,6 +807,7 @@
             <w:r>
               <w:rPr>
                 <w:rStyle w:val="Hyperlink"/>
+                <w:rFonts w:cs="2  Nazanin"/>
                 <w:noProof/>
                 <w:rtl/>
                 <w:lang w:bidi="fa-IR"/>
@@ -794,7 +817,7 @@
             <w:r>
               <w:rPr>
                 <w:rStyle w:val="Hyperlink"/>
-                <w:rFonts w:hint="cs"/>
+                <w:rFonts w:cs="2  Nazanin" w:hint="cs"/>
                 <w:noProof/>
                 <w:rtl/>
                 <w:lang w:bidi="fa-IR"/>
@@ -804,6 +827,7 @@
             <w:r>
               <w:rPr>
                 <w:rStyle w:val="Hyperlink"/>
+                <w:rFonts w:cs="2  Nazanin"/>
                 <w:noProof/>
                 <w:rtl/>
                 <w:lang w:bidi="fa-IR"/>
@@ -813,7 +837,7 @@
             <w:r>
               <w:rPr>
                 <w:rStyle w:val="Hyperlink"/>
-                <w:rFonts w:hint="cs"/>
+                <w:rFonts w:cs="2  Nazanin" w:hint="cs"/>
                 <w:noProof/>
                 <w:rtl/>
                 <w:lang w:bidi="fa-IR"/>
@@ -823,7 +847,7 @@
             <w:r>
               <w:rPr>
                 <w:rStyle w:val="Hyperlink"/>
-                <w:rFonts w:hint="eastAsia"/>
+                <w:rFonts w:cs="2  Nazanin" w:hint="eastAsia"/>
                 <w:noProof/>
                 <w:rtl/>
                 <w:lang w:bidi="fa-IR"/>
@@ -832,6 +856,7 @@
             </w:r>
             <w:r>
               <w:rPr>
+                <w:rFonts w:cs="2  Nazanin"/>
                 <w:noProof/>
                 <w:webHidden/>
               </w:rPr>
@@ -839,6 +864,7 @@
             </w:r>
             <w:r>
               <w:rPr>
+                <w:rFonts w:cs="2  Nazanin"/>
                 <w:noProof/>
                 <w:webHidden/>
               </w:rPr>
@@ -846,6 +872,7 @@
             </w:r>
             <w:r>
               <w:rPr>
+                <w:rFonts w:cs="2  Nazanin"/>
                 <w:noProof/>
                 <w:webHidden/>
               </w:rPr>
@@ -853,12 +880,14 @@
             </w:r>
             <w:r>
               <w:rPr>
+                <w:rFonts w:cs="2  Nazanin"/>
                 <w:noProof/>
                 <w:webHidden/>
               </w:rPr>
             </w:r>
             <w:r>
               <w:rPr>
+                <w:rFonts w:cs="2  Nazanin"/>
                 <w:noProof/>
                 <w:webHidden/>
               </w:rPr>
@@ -866,6 +895,7 @@
             </w:r>
             <w:r>
               <w:rPr>
+                <w:rFonts w:cs="2  Nazanin"/>
                 <w:noProof/>
                 <w:webHidden/>
               </w:rPr>
@@ -873,6 +903,7 @@
             </w:r>
             <w:r>
               <w:rPr>
+                <w:rFonts w:cs="2  Nazanin"/>
                 <w:noProof/>
                 <w:webHidden/>
               </w:rPr>
@@ -884,7 +915,7 @@
           <w:pPr>
             <w:pStyle w:val="TOC1"/>
             <w:rPr>
-              <w:rFonts w:asciiTheme="minorHAnsi" w:eastAsiaTheme="minorEastAsia" w:hAnsiTheme="minorHAnsi" w:cstheme="minorBidi"/>
+              <w:rFonts w:asciiTheme="minorHAnsi" w:eastAsiaTheme="minorEastAsia" w:hAnsiTheme="minorHAnsi" w:cs="2  Nazanin"/>
               <w:noProof/>
               <w:sz w:val="24"/>
               <w:szCs w:val="24"/>
@@ -894,6 +925,7 @@
             <w:r>
               <w:rPr>
                 <w:rStyle w:val="Hyperlink"/>
+                <w:rFonts w:cs="2  Nazanin"/>
                 <w:noProof/>
                 <w:rtl/>
                 <w:lang w:bidi="fa-IR"/>
@@ -903,7 +935,7 @@
             <w:r>
               <w:rPr>
                 <w:rStyle w:val="Hyperlink"/>
-                <w:rFonts w:hint="cs"/>
+                <w:rFonts w:cs="2  Nazanin" w:hint="cs"/>
                 <w:noProof/>
                 <w:rtl/>
                 <w:lang w:bidi="fa-IR"/>
@@ -913,7 +945,7 @@
             <w:r>
               <w:rPr>
                 <w:rStyle w:val="Hyperlink"/>
-                <w:rFonts w:hint="eastAsia"/>
+                <w:rFonts w:cs="2  Nazanin" w:hint="eastAsia"/>
                 <w:noProof/>
                 <w:rtl/>
                 <w:lang w:bidi="fa-IR"/>
@@ -923,6 +955,7 @@
             <w:r>
               <w:rPr>
                 <w:rStyle w:val="Hyperlink"/>
+                <w:rFonts w:cs="2  Nazanin"/>
                 <w:noProof/>
                 <w:rtl/>
                 <w:lang w:bidi="fa-IR"/>
@@ -931,6 +964,7 @@
             </w:r>
             <w:r>
               <w:rPr>
+                <w:rFonts w:cs="2  Nazanin"/>
                 <w:noProof/>
                 <w:webHidden/>
               </w:rPr>
@@ -938,6 +972,7 @@
             </w:r>
             <w:r>
               <w:rPr>
+                <w:rFonts w:cs="2  Nazanin"/>
                 <w:noProof/>
                 <w:webHidden/>
               </w:rPr>
@@ -945,6 +980,7 @@
             </w:r>
             <w:r>
               <w:rPr>
+                <w:rFonts w:cs="2  Nazanin"/>
                 <w:noProof/>
                 <w:webHidden/>
               </w:rPr>
@@ -952,12 +988,14 @@
             </w:r>
             <w:r>
               <w:rPr>
+                <w:rFonts w:cs="2  Nazanin"/>
                 <w:noProof/>
                 <w:webHidden/>
               </w:rPr>
             </w:r>
             <w:r>
               <w:rPr>
+                <w:rFonts w:cs="2  Nazanin"/>
                 <w:noProof/>
                 <w:webHidden/>
               </w:rPr>
@@ -965,6 +1003,7 @@
             </w:r>
             <w:r>
               <w:rPr>
+                <w:rFonts w:cs="2  Nazanin"/>
                 <w:noProof/>
                 <w:webHidden/>
               </w:rPr>
@@ -972,6 +1011,7 @@
             </w:r>
             <w:r>
               <w:rPr>
+                <w:rFonts w:cs="2  Nazanin"/>
                 <w:noProof/>
                 <w:webHidden/>
               </w:rPr>
@@ -982,12 +1022,12 @@
         <w:p>
           <w:pPr>
             <w:rPr>
-              <w:rFonts w:asciiTheme="majorBidi" w:hAnsiTheme="majorBidi"/>
+              <w:rFonts w:asciiTheme="majorBidi" w:hAnsiTheme="majorBidi" w:cs="2  Nazanin"/>
             </w:rPr>
           </w:pPr>
           <w:r>
             <w:rPr>
-              <w:rFonts w:asciiTheme="majorBidi" w:hAnsiTheme="majorBidi"/>
+              <w:rFonts w:asciiTheme="majorBidi" w:hAnsiTheme="majorBidi" w:cs="2  Nazanin"/>
             </w:rPr>
             <w:fldChar w:fldCharType="end"/>
           </w:r>
@@ -1001,7 +1041,7 @@
         </w:tabs>
         <w:jc w:val="center"/>
         <w:rPr>
-          <w:rFonts w:asciiTheme="majorBidi" w:hAnsiTheme="majorBidi"/>
+          <w:rFonts w:asciiTheme="majorBidi" w:hAnsiTheme="majorBidi" w:cs="2  Nazanin"/>
           <w:sz w:val="28"/>
           <w:szCs w:val="28"/>
           <w:lang w:bidi="fa-IR"/>
@@ -1014,7 +1054,7 @@
           <w:tab w:val="left" w:pos="7380"/>
         </w:tabs>
         <w:rPr>
-          <w:rFonts w:asciiTheme="majorBidi" w:hAnsiTheme="majorBidi"/>
+          <w:rFonts w:asciiTheme="majorBidi" w:hAnsiTheme="majorBidi" w:cs="2  Nazanin"/>
           <w:sz w:val="28"/>
           <w:szCs w:val="28"/>
           <w:lang w:bidi="fa-IR"/>
@@ -1022,7 +1062,7 @@
       </w:pPr>
       <w:r>
         <w:rPr>
-          <w:rFonts w:asciiTheme="majorBidi" w:hAnsiTheme="majorBidi"/>
+          <w:rFonts w:asciiTheme="majorBidi" w:hAnsiTheme="majorBidi" w:cs="2  Nazanin"/>
           <w:sz w:val="28"/>
           <w:szCs w:val="28"/>
           <w:rtl/>
@@ -1035,13 +1075,13 @@
       <w:pPr>
         <w:pStyle w:val="header1"/>
         <w:rPr>
-          <w:rFonts w:asciiTheme="majorBidi" w:hAnsiTheme="majorBidi"/>
-          <w:rtl/>
-        </w:rPr>
-      </w:pPr>
-      <w:r>
-        <w:rPr>
-          <w:rFonts w:asciiTheme="majorBidi" w:hAnsiTheme="majorBidi"/>
+          <w:rFonts w:asciiTheme="majorBidi" w:hAnsiTheme="majorBidi" w:cs="2  Nazanin"/>
+          <w:rtl/>
+        </w:rPr>
+      </w:pPr>
+      <w:r>
+        <w:rPr>
+          <w:rFonts w:asciiTheme="majorBidi" w:hAnsiTheme="majorBidi" w:cs="2  Nazanin"/>
         </w:rPr>
         <w:br w:type="page"/>
       </w:r>
@@ -1051,14 +1091,14 @@
       <w:pPr>
         <w:pStyle w:val="header1"/>
         <w:rPr>
-          <w:rFonts w:asciiTheme="majorBidi" w:hAnsiTheme="majorBidi"/>
+          <w:rFonts w:asciiTheme="majorBidi" w:hAnsiTheme="majorBidi" w:cs="2  Nazanin"/>
           <w:rtl/>
         </w:rPr>
       </w:pPr>
       <w:bookmarkStart w:id="1" w:name="_Toc217744988"/>
       <w:r>
         <w:rPr>
-          <w:rFonts w:asciiTheme="majorBidi" w:hAnsiTheme="majorBidi" w:hint="cs"/>
+          <w:rFonts w:asciiTheme="majorBidi" w:hAnsiTheme="majorBidi" w:cs="2  Nazanin" w:hint="cs"/>
           <w:rtl/>
         </w:rPr>
         <w:lastRenderedPageBreak/>
@@ -1069,17 +1109,20 @@
     <w:p>
       <w:pPr>
         <w:rPr>
-          <w:lang w:bidi="fa-IR"/>
-        </w:rPr>
-      </w:pPr>
-      <w:r>
-        <w:rPr>
+          <w:rFonts w:cs="2  Nazanin"/>
+          <w:lang w:bidi="fa-IR"/>
+        </w:rPr>
+      </w:pPr>
+      <w:r>
+        <w:rPr>
+          <w:rFonts w:cs="2  Nazanin"/>
           <w:rtl/>
         </w:rPr>
         <w:t>در این پروژه، هدف تخمین حداکثر توان تولید واحدهای گازی نیروگاهی بر اساس شرایط دمایی بوده است. ابتدا داده‌های هواشناسی و عملیاتی جمع‌آوری، پاک‌سازی و یکپارچه‌سازی شدند و زیرساخت‌های لازم برای پردازش و ارزیابی داده‌ها فراهم گردید</w:t>
       </w:r>
       <w:r>
         <w:rPr>
+          <w:rFonts w:cs="2  Nazanin"/>
           <w:lang w:bidi="fa-IR"/>
         </w:rPr>
         <w:t>.</w:t>
@@ -1088,17 +1131,62 @@
     <w:p>
       <w:pPr>
         <w:rPr>
-          <w:lang w:bidi="fa-IR"/>
-        </w:rPr>
-      </w:pPr>
-      <w:r>
-        <w:rPr>
-          <w:rtl/>
-        </w:rPr>
-        <w:t>برای استخراج داده‌های مرتبط با تولید بیشینه، فرآیند گزینش چندمرحله‌ای طراحی شد که شامل فیلتر سلامت واحد، حذف رفتارهای غیرطبیعی تولید، بررسی همبستگی دما و تولید، و شناسایی تغییرات زمانی تابع تولید هر واحد بود. در این راستا، تنها داده‌های متناظر با آخرین تابع تولید معتبر هر واحد مورد استفاده قرار گرفت</w:t>
-      </w:r>
-      <w:r>
-        <w:rPr>
+          <w:rFonts w:cs="2  Nazanin"/>
+          <w:lang w:bidi="fa-IR"/>
+        </w:rPr>
+      </w:pPr>
+      <w:r>
+        <w:rPr>
+          <w:rFonts w:cs="2  Nazanin"/>
+          <w:rtl/>
+        </w:rPr>
+        <w:t>برای استخراج داده‌های مرتبط با تولید بیشینه، ف</w:t>
+      </w:r>
+      <w:r>
+        <w:rPr>
+          <w:rFonts w:cs="2  Nazanin" w:hint="cs"/>
+          <w:rtl/>
+        </w:rPr>
+        <w:t>را</w:t>
+      </w:r>
+      <w:r>
+        <w:rPr>
+          <w:rFonts w:cs="2  Nazanin"/>
+          <w:rtl/>
+        </w:rPr>
+        <w:t>یند گزینش چندمرحله‌ای طراحی شد که شامل فیلتر</w:t>
+      </w:r>
+      <w:r>
+        <w:rPr>
+          <w:rFonts w:cs="2  Nazanin" w:hint="cs"/>
+          <w:rtl/>
+        </w:rPr>
+        <w:t>های</w:t>
+      </w:r>
+      <w:r>
+        <w:rPr>
+          <w:rFonts w:cs="2  Nazanin"/>
+          <w:rtl/>
+        </w:rPr>
+        <w:t xml:space="preserve"> سلامت واحد، </w:t>
+      </w:r>
+      <w:r>
+        <w:rPr>
+          <w:rFonts w:cs="2  Nazanin" w:hint="cs"/>
+          <w:rtl/>
+        </w:rPr>
+        <w:t xml:space="preserve">وضعیت بار شبکه </w:t>
+      </w:r>
+      <w:r>
+        <w:rPr>
+          <w:rFonts w:cs="2  Nazanin"/>
+          <w:rtl/>
+        </w:rPr>
+        <w:t>و شناسایی تغییرات زمانی تابع تولید هر واحد بود. در این راستا، تنها داده‌های متناظر با آخرین تابع تولید معتبر هر واحد مورد استفاده قرار گرفت</w:t>
+      </w:r>
+      <w:r>
+        <w:rPr>
+          <w:rFonts w:cs="2  Nazanin"/>
           <w:lang w:bidi="fa-IR"/>
         </w:rPr>
         <w:t>.</w:t>
@@ -1107,14 +1195,30 @@
     <w:p>
       <w:pPr>
         <w:rPr>
-          <w:lang w:bidi="fa-IR"/>
-        </w:rPr>
-      </w:pPr>
-      <w:r>
-        <w:rPr>
-          <w:rtl/>
-        </w:rPr>
-        <w:t>به‌منظور تمرکز بر تخمین حداکثر تولید، داده‌های پوش بالایی نمودار تولید</w:t>
+          <w:rFonts w:cs="2  Nazanin"/>
+          <w:lang w:bidi="fa-IR"/>
+        </w:rPr>
+      </w:pPr>
+      <w:r>
+        <w:rPr>
+          <w:rFonts w:cs="2  Nazanin"/>
+          <w:rtl/>
+        </w:rPr>
+        <w:t xml:space="preserve">به‌منظور تمرکز بر تخمین حداکثر تولید، </w:t>
+      </w:r>
+      <w:r>
+        <w:rPr>
+          <w:rFonts w:cs="2  Nazanin" w:hint="cs"/>
+          <w:rtl/>
+        </w:rPr>
+        <w:t xml:space="preserve">در گام بعدی، </w:t>
+      </w:r>
+      <w:r>
+        <w:rPr>
+          <w:rFonts w:cs="2  Nazanin"/>
+          <w:rtl/>
+        </w:rPr>
+        <w:t>داده‌های پوش بالایی نمودار تولید</w:t>
       </w:r>
       <w:r>
         <w:rPr>
@@ -1125,38 +1229,42 @@
       </w:r>
       <w:r>
         <w:rPr>
-          <w:rFonts w:hint="cs"/>
+          <w:rFonts w:cs="2  Nazanin" w:hint="cs"/>
           <w:rtl/>
         </w:rPr>
         <w:t>دما</w:t>
       </w:r>
       <w:r>
         <w:rPr>
+          <w:rFonts w:cs="2  Nazanin"/>
           <w:lang w:bidi="fa-IR"/>
         </w:rPr>
         <w:t xml:space="preserve"> (G</w:t>
       </w:r>
       <w:r>
         <w:rPr>
-          <w:rFonts w:ascii="Arial" w:hAnsi="Arial" w:cs="Arial"/>
+          <w:rFonts w:ascii="Arial" w:hAnsi="Arial" w:cs="2  Nazanin"/>
           <w:lang w:bidi="fa-IR"/>
         </w:rPr>
         <w:t>–</w:t>
       </w:r>
       <w:r>
         <w:rPr>
+          <w:rFonts w:cs="2  Nazanin"/>
           <w:lang w:bidi="fa-IR"/>
         </w:rPr>
         <w:t xml:space="preserve">T) </w:t>
       </w:r>
       <w:r>
         <w:rPr>
+          <w:rFonts w:cs="2  Nazanin"/>
           <w:rtl/>
         </w:rPr>
         <w:t>انتخاب شدند. این انتخاب با استفاده از تحلیل صدکی در بازه‌های دمایی انجام شد تا رفتار واقعی بیشینه‌ی تولید مستقل از محدودیت‌های بهره‌برداری روزمره استخراج گردد</w:t>
       </w:r>
       <w:r>
         <w:rPr>
+          <w:rFonts w:cs="2  Nazanin"/>
           <w:lang w:bidi="fa-IR"/>
         </w:rPr>
         <w:t>.</w:t>
@@ -1165,29 +1273,42 @@
     <w:p>
       <w:pPr>
         <w:rPr>
-          <w:lang w:bidi="fa-IR"/>
-        </w:rPr>
-      </w:pPr>
-      <w:r>
-        <w:rPr>
+          <w:rFonts w:cs="2  Nazanin"/>
+          <w:lang w:bidi="fa-IR"/>
+        </w:rPr>
+      </w:pPr>
+      <w:r>
+        <w:rPr>
+          <w:rFonts w:cs="2  Nazanin"/>
           <w:rtl/>
         </w:rPr>
         <w:t>بررسی پوش بالایی نشان داد که رفتار واحدها یکنواخت نیست و در برخی موارد ظرفیت‌های ویژه‌ای در دماهای بالا فعال می‌شود (توربو). بر این اساس، داده‌ها به دو دسته‌ی نرمال و توربو تفکیک شدند و برای هرکدام مدل مناسب در نظر گرفته شد. برای داده‌های نرمال، از رگرسیون</w:t>
       </w:r>
       <w:r>
         <w:rPr>
-          <w:lang w:bidi="fa-IR"/>
-        </w:rPr>
-        <w:t xml:space="preserve"> Quantile </w:t>
-      </w:r>
-      <w:r>
-        <w:rPr>
+          <w:rFonts w:cs="2  Nazanin"/>
+          <w:lang w:bidi="fa-IR"/>
+        </w:rPr>
+        <w:t xml:space="preserve"> Quantile</w:t>
+      </w:r>
+      <w:r>
+        <w:rPr>
+          <w:rFonts w:cs="2  Nazanin" w:hint="cs"/>
+          <w:rtl/>
+          <w:lang w:bidi="fa-IR"/>
+        </w:rPr>
+        <w:t xml:space="preserve"> </w:t>
+      </w:r>
+      <w:r>
+        <w:rPr>
+          <w:rFonts w:cs="2  Nazanin"/>
           <w:rtl/>
         </w:rPr>
         <w:t>(در صورت لزوم به‌صورت خطی شکسته) و برای داده‌های توربو از مدل چندجمله‌ای درجه‌ی دو استفاده گردید</w:t>
       </w:r>
       <w:r>
         <w:rPr>
+          <w:rFonts w:cs="2  Nazanin"/>
           <w:lang w:bidi="fa-IR"/>
         </w:rPr>
         <w:t>.</w:t>
@@ -1196,37 +1317,34 @@
     <w:p>
       <w:pPr>
         <w:rPr>
-          <w:lang w:bidi="fa-IR"/>
-        </w:rPr>
-      </w:pPr>
-      <w:r>
-        <w:rPr>
-          <w:rtl/>
-        </w:rPr>
-        <w:t xml:space="preserve">مدل‌ها به‌صورت مجزا برای هر واحد نیروگاهی آموزش داده شدند و معیار اصلی ارزیابی دقت، </w:t>
-      </w:r>
-      <w:r>
-        <w:rPr>
-          <w:lang w:bidi="fa-IR"/>
-        </w:rPr>
-        <w:t>RMSE</w:t>
-      </w:r>
-      <w:r>
-        <w:rPr>
-          <w:rFonts w:hint="cs"/>
-          <w:rtl/>
-          <w:lang w:bidi="fa-IR"/>
-        </w:rPr>
-        <w:t xml:space="preserve"> </w:t>
-      </w:r>
-      <w:r>
-        <w:rPr>
-          <w:rtl/>
-        </w:rPr>
-        <w:t>بود. نتایج نشان داد که رویکرد پیشنهادی قادر است حداکثر توان تولید واحدهای گازی را به‌صورت پایدار، قابل‌تفسیر و منطبق با رفتار واقعی تجهیزات تخمین بزند</w:t>
-      </w:r>
-      <w:r>
-        <w:rPr>
+          <w:rFonts w:cs="2  Nazanin"/>
+          <w:lang w:bidi="fa-IR"/>
+        </w:rPr>
+      </w:pPr>
+      <w:r>
+        <w:rPr>
+          <w:rFonts w:cs="2  Nazanin"/>
+          <w:rtl/>
+        </w:rPr>
+        <w:t>مدل‌ها به‌صورت مجزا برای هر واحد نیروگاهی آموزش داده شدن</w:t>
+      </w:r>
+      <w:r>
+        <w:rPr>
+          <w:rFonts w:cs="2  Nazanin" w:hint="cs"/>
+          <w:rtl/>
+        </w:rPr>
+        <w:t>د.</w:t>
+      </w:r>
+      <w:r>
+        <w:rPr>
+          <w:rFonts w:cs="2  Nazanin"/>
+          <w:rtl/>
+        </w:rPr>
+        <w:t xml:space="preserve"> نتایج نشان داد که رویکرد پیشنهادی قادر است حداکثر توان تولید واحدهای گازی را به‌صورت پایدار، قابل‌تفسیر و منطبق با رفتار واقعی تجهیزات تخمین بزند</w:t>
+      </w:r>
+      <w:r>
+        <w:rPr>
+          <w:rFonts w:cs="2  Nazanin"/>
           <w:lang w:bidi="fa-IR"/>
         </w:rPr>
         <w:t>.</w:t>
@@ -1237,7 +1355,7 @@
         <w:bidi w:val="0"/>
         <w:jc w:val="left"/>
         <w:rPr>
-          <w:rFonts w:asciiTheme="majorBidi" w:eastAsiaTheme="majorEastAsia" w:hAnsiTheme="majorBidi"/>
+          <w:rFonts w:asciiTheme="majorBidi" w:eastAsiaTheme="majorEastAsia" w:hAnsiTheme="majorBidi" w:cs="2  Nazanin"/>
           <w:b/>
           <w:bCs/>
           <w:color w:val="000000" w:themeColor="text1"/>
@@ -1249,7 +1367,7 @@
       </w:pPr>
       <w:r>
         <w:rPr>
-          <w:rFonts w:asciiTheme="majorBidi" w:hAnsiTheme="majorBidi"/>
+          <w:rFonts w:asciiTheme="majorBidi" w:hAnsiTheme="majorBidi" w:cs="2  Nazanin"/>
           <w:rtl/>
         </w:rPr>
         <w:br w:type="page"/>
@@ -1259,14 +1377,14 @@
       <w:pPr>
         <w:pStyle w:val="header1"/>
         <w:rPr>
-          <w:rFonts w:asciiTheme="majorBidi" w:hAnsiTheme="majorBidi"/>
+          <w:rFonts w:asciiTheme="majorBidi" w:hAnsiTheme="majorBidi" w:cs="2  Nazanin"/>
           <w:rtl/>
         </w:rPr>
       </w:pPr>
       <w:bookmarkStart w:id="2" w:name="_Toc217744989"/>
       <w:r>
         <w:rPr>
-          <w:rFonts w:asciiTheme="majorBidi" w:hAnsiTheme="majorBidi" w:hint="cs"/>
+          <w:rFonts w:asciiTheme="majorBidi" w:hAnsiTheme="majorBidi" w:cs="2  Nazanin" w:hint="cs"/>
           <w:rtl/>
         </w:rPr>
         <w:lastRenderedPageBreak/>
@@ -1277,37 +1395,1036 @@
     <w:p>
       <w:pPr>
         <w:rPr>
-          <w:lang w:bidi="fa-IR"/>
-        </w:rPr>
-      </w:pPr>
-      <w:r>
-        <w:rPr>
-          <w:rtl/>
-        </w:rPr>
-        <w:t>تخمین توان تولید واحدهای نیروگاهی از جمله مسائل کلیدی در مدیریت و برنامه‌ریزی انرژی محسوب می‌شود. اطلاعات دقیق درباره حداکثر ظرفیت تولید هر واحد، امکان بهینه‌سازی بهره‌برداری، کاهش ریسک در برنامه‌ریزی شبکه و پیش‌بینی پیک بار را فراهم می‌کند. با توجه به اهمیت این موضوع، هدف این پروژه ارائه مدلی برای تخمین حداکثر توان تولید واحدهای گازی نیروگاهی بر اساس داده‌های عملیاتی و شرایط محیطی بوده است</w:t>
-      </w:r>
-      <w:r>
-        <w:rPr>
-          <w:lang w:bidi="fa-IR"/>
-        </w:rPr>
-        <w:t>.</w:t>
+          <w:rFonts w:cs="2  Nazanin"/>
+          <w:rtl/>
+        </w:rPr>
+      </w:pPr>
+      <w:r>
+        <w:rPr>
+          <w:rFonts w:cs="2  Nazanin"/>
+          <w:rtl/>
+          <w:lang w:bidi="fa-IR"/>
+        </w:rPr>
+        <w:t>۱</w:t>
+      </w:r>
+      <w:r>
+        <w:rPr>
+          <w:rFonts w:cs="2  Nazanin"/>
+        </w:rPr>
+        <w:t xml:space="preserve">. </w:t>
+      </w:r>
+      <w:r>
+        <w:rPr>
+          <w:rFonts w:cs="2  Nazanin"/>
+          <w:rtl/>
+        </w:rPr>
+        <w:t>شرح دق</w:t>
+      </w:r>
+      <w:r>
+        <w:rPr>
+          <w:rFonts w:cs="2  Nazanin" w:hint="cs"/>
+          <w:rtl/>
+        </w:rPr>
+        <w:t>ی</w:t>
+      </w:r>
+      <w:r>
+        <w:rPr>
+          <w:rFonts w:cs="2  Nazanin" w:hint="eastAsia"/>
+          <w:rtl/>
+        </w:rPr>
+        <w:t>ق</w:t>
+      </w:r>
+      <w:r>
+        <w:rPr>
+          <w:rFonts w:cs="2  Nazanin"/>
+          <w:rtl/>
+        </w:rPr>
+        <w:t xml:space="preserve"> مسئله</w:t>
       </w:r>
     </w:p>
     <w:p>
       <w:pPr>
         <w:rPr>
-          <w:lang w:bidi="fa-IR"/>
-        </w:rPr>
-      </w:pPr>
-      <w:r>
-        <w:rPr>
-          <w:rtl/>
-        </w:rPr>
-        <w:t>در بسیاری از نیروگاه‌ها، داده‌های عملیاتی به‌صورت پراکنده و ناقص ثبت می‌شوند و رابطه بین متغیرهای محیطی مانند دما و تولید به‌صورت ساده قابل استخراج نیست. به همین دلیل، ابتدا داده‌های آب‌وهوایی و عملیاتی جمع‌آوری، پاک‌سازی و یکپارچه‌سازی شدند و زیرساخت‌های لازم برای پردازش، تحلیل و ارزیابی داده‌ها ایجاد گردید</w:t>
-      </w:r>
-      <w:r>
-        <w:rPr>
-          <w:lang w:bidi="fa-IR"/>
+          <w:rFonts w:cs="2  Nazanin"/>
+          <w:rtl/>
+        </w:rPr>
+      </w:pPr>
+      <w:r>
+        <w:rPr>
+          <w:rFonts w:cs="2  Nazanin" w:hint="eastAsia"/>
+          <w:rtl/>
+        </w:rPr>
+        <w:t>تول</w:t>
+      </w:r>
+      <w:r>
+        <w:rPr>
+          <w:rFonts w:cs="2  Nazanin" w:hint="cs"/>
+          <w:rtl/>
+        </w:rPr>
+        <w:t>ی</w:t>
+      </w:r>
+      <w:r>
+        <w:rPr>
+          <w:rFonts w:cs="2  Nazanin" w:hint="eastAsia"/>
+          <w:rtl/>
+        </w:rPr>
+        <w:t>د</w:t>
+      </w:r>
+      <w:r>
+        <w:rPr>
+          <w:rFonts w:cs="2  Nazanin"/>
+          <w:rtl/>
+        </w:rPr>
+        <w:t xml:space="preserve"> برق در ن</w:t>
+      </w:r>
+      <w:r>
+        <w:rPr>
+          <w:rFonts w:cs="2  Nazanin" w:hint="cs"/>
+          <w:rtl/>
+        </w:rPr>
+        <w:t>ی</w:t>
+      </w:r>
+      <w:r>
+        <w:rPr>
+          <w:rFonts w:cs="2  Nazanin" w:hint="eastAsia"/>
+          <w:rtl/>
+        </w:rPr>
+        <w:t>روگاه‌ها</w:t>
+      </w:r>
+      <w:r>
+        <w:rPr>
+          <w:rFonts w:cs="2  Nazanin"/>
+          <w:rtl/>
+        </w:rPr>
+        <w:t xml:space="preserve"> مستلزم مد</w:t>
+      </w:r>
+      <w:r>
+        <w:rPr>
+          <w:rFonts w:cs="2  Nazanin" w:hint="cs"/>
+          <w:rtl/>
+        </w:rPr>
+        <w:t>ی</w:t>
+      </w:r>
+      <w:r>
+        <w:rPr>
+          <w:rFonts w:cs="2  Nazanin" w:hint="eastAsia"/>
+          <w:rtl/>
+        </w:rPr>
+        <w:t>ر</w:t>
+      </w:r>
+      <w:r>
+        <w:rPr>
+          <w:rFonts w:cs="2  Nazanin" w:hint="cs"/>
+          <w:rtl/>
+        </w:rPr>
+        <w:t>ی</w:t>
+      </w:r>
+      <w:r>
+        <w:rPr>
+          <w:rFonts w:cs="2  Nazanin" w:hint="eastAsia"/>
+          <w:rtl/>
+        </w:rPr>
+        <w:t>ت</w:t>
+      </w:r>
+      <w:r>
+        <w:rPr>
+          <w:rFonts w:cs="2  Nazanin"/>
+          <w:rtl/>
+        </w:rPr>
+        <w:t xml:space="preserve"> دق</w:t>
+      </w:r>
+      <w:r>
+        <w:rPr>
+          <w:rFonts w:cs="2  Nazanin" w:hint="cs"/>
+          <w:rtl/>
+        </w:rPr>
+        <w:t>ی</w:t>
+      </w:r>
+      <w:r>
+        <w:rPr>
+          <w:rFonts w:cs="2  Nazanin" w:hint="eastAsia"/>
+          <w:rtl/>
+        </w:rPr>
+        <w:t>ق</w:t>
+      </w:r>
+      <w:r>
+        <w:rPr>
+          <w:rFonts w:cs="2  Nazanin"/>
+          <w:rtl/>
+        </w:rPr>
+        <w:t xml:space="preserve"> ظرف</w:t>
+      </w:r>
+      <w:r>
+        <w:rPr>
+          <w:rFonts w:cs="2  Nazanin" w:hint="cs"/>
+          <w:rtl/>
+        </w:rPr>
+        <w:t>ی</w:t>
+      </w:r>
+      <w:r>
+        <w:rPr>
+          <w:rFonts w:cs="2  Nazanin" w:hint="eastAsia"/>
+          <w:rtl/>
+        </w:rPr>
+        <w:t>ت</w:t>
+      </w:r>
+      <w:r>
+        <w:rPr>
+          <w:rFonts w:cs="2  Nazanin"/>
+          <w:rtl/>
+        </w:rPr>
+        <w:t xml:space="preserve"> واحدها و پ</w:t>
+      </w:r>
+      <w:r>
+        <w:rPr>
+          <w:rFonts w:cs="2  Nazanin" w:hint="cs"/>
+          <w:rtl/>
+        </w:rPr>
+        <w:t>ی</w:t>
+      </w:r>
+      <w:r>
+        <w:rPr>
+          <w:rFonts w:cs="2  Nazanin" w:hint="eastAsia"/>
+          <w:rtl/>
+        </w:rPr>
+        <w:t>ش‌ب</w:t>
+      </w:r>
+      <w:r>
+        <w:rPr>
+          <w:rFonts w:cs="2  Nazanin" w:hint="cs"/>
+          <w:rtl/>
+        </w:rPr>
+        <w:t>ی</w:t>
+      </w:r>
+      <w:r>
+        <w:rPr>
+          <w:rFonts w:cs="2  Nazanin" w:hint="eastAsia"/>
+          <w:rtl/>
+        </w:rPr>
+        <w:t>ن</w:t>
+      </w:r>
+      <w:r>
+        <w:rPr>
+          <w:rFonts w:cs="2  Nazanin" w:hint="cs"/>
+          <w:rtl/>
+        </w:rPr>
+        <w:t>ی</w:t>
+      </w:r>
+      <w:r>
+        <w:rPr>
+          <w:rFonts w:cs="2  Nazanin"/>
+          <w:rtl/>
+        </w:rPr>
+        <w:t xml:space="preserve"> توان تول</w:t>
+      </w:r>
+      <w:r>
+        <w:rPr>
+          <w:rFonts w:cs="2  Nazanin" w:hint="cs"/>
+          <w:rtl/>
+        </w:rPr>
+        <w:t>ی</w:t>
+      </w:r>
+      <w:r>
+        <w:rPr>
+          <w:rFonts w:cs="2  Nazanin" w:hint="eastAsia"/>
+          <w:rtl/>
+        </w:rPr>
+        <w:t>د</w:t>
+      </w:r>
+      <w:r>
+        <w:rPr>
+          <w:rFonts w:cs="2  Nazanin"/>
+          <w:rtl/>
+        </w:rPr>
+        <w:t xml:space="preserve"> آن‌هاست. </w:t>
+      </w:r>
+      <w:r>
+        <w:rPr>
+          <w:rFonts w:cs="2  Nazanin" w:hint="cs"/>
+          <w:rtl/>
+        </w:rPr>
+        <w:t>ی</w:t>
+      </w:r>
+      <w:r>
+        <w:rPr>
+          <w:rFonts w:cs="2  Nazanin" w:hint="eastAsia"/>
+          <w:rtl/>
+        </w:rPr>
+        <w:t>ک</w:t>
+      </w:r>
+      <w:r>
+        <w:rPr>
+          <w:rFonts w:cs="2  Nazanin" w:hint="cs"/>
+          <w:rtl/>
+        </w:rPr>
+        <w:t>ی</w:t>
+      </w:r>
+      <w:r>
+        <w:rPr>
+          <w:rFonts w:cs="2  Nazanin"/>
+          <w:rtl/>
+        </w:rPr>
+        <w:t xml:space="preserve"> از چالش‌ها</w:t>
+      </w:r>
+      <w:r>
+        <w:rPr>
+          <w:rFonts w:cs="2  Nazanin" w:hint="cs"/>
+          <w:rtl/>
+        </w:rPr>
+        <w:t>ی</w:t>
+      </w:r>
+      <w:r>
+        <w:rPr>
+          <w:rFonts w:cs="2  Nazanin"/>
+          <w:rtl/>
+        </w:rPr>
+        <w:t xml:space="preserve"> اصل</w:t>
+      </w:r>
+      <w:r>
+        <w:rPr>
+          <w:rFonts w:cs="2  Nazanin" w:hint="cs"/>
+          <w:rtl/>
+        </w:rPr>
+        <w:t>ی</w:t>
+      </w:r>
+      <w:r>
+        <w:rPr>
+          <w:rFonts w:cs="2  Nazanin"/>
+          <w:rtl/>
+        </w:rPr>
+        <w:t xml:space="preserve"> در ا</w:t>
+      </w:r>
+      <w:r>
+        <w:rPr>
+          <w:rFonts w:cs="2  Nazanin" w:hint="cs"/>
+          <w:rtl/>
+        </w:rPr>
+        <w:t>ی</w:t>
+      </w:r>
+      <w:r>
+        <w:rPr>
+          <w:rFonts w:cs="2  Nazanin" w:hint="eastAsia"/>
+          <w:rtl/>
+        </w:rPr>
+        <w:t>ن</w:t>
+      </w:r>
+      <w:r>
+        <w:rPr>
+          <w:rFonts w:cs="2  Nazanin"/>
+          <w:rtl/>
+        </w:rPr>
+        <w:t xml:space="preserve"> زم</w:t>
+      </w:r>
+      <w:r>
+        <w:rPr>
+          <w:rFonts w:cs="2  Nazanin" w:hint="cs"/>
+          <w:rtl/>
+        </w:rPr>
+        <w:t>ی</w:t>
+      </w:r>
+      <w:r>
+        <w:rPr>
+          <w:rFonts w:cs="2  Nazanin" w:hint="eastAsia"/>
+          <w:rtl/>
+        </w:rPr>
+        <w:t>نه،</w:t>
+      </w:r>
+      <w:r>
+        <w:rPr>
+          <w:rFonts w:cs="2  Nazanin"/>
+          <w:rtl/>
+        </w:rPr>
+        <w:t xml:space="preserve"> تع</w:t>
+      </w:r>
+      <w:r>
+        <w:rPr>
+          <w:rFonts w:cs="2  Nazanin" w:hint="cs"/>
+          <w:rtl/>
+        </w:rPr>
+        <w:t>یی</w:t>
+      </w:r>
+      <w:r>
+        <w:rPr>
+          <w:rFonts w:cs="2  Nazanin" w:hint="eastAsia"/>
+          <w:rtl/>
+        </w:rPr>
+        <w:t>ن</w:t>
+      </w:r>
+      <w:r>
+        <w:rPr>
+          <w:rFonts w:cs="2  Nazanin"/>
+          <w:rtl/>
+        </w:rPr>
+        <w:t xml:space="preserve"> حداکثر توان تول</w:t>
+      </w:r>
+      <w:r>
+        <w:rPr>
+          <w:rFonts w:cs="2  Nazanin" w:hint="cs"/>
+          <w:rtl/>
+        </w:rPr>
+        <w:t>ی</w:t>
+      </w:r>
+      <w:r>
+        <w:rPr>
+          <w:rFonts w:cs="2  Nazanin" w:hint="eastAsia"/>
+          <w:rtl/>
+        </w:rPr>
+        <w:t>د</w:t>
+      </w:r>
+      <w:r>
+        <w:rPr>
+          <w:rFonts w:cs="2  Nazanin"/>
+          <w:rtl/>
+        </w:rPr>
+        <w:t xml:space="preserve"> هر واحد گاز</w:t>
+      </w:r>
+      <w:r>
+        <w:rPr>
+          <w:rFonts w:cs="2  Nazanin" w:hint="cs"/>
+          <w:rtl/>
+        </w:rPr>
+        <w:t>ی</w:t>
+      </w:r>
+      <w:r>
+        <w:rPr>
+          <w:rFonts w:cs="2  Nazanin"/>
+          <w:rtl/>
+        </w:rPr>
+        <w:t xml:space="preserve"> بر اساس شرا</w:t>
+      </w:r>
+      <w:r>
+        <w:rPr>
+          <w:rFonts w:cs="2  Nazanin" w:hint="cs"/>
+          <w:rtl/>
+        </w:rPr>
+        <w:t>ی</w:t>
+      </w:r>
+      <w:r>
+        <w:rPr>
+          <w:rFonts w:cs="2  Nazanin" w:hint="eastAsia"/>
+          <w:rtl/>
+        </w:rPr>
+        <w:t>ط</w:t>
+      </w:r>
+      <w:r>
+        <w:rPr>
+          <w:rFonts w:cs="2  Nazanin"/>
+          <w:rtl/>
+        </w:rPr>
+        <w:t xml:space="preserve"> مح</w:t>
+      </w:r>
+      <w:r>
+        <w:rPr>
+          <w:rFonts w:cs="2  Nazanin" w:hint="cs"/>
+          <w:rtl/>
+        </w:rPr>
+        <w:t>ی</w:t>
+      </w:r>
+      <w:r>
+        <w:rPr>
+          <w:rFonts w:cs="2  Nazanin" w:hint="eastAsia"/>
+          <w:rtl/>
+        </w:rPr>
+        <w:t>ط</w:t>
+      </w:r>
+      <w:r>
+        <w:rPr>
+          <w:rFonts w:cs="2  Nazanin" w:hint="cs"/>
+          <w:rtl/>
+        </w:rPr>
+        <w:t>ی</w:t>
+      </w:r>
+      <w:r>
+        <w:rPr>
+          <w:rFonts w:cs="2  Nazanin"/>
+          <w:rtl/>
+        </w:rPr>
+        <w:t xml:space="preserve"> و داده‌ها</w:t>
+      </w:r>
+      <w:r>
+        <w:rPr>
+          <w:rFonts w:cs="2  Nazanin" w:hint="cs"/>
+          <w:rtl/>
+        </w:rPr>
+        <w:t>ی</w:t>
+      </w:r>
+      <w:r>
+        <w:rPr>
+          <w:rFonts w:cs="2  Nazanin"/>
+          <w:rtl/>
+        </w:rPr>
+        <w:t xml:space="preserve"> عمل</w:t>
+      </w:r>
+      <w:r>
+        <w:rPr>
+          <w:rFonts w:cs="2  Nazanin" w:hint="cs"/>
+          <w:rtl/>
+        </w:rPr>
+        <w:t>ی</w:t>
+      </w:r>
+      <w:r>
+        <w:rPr>
+          <w:rFonts w:cs="2  Nazanin" w:hint="eastAsia"/>
+          <w:rtl/>
+        </w:rPr>
+        <w:t>ات</w:t>
+      </w:r>
+      <w:r>
+        <w:rPr>
+          <w:rFonts w:cs="2  Nazanin" w:hint="cs"/>
+          <w:rtl/>
+        </w:rPr>
+        <w:t>ی</w:t>
+      </w:r>
+      <w:r>
+        <w:rPr>
+          <w:rFonts w:cs="2  Nazanin"/>
+          <w:rtl/>
+        </w:rPr>
+        <w:t xml:space="preserve"> است. رفتار تول</w:t>
+      </w:r>
+      <w:r>
+        <w:rPr>
+          <w:rFonts w:cs="2  Nazanin" w:hint="cs"/>
+          <w:rtl/>
+        </w:rPr>
+        <w:t>ی</w:t>
+      </w:r>
+      <w:r>
+        <w:rPr>
+          <w:rFonts w:cs="2  Nazanin" w:hint="eastAsia"/>
+          <w:rtl/>
+        </w:rPr>
+        <w:t>د</w:t>
+      </w:r>
+      <w:r>
+        <w:rPr>
+          <w:rFonts w:cs="2  Nazanin"/>
+          <w:rtl/>
+        </w:rPr>
+        <w:t xml:space="preserve"> در واحدها</w:t>
+      </w:r>
+      <w:r>
+        <w:rPr>
+          <w:rFonts w:cs="2  Nazanin" w:hint="cs"/>
+          <w:rtl/>
+        </w:rPr>
+        <w:t>ی</w:t>
+      </w:r>
+      <w:r>
+        <w:rPr>
+          <w:rFonts w:cs="2  Nazanin"/>
+          <w:rtl/>
+        </w:rPr>
+        <w:t xml:space="preserve"> مختلف، تحت تأث</w:t>
+      </w:r>
+      <w:r>
+        <w:rPr>
+          <w:rFonts w:cs="2  Nazanin" w:hint="cs"/>
+          <w:rtl/>
+        </w:rPr>
+        <w:t>ی</w:t>
+      </w:r>
+      <w:r>
+        <w:rPr>
+          <w:rFonts w:cs="2  Nazanin" w:hint="eastAsia"/>
+          <w:rtl/>
+        </w:rPr>
+        <w:t>ر</w:t>
+      </w:r>
+      <w:r>
+        <w:rPr>
+          <w:rFonts w:cs="2  Nazanin"/>
+          <w:rtl/>
+        </w:rPr>
+        <w:t xml:space="preserve"> عوامل مح</w:t>
+      </w:r>
+      <w:r>
+        <w:rPr>
+          <w:rFonts w:cs="2  Nazanin" w:hint="cs"/>
+          <w:rtl/>
+        </w:rPr>
+        <w:t>ی</w:t>
+      </w:r>
+      <w:r>
+        <w:rPr>
+          <w:rFonts w:cs="2  Nazanin" w:hint="eastAsia"/>
+          <w:rtl/>
+        </w:rPr>
+        <w:t>ط</w:t>
+      </w:r>
+      <w:r>
+        <w:rPr>
+          <w:rFonts w:cs="2  Nazanin" w:hint="cs"/>
+          <w:rtl/>
+        </w:rPr>
+        <w:t>ی</w:t>
+      </w:r>
+      <w:r>
+        <w:rPr>
+          <w:rFonts w:cs="2  Nazanin"/>
+          <w:rtl/>
+        </w:rPr>
+        <w:t xml:space="preserve"> م</w:t>
+      </w:r>
+      <w:r>
+        <w:rPr>
+          <w:rFonts w:cs="2  Nazanin" w:hint="eastAsia"/>
+          <w:rtl/>
+        </w:rPr>
+        <w:t>انند</w:t>
+      </w:r>
+      <w:r>
+        <w:rPr>
+          <w:rFonts w:cs="2  Nazanin"/>
+          <w:rtl/>
+        </w:rPr>
+        <w:t xml:space="preserve"> دما و شرا</w:t>
+      </w:r>
+      <w:r>
+        <w:rPr>
+          <w:rFonts w:cs="2  Nazanin" w:hint="cs"/>
+          <w:rtl/>
+        </w:rPr>
+        <w:t>ی</w:t>
+      </w:r>
+      <w:r>
+        <w:rPr>
+          <w:rFonts w:cs="2  Nazanin" w:hint="eastAsia"/>
+          <w:rtl/>
+        </w:rPr>
+        <w:t>ط</w:t>
+      </w:r>
+      <w:r>
+        <w:rPr>
+          <w:rFonts w:cs="2  Nazanin"/>
+          <w:rtl/>
+        </w:rPr>
+        <w:t xml:space="preserve"> عمل</w:t>
+      </w:r>
+      <w:r>
+        <w:rPr>
+          <w:rFonts w:cs="2  Nazanin" w:hint="cs"/>
+          <w:rtl/>
+        </w:rPr>
+        <w:t>ی</w:t>
+      </w:r>
+      <w:r>
+        <w:rPr>
+          <w:rFonts w:cs="2  Nazanin" w:hint="eastAsia"/>
+          <w:rtl/>
+        </w:rPr>
+        <w:t>ات</w:t>
+      </w:r>
+      <w:r>
+        <w:rPr>
+          <w:rFonts w:cs="2  Nazanin" w:hint="cs"/>
+          <w:rtl/>
+        </w:rPr>
+        <w:t>ی</w:t>
+      </w:r>
+      <w:r>
+        <w:rPr>
+          <w:rFonts w:cs="2  Nazanin"/>
+          <w:rtl/>
+        </w:rPr>
+        <w:t xml:space="preserve"> متفاوت است و تابع تول</w:t>
+      </w:r>
+      <w:r>
+        <w:rPr>
+          <w:rFonts w:cs="2  Nazanin" w:hint="cs"/>
+          <w:rtl/>
+        </w:rPr>
+        <w:t>ی</w:t>
+      </w:r>
+      <w:r>
+        <w:rPr>
+          <w:rFonts w:cs="2  Nazanin" w:hint="eastAsia"/>
+          <w:rtl/>
+        </w:rPr>
+        <w:t>د</w:t>
+      </w:r>
+      <w:r>
+        <w:rPr>
+          <w:rFonts w:cs="2  Nazanin"/>
+          <w:rtl/>
+        </w:rPr>
+        <w:t xml:space="preserve"> هر واحد م</w:t>
+      </w:r>
+      <w:r>
+        <w:rPr>
+          <w:rFonts w:cs="2  Nazanin" w:hint="cs"/>
+          <w:rtl/>
+        </w:rPr>
+        <w:t>ی‌</w:t>
+      </w:r>
+      <w:r>
+        <w:rPr>
+          <w:rFonts w:cs="2  Nazanin" w:hint="eastAsia"/>
+          <w:rtl/>
+        </w:rPr>
+        <w:t>تواند</w:t>
+      </w:r>
+      <w:r>
+        <w:rPr>
+          <w:rFonts w:cs="2  Nazanin"/>
+          <w:rtl/>
+        </w:rPr>
+        <w:t xml:space="preserve"> در طول زمان تغ</w:t>
+      </w:r>
+      <w:r>
+        <w:rPr>
+          <w:rFonts w:cs="2  Nazanin" w:hint="cs"/>
+          <w:rtl/>
+        </w:rPr>
+        <w:t>یی</w:t>
+      </w:r>
+      <w:r>
+        <w:rPr>
+          <w:rFonts w:cs="2  Nazanin" w:hint="eastAsia"/>
+          <w:rtl/>
+        </w:rPr>
+        <w:t>ر</w:t>
+      </w:r>
+      <w:r>
+        <w:rPr>
+          <w:rFonts w:cs="2  Nazanin"/>
+          <w:rtl/>
+        </w:rPr>
+        <w:t xml:space="preserve"> کند. ا</w:t>
+      </w:r>
+      <w:r>
+        <w:rPr>
+          <w:rFonts w:cs="2  Nazanin" w:hint="cs"/>
+          <w:rtl/>
+        </w:rPr>
+        <w:t>ی</w:t>
+      </w:r>
+      <w:r>
+        <w:rPr>
+          <w:rFonts w:cs="2  Nazanin" w:hint="eastAsia"/>
+          <w:rtl/>
+        </w:rPr>
+        <w:t>ن</w:t>
+      </w:r>
+      <w:r>
+        <w:rPr>
+          <w:rFonts w:cs="2  Nazanin"/>
+          <w:rtl/>
+        </w:rPr>
+        <w:t xml:space="preserve"> پ</w:t>
+      </w:r>
+      <w:r>
+        <w:rPr>
+          <w:rFonts w:cs="2  Nazanin" w:hint="cs"/>
+          <w:rtl/>
+        </w:rPr>
+        <w:t>ی</w:t>
+      </w:r>
+      <w:r>
+        <w:rPr>
+          <w:rFonts w:cs="2  Nazanin" w:hint="eastAsia"/>
+          <w:rtl/>
+        </w:rPr>
+        <w:t>چ</w:t>
+      </w:r>
+      <w:r>
+        <w:rPr>
+          <w:rFonts w:cs="2  Nazanin" w:hint="cs"/>
+          <w:rtl/>
+        </w:rPr>
+        <w:t>ی</w:t>
+      </w:r>
+      <w:r>
+        <w:rPr>
+          <w:rFonts w:cs="2  Nazanin" w:hint="eastAsia"/>
+          <w:rtl/>
+        </w:rPr>
+        <w:t>دگ</w:t>
+      </w:r>
+      <w:r>
+        <w:rPr>
+          <w:rFonts w:cs="2  Nazanin" w:hint="cs"/>
+          <w:rtl/>
+        </w:rPr>
+        <w:t>ی‌</w:t>
+      </w:r>
+      <w:r>
+        <w:rPr>
+          <w:rFonts w:cs="2  Nazanin" w:hint="eastAsia"/>
+          <w:rtl/>
+        </w:rPr>
+        <w:t>ها</w:t>
+      </w:r>
+      <w:r>
+        <w:rPr>
+          <w:rFonts w:cs="2  Nazanin"/>
+          <w:rtl/>
+        </w:rPr>
+        <w:t xml:space="preserve"> موجب م</w:t>
+      </w:r>
+      <w:r>
+        <w:rPr>
+          <w:rFonts w:cs="2  Nazanin" w:hint="cs"/>
+          <w:rtl/>
+        </w:rPr>
+        <w:t>ی‌</w:t>
+      </w:r>
+      <w:r>
+        <w:rPr>
+          <w:rFonts w:cs="2  Nazanin" w:hint="eastAsia"/>
+          <w:rtl/>
+        </w:rPr>
+        <w:t>شوند</w:t>
+      </w:r>
+      <w:r>
+        <w:rPr>
+          <w:rFonts w:cs="2  Nazanin"/>
+          <w:rtl/>
+        </w:rPr>
+        <w:t xml:space="preserve"> پ</w:t>
+      </w:r>
+      <w:r>
+        <w:rPr>
+          <w:rFonts w:cs="2  Nazanin" w:hint="cs"/>
+          <w:rtl/>
+        </w:rPr>
+        <w:t>ی</w:t>
+      </w:r>
+      <w:r>
+        <w:rPr>
+          <w:rFonts w:cs="2  Nazanin" w:hint="eastAsia"/>
+          <w:rtl/>
+        </w:rPr>
+        <w:t>ش‌ب</w:t>
+      </w:r>
+      <w:r>
+        <w:rPr>
+          <w:rFonts w:cs="2  Nazanin" w:hint="cs"/>
+          <w:rtl/>
+        </w:rPr>
+        <w:t>ی</w:t>
+      </w:r>
+      <w:r>
+        <w:rPr>
+          <w:rFonts w:cs="2  Nazanin" w:hint="eastAsia"/>
+          <w:rtl/>
+        </w:rPr>
+        <w:t>ن</w:t>
+      </w:r>
+      <w:r>
+        <w:rPr>
+          <w:rFonts w:cs="2  Nazanin" w:hint="cs"/>
+          <w:rtl/>
+        </w:rPr>
+        <w:t>ی</w:t>
+      </w:r>
+      <w:r>
+        <w:rPr>
+          <w:rFonts w:cs="2  Nazanin"/>
+          <w:rtl/>
+        </w:rPr>
+        <w:t xml:space="preserve"> دق</w:t>
+      </w:r>
+      <w:r>
+        <w:rPr>
+          <w:rFonts w:cs="2  Nazanin" w:hint="cs"/>
+          <w:rtl/>
+        </w:rPr>
+        <w:t>ی</w:t>
+      </w:r>
+      <w:r>
+        <w:rPr>
+          <w:rFonts w:cs="2  Nazanin" w:hint="eastAsia"/>
+          <w:rtl/>
+        </w:rPr>
+        <w:t>ق</w:t>
+      </w:r>
+      <w:r>
+        <w:rPr>
+          <w:rFonts w:cs="2  Nazanin"/>
+          <w:rtl/>
+        </w:rPr>
+        <w:t xml:space="preserve"> توان تول</w:t>
+      </w:r>
+      <w:r>
+        <w:rPr>
+          <w:rFonts w:cs="2  Nazanin" w:hint="cs"/>
+          <w:rtl/>
+        </w:rPr>
+        <w:t>ی</w:t>
+      </w:r>
+      <w:r>
+        <w:rPr>
+          <w:rFonts w:cs="2  Nazanin" w:hint="eastAsia"/>
+          <w:rtl/>
+        </w:rPr>
+        <w:t>د</w:t>
+      </w:r>
+      <w:r>
+        <w:rPr>
+          <w:rFonts w:cs="2  Nazanin"/>
+          <w:rtl/>
+        </w:rPr>
+        <w:t xml:space="preserve"> ب</w:t>
+      </w:r>
+      <w:r>
+        <w:rPr>
+          <w:rFonts w:cs="2  Nazanin" w:hint="cs"/>
+          <w:rtl/>
+        </w:rPr>
+        <w:t>ی</w:t>
+      </w:r>
+      <w:r>
+        <w:rPr>
+          <w:rFonts w:cs="2  Nazanin" w:hint="eastAsia"/>
+          <w:rtl/>
+        </w:rPr>
+        <w:t>ش</w:t>
+      </w:r>
+      <w:r>
+        <w:rPr>
+          <w:rFonts w:cs="2  Nazanin" w:hint="cs"/>
+          <w:rtl/>
+        </w:rPr>
+        <w:t>ی</w:t>
+      </w:r>
+      <w:r>
+        <w:rPr>
+          <w:rFonts w:cs="2  Nazanin" w:hint="eastAsia"/>
+          <w:rtl/>
+        </w:rPr>
+        <w:t>نه</w:t>
+      </w:r>
+      <w:r>
+        <w:rPr>
+          <w:rFonts w:cs="2  Nazanin"/>
+          <w:rtl/>
+        </w:rPr>
+        <w:t xml:space="preserve"> ن</w:t>
+      </w:r>
+      <w:r>
+        <w:rPr>
+          <w:rFonts w:cs="2  Nazanin" w:hint="cs"/>
+          <w:rtl/>
+        </w:rPr>
+        <w:t>ی</w:t>
+      </w:r>
+      <w:r>
+        <w:rPr>
+          <w:rFonts w:cs="2  Nazanin" w:hint="eastAsia"/>
+          <w:rtl/>
+        </w:rPr>
+        <w:t>ازمند</w:t>
+      </w:r>
+      <w:r>
+        <w:rPr>
+          <w:rFonts w:cs="2  Nazanin"/>
+          <w:rtl/>
+        </w:rPr>
+        <w:t xml:space="preserve"> تحل</w:t>
+      </w:r>
+      <w:r>
+        <w:rPr>
+          <w:rFonts w:cs="2  Nazanin" w:hint="cs"/>
+          <w:rtl/>
+        </w:rPr>
+        <w:t>ی</w:t>
+      </w:r>
+      <w:r>
+        <w:rPr>
+          <w:rFonts w:cs="2  Nazanin" w:hint="eastAsia"/>
+          <w:rtl/>
+        </w:rPr>
+        <w:t>ل</w:t>
+      </w:r>
+      <w:r>
+        <w:rPr>
+          <w:rFonts w:cs="2  Nazanin"/>
+          <w:rtl/>
+        </w:rPr>
+        <w:t xml:space="preserve"> داده‌ها</w:t>
+      </w:r>
+      <w:r>
+        <w:rPr>
+          <w:rFonts w:cs="2  Nazanin" w:hint="cs"/>
+          <w:rtl/>
+        </w:rPr>
+        <w:t>ی</w:t>
+      </w:r>
+      <w:r>
+        <w:rPr>
+          <w:rFonts w:cs="2  Nazanin"/>
+          <w:rtl/>
+        </w:rPr>
+        <w:t xml:space="preserve"> تار</w:t>
+      </w:r>
+      <w:r>
+        <w:rPr>
+          <w:rFonts w:cs="2  Nazanin" w:hint="cs"/>
+          <w:rtl/>
+        </w:rPr>
+        <w:t>ی</w:t>
+      </w:r>
+      <w:r>
+        <w:rPr>
+          <w:rFonts w:cs="2  Nazanin" w:hint="eastAsia"/>
+          <w:rtl/>
+        </w:rPr>
+        <w:t>خ</w:t>
+      </w:r>
+      <w:r>
+        <w:rPr>
+          <w:rFonts w:cs="2  Nazanin" w:hint="cs"/>
+          <w:rtl/>
+        </w:rPr>
+        <w:t>ی</w:t>
+      </w:r>
+      <w:r>
+        <w:rPr>
+          <w:rFonts w:cs="2  Nazanin"/>
+          <w:rtl/>
+        </w:rPr>
+        <w:t xml:space="preserve"> و انتخاب مناسب و</w:t>
+      </w:r>
+      <w:r>
+        <w:rPr>
+          <w:rFonts w:cs="2  Nazanin" w:hint="cs"/>
+          <w:rtl/>
+        </w:rPr>
+        <w:t>ی</w:t>
+      </w:r>
+      <w:r>
+        <w:rPr>
+          <w:rFonts w:cs="2  Nazanin" w:hint="eastAsia"/>
+          <w:rtl/>
+        </w:rPr>
+        <w:t>ژگ</w:t>
+      </w:r>
+      <w:r>
+        <w:rPr>
+          <w:rFonts w:cs="2  Nazanin" w:hint="cs"/>
+          <w:rtl/>
+        </w:rPr>
+        <w:t>ی‌</w:t>
+      </w:r>
+      <w:r>
+        <w:rPr>
+          <w:rFonts w:cs="2  Nazanin" w:hint="eastAsia"/>
+          <w:rtl/>
+        </w:rPr>
+        <w:t>ها</w:t>
+      </w:r>
+      <w:r>
+        <w:rPr>
+          <w:rFonts w:cs="2  Nazanin"/>
+          <w:rtl/>
+        </w:rPr>
+        <w:t xml:space="preserve"> باشد</w:t>
+      </w:r>
+      <w:r>
+        <w:rPr>
+          <w:rFonts w:cs="2  Nazanin"/>
         </w:rPr>
         <w:t>.</w:t>
       </w:r>
@@ -1315,437 +2432,2337 @@
     <w:p>
       <w:pPr>
         <w:rPr>
-          <w:lang w:bidi="fa-IR"/>
-        </w:rPr>
-      </w:pPr>
-      <w:r>
-        <w:rPr>
-          <w:rtl/>
-        </w:rPr>
-        <w:t>با توجه به پیچیدگی رفتار واحدها و تغییرات تابع تولید در طول زمان، داده‌ها با دقت گزینش شدند تا تنها اطلاعات متناظر با آخرین تابع تولید معتبر هر واحد مورد استفاده قرار گیرد. سپس، پوش بالایی نمودار تولید</w:t>
-      </w:r>
-      <w:r>
-        <w:rPr>
-          <w:rFonts w:ascii="Arial" w:hAnsi="Arial" w:cs="Arial" w:hint="cs"/>
-          <w:rtl/>
-        </w:rPr>
-        <w:t>–</w:t>
-      </w:r>
-      <w:r>
-        <w:rPr>
-          <w:rFonts w:hint="cs"/>
-          <w:rtl/>
-        </w:rPr>
-        <w:t>دما</w:t>
-      </w:r>
-      <w:r>
-        <w:rPr>
-          <w:rtl/>
-        </w:rPr>
-        <w:t xml:space="preserve"> </w:t>
-      </w:r>
-      <w:r>
-        <w:rPr>
-          <w:rFonts w:hint="cs"/>
-          <w:rtl/>
-        </w:rPr>
-        <w:t>برای</w:t>
-      </w:r>
-      <w:r>
-        <w:rPr>
-          <w:rtl/>
-        </w:rPr>
-        <w:t xml:space="preserve"> </w:t>
-      </w:r>
-      <w:r>
-        <w:rPr>
-          <w:rFonts w:hint="cs"/>
-          <w:rtl/>
-        </w:rPr>
-        <w:t>استخراج</w:t>
-      </w:r>
-      <w:r>
-        <w:rPr>
-          <w:rtl/>
-        </w:rPr>
-        <w:t xml:space="preserve"> </w:t>
-      </w:r>
-      <w:r>
-        <w:rPr>
-          <w:rFonts w:hint="cs"/>
-          <w:rtl/>
-        </w:rPr>
-        <w:t>داده‌های</w:t>
-      </w:r>
-      <w:r>
-        <w:rPr>
-          <w:rtl/>
-        </w:rPr>
-        <w:t xml:space="preserve"> </w:t>
-      </w:r>
-      <w:r>
-        <w:rPr>
-          <w:rFonts w:hint="cs"/>
-          <w:rtl/>
-        </w:rPr>
-        <w:t>بیشینه</w:t>
-      </w:r>
-      <w:r>
-        <w:rPr>
-          <w:rtl/>
-        </w:rPr>
-        <w:t xml:space="preserve"> </w:t>
-      </w:r>
-      <w:r>
-        <w:rPr>
-          <w:rFonts w:hint="cs"/>
-          <w:rtl/>
-        </w:rPr>
-        <w:t>شناسایی</w:t>
-      </w:r>
-      <w:r>
-        <w:rPr>
-          <w:rtl/>
-        </w:rPr>
-        <w:t xml:space="preserve"> </w:t>
-      </w:r>
-      <w:r>
-        <w:rPr>
-          <w:rFonts w:hint="cs"/>
-          <w:rtl/>
-        </w:rPr>
-        <w:t>شد</w:t>
-      </w:r>
-      <w:r>
-        <w:rPr>
-          <w:rtl/>
+          <w:rFonts w:cs="2  Nazanin"/>
+          <w:rtl/>
+        </w:rPr>
+      </w:pPr>
+      <w:r>
+        <w:rPr>
+          <w:rFonts w:cs="2  Nazanin"/>
+          <w:rtl/>
+          <w:lang w:bidi="fa-IR"/>
+        </w:rPr>
+        <w:t>۲</w:t>
+      </w:r>
+      <w:r>
+        <w:rPr>
+          <w:rFonts w:cs="2  Nazanin"/>
         </w:rPr>
         <w:t xml:space="preserve">. </w:t>
       </w:r>
       <w:r>
         <w:rPr>
-          <w:rFonts w:hint="cs"/>
-          <w:rtl/>
-        </w:rPr>
-        <w:t>داده‌ها</w:t>
-      </w:r>
-      <w:r>
-        <w:rPr>
-          <w:rtl/>
-        </w:rPr>
-        <w:t xml:space="preserve"> </w:t>
-      </w:r>
-      <w:r>
-        <w:rPr>
-          <w:rFonts w:hint="cs"/>
-          <w:rtl/>
-        </w:rPr>
-        <w:t>بر</w:t>
-      </w:r>
-      <w:r>
-        <w:rPr>
-          <w:rtl/>
-        </w:rPr>
-        <w:t xml:space="preserve"> </w:t>
-      </w:r>
-      <w:r>
-        <w:rPr>
-          <w:rFonts w:hint="cs"/>
-          <w:rtl/>
-        </w:rPr>
-        <w:t>اساس</w:t>
-      </w:r>
-      <w:r>
-        <w:rPr>
-          <w:rtl/>
-        </w:rPr>
-        <w:t xml:space="preserve"> </w:t>
-      </w:r>
-      <w:r>
-        <w:rPr>
-          <w:rFonts w:hint="cs"/>
-          <w:rtl/>
-        </w:rPr>
-        <w:t>ویژگی‌های</w:t>
-      </w:r>
-      <w:r>
-        <w:rPr>
-          <w:rtl/>
-        </w:rPr>
-        <w:t xml:space="preserve"> </w:t>
-      </w:r>
-      <w:r>
-        <w:rPr>
-          <w:rFonts w:hint="cs"/>
-          <w:rtl/>
-        </w:rPr>
-        <w:t>تولید</w:t>
-      </w:r>
-      <w:r>
-        <w:rPr>
-          <w:rtl/>
-        </w:rPr>
-        <w:t xml:space="preserve"> </w:t>
-      </w:r>
-      <w:r>
-        <w:rPr>
-          <w:rFonts w:hint="cs"/>
-          <w:rtl/>
-        </w:rPr>
-        <w:t>نرمال</w:t>
-      </w:r>
-      <w:r>
-        <w:rPr>
-          <w:rtl/>
-        </w:rPr>
-        <w:t xml:space="preserve"> </w:t>
-      </w:r>
-      <w:r>
-        <w:rPr>
-          <w:rFonts w:hint="cs"/>
-          <w:rtl/>
-        </w:rPr>
-        <w:t>و</w:t>
-      </w:r>
-      <w:r>
-        <w:rPr>
-          <w:rtl/>
-        </w:rPr>
-        <w:t xml:space="preserve"> </w:t>
-      </w:r>
-      <w:r>
-        <w:rPr>
-          <w:rFonts w:hint="cs"/>
-          <w:rtl/>
-        </w:rPr>
-        <w:t>ظرفیت‌های</w:t>
-      </w:r>
-      <w:r>
-        <w:rPr>
-          <w:rtl/>
-        </w:rPr>
-        <w:t xml:space="preserve"> </w:t>
-      </w:r>
-      <w:r>
-        <w:rPr>
-          <w:rFonts w:hint="cs"/>
-          <w:rtl/>
-        </w:rPr>
-        <w:t>ویژه</w:t>
-      </w:r>
-      <w:r>
-        <w:rPr>
-          <w:rtl/>
-        </w:rPr>
-        <w:t xml:space="preserve"> (</w:t>
-      </w:r>
-      <w:r>
-        <w:rPr>
-          <w:rFonts w:hint="cs"/>
-          <w:rtl/>
-        </w:rPr>
-        <w:t>توربو</w:t>
-      </w:r>
-      <w:r>
-        <w:rPr>
-          <w:rtl/>
-        </w:rPr>
-        <w:t xml:space="preserve">) </w:t>
-      </w:r>
-      <w:r>
-        <w:rPr>
-          <w:rFonts w:hint="cs"/>
-          <w:rtl/>
-        </w:rPr>
-        <w:t>تفکیک</w:t>
-      </w:r>
-      <w:r>
-        <w:rPr>
-          <w:rtl/>
-        </w:rPr>
-        <w:t xml:space="preserve"> </w:t>
-      </w:r>
-      <w:r>
-        <w:rPr>
-          <w:rFonts w:hint="cs"/>
-          <w:rtl/>
-        </w:rPr>
-        <w:t>شدند</w:t>
-      </w:r>
-      <w:r>
-        <w:rPr>
-          <w:rtl/>
-        </w:rPr>
-        <w:t xml:space="preserve"> </w:t>
-      </w:r>
-      <w:r>
-        <w:rPr>
-          <w:rFonts w:hint="cs"/>
-          <w:rtl/>
-        </w:rPr>
-        <w:t>و</w:t>
-      </w:r>
-      <w:r>
-        <w:rPr>
-          <w:rtl/>
-        </w:rPr>
-        <w:t xml:space="preserve"> </w:t>
-      </w:r>
-      <w:r>
-        <w:rPr>
-          <w:rFonts w:hint="cs"/>
-          <w:rtl/>
-        </w:rPr>
-        <w:t>برای</w:t>
-      </w:r>
-      <w:r>
-        <w:rPr>
-          <w:rtl/>
-        </w:rPr>
-        <w:t xml:space="preserve"> </w:t>
-      </w:r>
-      <w:r>
-        <w:rPr>
-          <w:rFonts w:hint="cs"/>
-          <w:rtl/>
-        </w:rPr>
-        <w:t>هر</w:t>
-      </w:r>
-      <w:r>
-        <w:rPr>
-          <w:rtl/>
-        </w:rPr>
-        <w:t xml:space="preserve"> </w:t>
-      </w:r>
-      <w:r>
-        <w:rPr>
-          <w:rFonts w:hint="cs"/>
-          <w:rtl/>
-        </w:rPr>
-        <w:t>دسته،</w:t>
-      </w:r>
-      <w:r>
-        <w:rPr>
-          <w:rtl/>
-        </w:rPr>
-        <w:t xml:space="preserve"> </w:t>
-      </w:r>
-      <w:r>
-        <w:rPr>
-          <w:rFonts w:hint="cs"/>
-          <w:rtl/>
-        </w:rPr>
-        <w:t>مدل</w:t>
-      </w:r>
-      <w:r>
-        <w:rPr>
-          <w:rtl/>
-        </w:rPr>
-        <w:t xml:space="preserve"> </w:t>
-      </w:r>
-      <w:r>
-        <w:rPr>
-          <w:rFonts w:hint="cs"/>
-          <w:rtl/>
-        </w:rPr>
-        <w:t>مناسب</w:t>
-      </w:r>
-      <w:r>
-        <w:rPr>
-          <w:rtl/>
-        </w:rPr>
-        <w:t xml:space="preserve"> </w:t>
-      </w:r>
-      <w:r>
-        <w:rPr>
-          <w:rFonts w:hint="cs"/>
-          <w:rtl/>
-        </w:rPr>
-        <w:t>با</w:t>
-      </w:r>
-      <w:r>
-        <w:rPr>
-          <w:rtl/>
-        </w:rPr>
-        <w:t xml:space="preserve"> </w:t>
-      </w:r>
-      <w:r>
-        <w:rPr>
-          <w:rFonts w:hint="cs"/>
-          <w:rtl/>
-        </w:rPr>
-        <w:t>استفاده</w:t>
-      </w:r>
-      <w:r>
-        <w:rPr>
-          <w:rtl/>
-        </w:rPr>
-        <w:t xml:space="preserve"> </w:t>
-      </w:r>
-      <w:r>
-        <w:rPr>
-          <w:rFonts w:hint="cs"/>
-          <w:rtl/>
-        </w:rPr>
-        <w:t>از</w:t>
-      </w:r>
-      <w:r>
-        <w:rPr>
-          <w:rtl/>
-        </w:rPr>
-        <w:t xml:space="preserve"> </w:t>
-      </w:r>
-      <w:r>
-        <w:rPr>
-          <w:rFonts w:hint="cs"/>
-          <w:rtl/>
-        </w:rPr>
-        <w:t>رگرسیون</w:t>
-      </w:r>
-      <w:r>
-        <w:rPr>
-          <w:lang w:bidi="fa-IR"/>
-        </w:rPr>
-        <w:t xml:space="preserve"> Quantile </w:t>
-      </w:r>
-      <w:r>
-        <w:rPr>
-          <w:rtl/>
-        </w:rPr>
-        <w:t>یا مدل چندجمله‌ای آموزش داده شد</w:t>
-      </w:r>
-      <w:r>
-        <w:rPr>
-          <w:lang w:bidi="fa-IR"/>
-        </w:rPr>
-        <w:t>.</w:t>
+          <w:rFonts w:cs="2  Nazanin"/>
+          <w:rtl/>
+        </w:rPr>
+        <w:t>اهم</w:t>
+      </w:r>
+      <w:r>
+        <w:rPr>
+          <w:rFonts w:cs="2  Nazanin" w:hint="cs"/>
+          <w:rtl/>
+        </w:rPr>
+        <w:t>ی</w:t>
+      </w:r>
+      <w:r>
+        <w:rPr>
+          <w:rFonts w:cs="2  Nazanin" w:hint="eastAsia"/>
+          <w:rtl/>
+        </w:rPr>
+        <w:t>ت</w:t>
+      </w:r>
+      <w:r>
+        <w:rPr>
+          <w:rFonts w:cs="2  Nazanin"/>
+          <w:rtl/>
+        </w:rPr>
+        <w:t xml:space="preserve"> مسئله</w:t>
       </w:r>
     </w:p>
     <w:p>
       <w:pPr>
         <w:rPr>
-          <w:lang w:bidi="fa-IR"/>
-        </w:rPr>
-      </w:pPr>
-      <w:r>
-        <w:rPr>
-          <w:rtl/>
-        </w:rPr>
-        <w:t>این رویکرد، امکان تخمین دقیق و پایدار حداکثر توان تولید واحدهای گازی را فراهم می‌کند و می‌تواند به عنوان ابزاری عملی برای تصمیم‌گیری و برنامه‌ریزی در سطح شبکه برق مورد استفاده قرار گیرد</w:t>
-      </w:r>
-      <w:r>
-        <w:rPr>
-          <w:lang w:bidi="fa-IR"/>
+          <w:rFonts w:cs="2  Nazanin"/>
+          <w:rtl/>
+        </w:rPr>
+      </w:pPr>
+      <w:r>
+        <w:rPr>
+          <w:rFonts w:cs="2  Nazanin" w:hint="eastAsia"/>
+          <w:rtl/>
+        </w:rPr>
+        <w:t>اطلاعات</w:t>
+      </w:r>
+      <w:r>
+        <w:rPr>
+          <w:rFonts w:cs="2  Nazanin"/>
+          <w:rtl/>
+        </w:rPr>
+        <w:t xml:space="preserve"> دق</w:t>
+      </w:r>
+      <w:r>
+        <w:rPr>
+          <w:rFonts w:cs="2  Nazanin" w:hint="cs"/>
+          <w:rtl/>
+        </w:rPr>
+        <w:t>ی</w:t>
+      </w:r>
+      <w:r>
+        <w:rPr>
+          <w:rFonts w:cs="2  Nazanin" w:hint="eastAsia"/>
+          <w:rtl/>
+        </w:rPr>
+        <w:t>ق</w:t>
+      </w:r>
+      <w:r>
+        <w:rPr>
+          <w:rFonts w:cs="2  Nazanin"/>
+          <w:rtl/>
+        </w:rPr>
+        <w:t xml:space="preserve"> درباره حداکثر توان تول</w:t>
+      </w:r>
+      <w:r>
+        <w:rPr>
+          <w:rFonts w:cs="2  Nazanin" w:hint="cs"/>
+          <w:rtl/>
+        </w:rPr>
+        <w:t>ی</w:t>
+      </w:r>
+      <w:r>
+        <w:rPr>
+          <w:rFonts w:cs="2  Nazanin" w:hint="eastAsia"/>
+          <w:rtl/>
+        </w:rPr>
+        <w:t>د</w:t>
+      </w:r>
+      <w:r>
+        <w:rPr>
+          <w:rFonts w:cs="2  Nazanin"/>
+          <w:rtl/>
+        </w:rPr>
+        <w:t xml:space="preserve"> واحدها امکان برنامه‌ر</w:t>
+      </w:r>
+      <w:r>
+        <w:rPr>
+          <w:rFonts w:cs="2  Nazanin" w:hint="cs"/>
+          <w:rtl/>
+        </w:rPr>
+        <w:t>ی</w:t>
+      </w:r>
+      <w:r>
+        <w:rPr>
+          <w:rFonts w:cs="2  Nazanin" w:hint="eastAsia"/>
+          <w:rtl/>
+        </w:rPr>
+        <w:t>ز</w:t>
+      </w:r>
+      <w:r>
+        <w:rPr>
+          <w:rFonts w:cs="2  Nazanin" w:hint="cs"/>
+          <w:rtl/>
+        </w:rPr>
+        <w:t>ی</w:t>
+      </w:r>
+      <w:r>
+        <w:rPr>
+          <w:rFonts w:cs="2  Nazanin"/>
+          <w:rtl/>
+        </w:rPr>
+        <w:t xml:space="preserve"> به</w:t>
+      </w:r>
+      <w:r>
+        <w:rPr>
+          <w:rFonts w:cs="2  Nazanin" w:hint="cs"/>
+          <w:rtl/>
+        </w:rPr>
+        <w:t>ی</w:t>
+      </w:r>
+      <w:r>
+        <w:rPr>
+          <w:rFonts w:cs="2  Nazanin" w:hint="eastAsia"/>
+          <w:rtl/>
+        </w:rPr>
+        <w:t>نه،</w:t>
+      </w:r>
+      <w:r>
+        <w:rPr>
+          <w:rFonts w:cs="2  Nazanin"/>
+          <w:rtl/>
+        </w:rPr>
+        <w:t xml:space="preserve"> تخص</w:t>
+      </w:r>
+      <w:r>
+        <w:rPr>
+          <w:rFonts w:cs="2  Nazanin" w:hint="cs"/>
+          <w:rtl/>
+        </w:rPr>
+        <w:t>ی</w:t>
+      </w:r>
+      <w:r>
+        <w:rPr>
+          <w:rFonts w:cs="2  Nazanin" w:hint="eastAsia"/>
+          <w:rtl/>
+        </w:rPr>
+        <w:t>ص</w:t>
+      </w:r>
+      <w:r>
+        <w:rPr>
+          <w:rFonts w:cs="2  Nazanin"/>
+          <w:rtl/>
+        </w:rPr>
+        <w:t xml:space="preserve"> مؤثر بار ب</w:t>
+      </w:r>
+      <w:r>
+        <w:rPr>
+          <w:rFonts w:cs="2  Nazanin" w:hint="cs"/>
+          <w:rtl/>
+        </w:rPr>
+        <w:t>ی</w:t>
+      </w:r>
+      <w:r>
+        <w:rPr>
+          <w:rFonts w:cs="2  Nazanin" w:hint="eastAsia"/>
+          <w:rtl/>
+        </w:rPr>
+        <w:t>ن</w:t>
+      </w:r>
+      <w:r>
+        <w:rPr>
+          <w:rFonts w:cs="2  Nazanin"/>
+          <w:rtl/>
+        </w:rPr>
+        <w:t xml:space="preserve"> واحدها، کاهش ر</w:t>
+      </w:r>
+      <w:r>
+        <w:rPr>
+          <w:rFonts w:cs="2  Nazanin" w:hint="cs"/>
+          <w:rtl/>
+        </w:rPr>
+        <w:t>ی</w:t>
+      </w:r>
+      <w:r>
+        <w:rPr>
+          <w:rFonts w:cs="2  Nazanin" w:hint="eastAsia"/>
+          <w:rtl/>
+        </w:rPr>
+        <w:t>سک</w:t>
+      </w:r>
+      <w:r>
+        <w:rPr>
+          <w:rFonts w:cs="2  Nazanin"/>
+          <w:rtl/>
+        </w:rPr>
+        <w:t xml:space="preserve"> در شبکه و بهبود تصم</w:t>
+      </w:r>
+      <w:r>
+        <w:rPr>
+          <w:rFonts w:cs="2  Nazanin" w:hint="cs"/>
+          <w:rtl/>
+        </w:rPr>
+        <w:t>ی</w:t>
+      </w:r>
+      <w:r>
+        <w:rPr>
+          <w:rFonts w:cs="2  Nazanin" w:hint="eastAsia"/>
+          <w:rtl/>
+        </w:rPr>
+        <w:t>م‌گ</w:t>
+      </w:r>
+      <w:r>
+        <w:rPr>
+          <w:rFonts w:cs="2  Nazanin" w:hint="cs"/>
+          <w:rtl/>
+        </w:rPr>
+        <w:t>ی</w:t>
+      </w:r>
+      <w:r>
+        <w:rPr>
+          <w:rFonts w:cs="2  Nazanin" w:hint="eastAsia"/>
+          <w:rtl/>
+        </w:rPr>
+        <w:t>ر</w:t>
+      </w:r>
+      <w:r>
+        <w:rPr>
+          <w:rFonts w:cs="2  Nazanin" w:hint="cs"/>
+          <w:rtl/>
+        </w:rPr>
+        <w:t>ی</w:t>
+      </w:r>
+      <w:r>
+        <w:rPr>
+          <w:rFonts w:cs="2  Nazanin"/>
+          <w:rtl/>
+        </w:rPr>
+        <w:t xml:space="preserve"> عمل</w:t>
+      </w:r>
+      <w:r>
+        <w:rPr>
+          <w:rFonts w:cs="2  Nazanin" w:hint="cs"/>
+          <w:rtl/>
+        </w:rPr>
+        <w:t>ی</w:t>
+      </w:r>
+      <w:r>
+        <w:rPr>
+          <w:rFonts w:cs="2  Nazanin" w:hint="eastAsia"/>
+          <w:rtl/>
+        </w:rPr>
+        <w:t>ات</w:t>
+      </w:r>
+      <w:r>
+        <w:rPr>
+          <w:rFonts w:cs="2  Nazanin" w:hint="cs"/>
+          <w:rtl/>
+        </w:rPr>
+        <w:t>ی</w:t>
+      </w:r>
+      <w:r>
+        <w:rPr>
+          <w:rFonts w:cs="2  Nazanin"/>
+          <w:rtl/>
+        </w:rPr>
+        <w:t xml:space="preserve"> را فراهم م</w:t>
+      </w:r>
+      <w:r>
+        <w:rPr>
+          <w:rFonts w:cs="2  Nazanin" w:hint="cs"/>
+          <w:rtl/>
+        </w:rPr>
+        <w:t>ی‌</w:t>
+      </w:r>
+      <w:r>
+        <w:rPr>
+          <w:rFonts w:cs="2  Nazanin" w:hint="eastAsia"/>
+          <w:rtl/>
+        </w:rPr>
+        <w:t>کند</w:t>
+      </w:r>
+      <w:r>
+        <w:rPr>
+          <w:rFonts w:cs="2  Nazanin"/>
+          <w:rtl/>
+        </w:rPr>
+        <w:t>. بدون دسترس</w:t>
+      </w:r>
+      <w:r>
+        <w:rPr>
+          <w:rFonts w:cs="2  Nazanin" w:hint="cs"/>
+          <w:rtl/>
+        </w:rPr>
+        <w:t>ی</w:t>
+      </w:r>
+      <w:r>
+        <w:rPr>
+          <w:rFonts w:cs="2  Nazanin"/>
+          <w:rtl/>
+        </w:rPr>
+        <w:t xml:space="preserve"> به ا</w:t>
+      </w:r>
+      <w:r>
+        <w:rPr>
+          <w:rFonts w:cs="2  Nazanin" w:hint="cs"/>
+          <w:rtl/>
+        </w:rPr>
+        <w:t>ی</w:t>
+      </w:r>
+      <w:r>
+        <w:rPr>
+          <w:rFonts w:cs="2  Nazanin" w:hint="eastAsia"/>
+          <w:rtl/>
+        </w:rPr>
+        <w:t>ن</w:t>
+      </w:r>
+      <w:r>
+        <w:rPr>
+          <w:rFonts w:cs="2  Nazanin"/>
+          <w:rtl/>
+        </w:rPr>
+        <w:t xml:space="preserve"> اطلاعات، برنامه‌ر</w:t>
+      </w:r>
+      <w:r>
+        <w:rPr>
+          <w:rFonts w:cs="2  Nazanin" w:hint="cs"/>
+          <w:rtl/>
+        </w:rPr>
+        <w:t>ی</w:t>
+      </w:r>
+      <w:r>
+        <w:rPr>
+          <w:rFonts w:cs="2  Nazanin" w:hint="eastAsia"/>
+          <w:rtl/>
+        </w:rPr>
+        <w:t>ز</w:t>
+      </w:r>
+      <w:r>
+        <w:rPr>
+          <w:rFonts w:cs="2  Nazanin" w:hint="cs"/>
+          <w:rtl/>
+        </w:rPr>
+        <w:t>ی</w:t>
+      </w:r>
+      <w:r>
+        <w:rPr>
+          <w:rFonts w:cs="2  Nazanin"/>
+          <w:rtl/>
+        </w:rPr>
+        <w:t xml:space="preserve"> تول</w:t>
+      </w:r>
+      <w:r>
+        <w:rPr>
+          <w:rFonts w:cs="2  Nazanin" w:hint="cs"/>
+          <w:rtl/>
+        </w:rPr>
+        <w:t>ی</w:t>
+      </w:r>
+      <w:r>
+        <w:rPr>
+          <w:rFonts w:cs="2  Nazanin" w:hint="eastAsia"/>
+          <w:rtl/>
+        </w:rPr>
+        <w:t>د</w:t>
+      </w:r>
+      <w:r>
+        <w:rPr>
+          <w:rFonts w:cs="2  Nazanin"/>
+          <w:rtl/>
+        </w:rPr>
+        <w:t xml:space="preserve"> و توز</w:t>
+      </w:r>
+      <w:r>
+        <w:rPr>
+          <w:rFonts w:cs="2  Nazanin" w:hint="cs"/>
+          <w:rtl/>
+        </w:rPr>
+        <w:t>ی</w:t>
+      </w:r>
+      <w:r>
+        <w:rPr>
+          <w:rFonts w:cs="2  Nazanin" w:hint="eastAsia"/>
+          <w:rtl/>
+        </w:rPr>
+        <w:t>ع</w:t>
+      </w:r>
+      <w:r>
+        <w:rPr>
+          <w:rFonts w:cs="2  Nazanin"/>
+          <w:rtl/>
+        </w:rPr>
+        <w:t xml:space="preserve"> بار با خطا همراه بوده و م</w:t>
+      </w:r>
+      <w:r>
+        <w:rPr>
+          <w:rFonts w:cs="2  Nazanin" w:hint="cs"/>
+          <w:rtl/>
+        </w:rPr>
+        <w:t>ی‌</w:t>
+      </w:r>
+      <w:r>
+        <w:rPr>
+          <w:rFonts w:cs="2  Nazanin" w:hint="eastAsia"/>
+          <w:rtl/>
+        </w:rPr>
+        <w:t>تواند</w:t>
+      </w:r>
+      <w:r>
+        <w:rPr>
+          <w:rFonts w:cs="2  Nazanin"/>
+          <w:rtl/>
+        </w:rPr>
+        <w:t xml:space="preserve"> منجر به نا</w:t>
+      </w:r>
+      <w:r>
+        <w:rPr>
+          <w:rFonts w:cs="2  Nazanin" w:hint="eastAsia"/>
+          <w:rtl/>
+        </w:rPr>
+        <w:t>کارآمد</w:t>
+      </w:r>
+      <w:r>
+        <w:rPr>
+          <w:rFonts w:cs="2  Nazanin" w:hint="cs"/>
+          <w:rtl/>
+        </w:rPr>
+        <w:t>ی</w:t>
+      </w:r>
+      <w:r>
+        <w:rPr>
+          <w:rFonts w:cs="2  Nazanin"/>
+          <w:rtl/>
+        </w:rPr>
+        <w:t xml:space="preserve"> </w:t>
+      </w:r>
+      <w:r>
+        <w:rPr>
+          <w:rFonts w:cs="2  Nazanin" w:hint="cs"/>
+          <w:rtl/>
+        </w:rPr>
+        <w:t>ی</w:t>
+      </w:r>
+      <w:r>
+        <w:rPr>
+          <w:rFonts w:cs="2  Nazanin" w:hint="eastAsia"/>
+          <w:rtl/>
+        </w:rPr>
+        <w:t>ا</w:t>
+      </w:r>
+      <w:r>
+        <w:rPr>
+          <w:rFonts w:cs="2  Nazanin"/>
+          <w:rtl/>
+        </w:rPr>
+        <w:t xml:space="preserve"> اختلال در شبکه شود. بنابرا</w:t>
+      </w:r>
+      <w:r>
+        <w:rPr>
+          <w:rFonts w:cs="2  Nazanin" w:hint="cs"/>
+          <w:rtl/>
+        </w:rPr>
+        <w:t>ی</w:t>
+      </w:r>
+      <w:r>
+        <w:rPr>
+          <w:rFonts w:cs="2  Nazanin" w:hint="eastAsia"/>
+          <w:rtl/>
+        </w:rPr>
+        <w:t>ن،</w:t>
+      </w:r>
+      <w:r>
+        <w:rPr>
+          <w:rFonts w:cs="2  Nazanin"/>
+          <w:rtl/>
+        </w:rPr>
+        <w:t xml:space="preserve"> توسعه مدل‌ها</w:t>
+      </w:r>
+      <w:r>
+        <w:rPr>
+          <w:rFonts w:cs="2  Nazanin" w:hint="cs"/>
+          <w:rtl/>
+        </w:rPr>
+        <w:t>ی</w:t>
+      </w:r>
+      <w:r>
+        <w:rPr>
+          <w:rFonts w:cs="2  Nazanin"/>
+          <w:rtl/>
+        </w:rPr>
+        <w:t xml:space="preserve"> پ</w:t>
+      </w:r>
+      <w:r>
+        <w:rPr>
+          <w:rFonts w:cs="2  Nazanin" w:hint="cs"/>
+          <w:rtl/>
+        </w:rPr>
+        <w:t>ی</w:t>
+      </w:r>
+      <w:r>
+        <w:rPr>
+          <w:rFonts w:cs="2  Nazanin" w:hint="eastAsia"/>
+          <w:rtl/>
+        </w:rPr>
+        <w:t>ش‌ب</w:t>
+      </w:r>
+      <w:r>
+        <w:rPr>
+          <w:rFonts w:cs="2  Nazanin" w:hint="cs"/>
+          <w:rtl/>
+        </w:rPr>
+        <w:t>ی</w:t>
+      </w:r>
+      <w:r>
+        <w:rPr>
+          <w:rFonts w:cs="2  Nazanin" w:hint="eastAsia"/>
+          <w:rtl/>
+        </w:rPr>
+        <w:t>ن</w:t>
+      </w:r>
+      <w:r>
+        <w:rPr>
+          <w:rFonts w:cs="2  Nazanin" w:hint="cs"/>
+          <w:rtl/>
+        </w:rPr>
+        <w:t>ی</w:t>
+      </w:r>
+      <w:r>
+        <w:rPr>
+          <w:rFonts w:cs="2  Nazanin"/>
+          <w:rtl/>
+        </w:rPr>
+        <w:t xml:space="preserve"> دق</w:t>
+      </w:r>
+      <w:r>
+        <w:rPr>
+          <w:rFonts w:cs="2  Nazanin" w:hint="cs"/>
+          <w:rtl/>
+        </w:rPr>
+        <w:t>ی</w:t>
+      </w:r>
+      <w:r>
+        <w:rPr>
+          <w:rFonts w:cs="2  Nazanin" w:hint="eastAsia"/>
+          <w:rtl/>
+        </w:rPr>
+        <w:t>ق</w:t>
+      </w:r>
+      <w:r>
+        <w:rPr>
+          <w:rFonts w:cs="2  Nazanin"/>
+          <w:rtl/>
+        </w:rPr>
+        <w:t xml:space="preserve"> برا</w:t>
+      </w:r>
+      <w:r>
+        <w:rPr>
+          <w:rFonts w:cs="2  Nazanin" w:hint="cs"/>
+          <w:rtl/>
+        </w:rPr>
+        <w:t>ی</w:t>
+      </w:r>
+      <w:r>
+        <w:rPr>
+          <w:rFonts w:cs="2  Nazanin"/>
+          <w:rtl/>
+        </w:rPr>
+        <w:t xml:space="preserve"> تخم</w:t>
+      </w:r>
+      <w:r>
+        <w:rPr>
+          <w:rFonts w:cs="2  Nazanin" w:hint="cs"/>
+          <w:rtl/>
+        </w:rPr>
+        <w:t>ی</w:t>
+      </w:r>
+      <w:r>
+        <w:rPr>
+          <w:rFonts w:cs="2  Nazanin" w:hint="eastAsia"/>
+          <w:rtl/>
+        </w:rPr>
+        <w:t>ن</w:t>
+      </w:r>
+      <w:r>
+        <w:rPr>
+          <w:rFonts w:cs="2  Nazanin"/>
+          <w:rtl/>
+        </w:rPr>
+        <w:t xml:space="preserve"> توان تول</w:t>
+      </w:r>
+      <w:r>
+        <w:rPr>
+          <w:rFonts w:cs="2  Nazanin" w:hint="cs"/>
+          <w:rtl/>
+        </w:rPr>
+        <w:t>ی</w:t>
+      </w:r>
+      <w:r>
+        <w:rPr>
+          <w:rFonts w:cs="2  Nazanin" w:hint="eastAsia"/>
+          <w:rtl/>
+        </w:rPr>
+        <w:t>د</w:t>
+      </w:r>
+      <w:r>
+        <w:rPr>
+          <w:rFonts w:cs="2  Nazanin"/>
+          <w:rtl/>
+        </w:rPr>
+        <w:t xml:space="preserve"> ب</w:t>
+      </w:r>
+      <w:r>
+        <w:rPr>
+          <w:rFonts w:cs="2  Nazanin" w:hint="cs"/>
+          <w:rtl/>
+        </w:rPr>
+        <w:t>ی</w:t>
+      </w:r>
+      <w:r>
+        <w:rPr>
+          <w:rFonts w:cs="2  Nazanin" w:hint="eastAsia"/>
+          <w:rtl/>
+        </w:rPr>
+        <w:t>ش</w:t>
+      </w:r>
+      <w:r>
+        <w:rPr>
+          <w:rFonts w:cs="2  Nazanin" w:hint="cs"/>
+          <w:rtl/>
+        </w:rPr>
+        <w:t>ی</w:t>
+      </w:r>
+      <w:r>
+        <w:rPr>
+          <w:rFonts w:cs="2  Nazanin" w:hint="eastAsia"/>
+          <w:rtl/>
+        </w:rPr>
+        <w:t>نه،</w:t>
+      </w:r>
+      <w:r>
+        <w:rPr>
+          <w:rFonts w:cs="2  Nazanin"/>
+          <w:rtl/>
+        </w:rPr>
+        <w:t xml:space="preserve"> از اهم</w:t>
+      </w:r>
+      <w:r>
+        <w:rPr>
+          <w:rFonts w:cs="2  Nazanin" w:hint="cs"/>
+          <w:rtl/>
+        </w:rPr>
+        <w:t>ی</w:t>
+      </w:r>
+      <w:r>
+        <w:rPr>
+          <w:rFonts w:cs="2  Nazanin" w:hint="eastAsia"/>
+          <w:rtl/>
+        </w:rPr>
+        <w:t>ت</w:t>
+      </w:r>
+      <w:r>
+        <w:rPr>
+          <w:rFonts w:cs="2  Nazanin"/>
+          <w:rtl/>
+        </w:rPr>
+        <w:t xml:space="preserve"> بالا</w:t>
+      </w:r>
+      <w:r>
+        <w:rPr>
+          <w:rFonts w:cs="2  Nazanin" w:hint="cs"/>
+          <w:rtl/>
+        </w:rPr>
+        <w:t>یی</w:t>
+      </w:r>
+      <w:r>
+        <w:rPr>
+          <w:rFonts w:cs="2  Nazanin"/>
+          <w:rtl/>
+        </w:rPr>
+        <w:t xml:space="preserve"> در مد</w:t>
+      </w:r>
+      <w:r>
+        <w:rPr>
+          <w:rFonts w:cs="2  Nazanin" w:hint="cs"/>
+          <w:rtl/>
+        </w:rPr>
+        <w:t>ی</w:t>
+      </w:r>
+      <w:r>
+        <w:rPr>
+          <w:rFonts w:cs="2  Nazanin" w:hint="eastAsia"/>
+          <w:rtl/>
+        </w:rPr>
+        <w:t>ر</w:t>
+      </w:r>
+      <w:r>
+        <w:rPr>
+          <w:rFonts w:cs="2  Nazanin" w:hint="cs"/>
+          <w:rtl/>
+        </w:rPr>
+        <w:t>ی</w:t>
+      </w:r>
+      <w:r>
+        <w:rPr>
+          <w:rFonts w:cs="2  Nazanin" w:hint="eastAsia"/>
+          <w:rtl/>
+        </w:rPr>
+        <w:t>ت</w:t>
+      </w:r>
+      <w:r>
+        <w:rPr>
+          <w:rFonts w:cs="2  Nazanin"/>
+          <w:rtl/>
+        </w:rPr>
+        <w:t xml:space="preserve"> انرژ</w:t>
+      </w:r>
+      <w:r>
+        <w:rPr>
+          <w:rFonts w:cs="2  Nazanin" w:hint="cs"/>
+          <w:rtl/>
+        </w:rPr>
+        <w:t>ی</w:t>
+      </w:r>
+      <w:r>
+        <w:rPr>
+          <w:rFonts w:cs="2  Nazanin"/>
+          <w:rtl/>
+        </w:rPr>
+        <w:t xml:space="preserve"> برخوردار است</w:t>
+      </w:r>
+      <w:r>
+        <w:rPr>
+          <w:rFonts w:cs="2  Nazanin"/>
         </w:rPr>
         <w:t>.</w:t>
       </w:r>
     </w:p>
     <w:p>
       <w:pPr>
-        <w:bidi w:val="0"/>
+        <w:rPr>
+          <w:rFonts w:cs="2  Nazanin"/>
+          <w:rtl/>
+        </w:rPr>
+      </w:pPr>
+      <w:r>
+        <w:rPr>
+          <w:rFonts w:cs="2  Nazanin"/>
+          <w:rtl/>
+          <w:lang w:bidi="fa-IR"/>
+        </w:rPr>
+        <w:t>۳</w:t>
+      </w:r>
+      <w:r>
+        <w:rPr>
+          <w:rFonts w:cs="2  Nazanin"/>
+        </w:rPr>
+        <w:t xml:space="preserve">. </w:t>
+      </w:r>
+      <w:r>
+        <w:rPr>
+          <w:rFonts w:cs="2  Nazanin"/>
+          <w:rtl/>
+        </w:rPr>
+        <w:t>اهداف پژوهش</w:t>
+      </w:r>
+    </w:p>
+    <w:p>
+      <w:pPr>
+        <w:rPr>
+          <w:rFonts w:cs="2  Nazanin"/>
+          <w:rtl/>
+        </w:rPr>
+      </w:pPr>
+      <w:r>
+        <w:rPr>
+          <w:rFonts w:cs="2  Nazanin" w:hint="eastAsia"/>
+          <w:rtl/>
+        </w:rPr>
+        <w:t>هدف</w:t>
+      </w:r>
+      <w:r>
+        <w:rPr>
+          <w:rFonts w:cs="2  Nazanin"/>
+          <w:rtl/>
+        </w:rPr>
+        <w:t xml:space="preserve"> اصل</w:t>
+      </w:r>
+      <w:r>
+        <w:rPr>
+          <w:rFonts w:cs="2  Nazanin" w:hint="cs"/>
+          <w:rtl/>
+        </w:rPr>
+        <w:t>ی</w:t>
+      </w:r>
+      <w:r>
+        <w:rPr>
+          <w:rFonts w:cs="2  Nazanin"/>
+          <w:rtl/>
+        </w:rPr>
+        <w:t xml:space="preserve"> ا</w:t>
+      </w:r>
+      <w:r>
+        <w:rPr>
+          <w:rFonts w:cs="2  Nazanin" w:hint="cs"/>
+          <w:rtl/>
+        </w:rPr>
+        <w:t>ی</w:t>
+      </w:r>
+      <w:r>
+        <w:rPr>
+          <w:rFonts w:cs="2  Nazanin" w:hint="eastAsia"/>
+          <w:rtl/>
+        </w:rPr>
+        <w:t>ن</w:t>
+      </w:r>
+      <w:r>
+        <w:rPr>
+          <w:rFonts w:cs="2  Nazanin"/>
+          <w:rtl/>
+        </w:rPr>
+        <w:t xml:space="preserve"> پژوهش، توسعه مدل</w:t>
+      </w:r>
+      <w:r>
+        <w:rPr>
+          <w:rFonts w:cs="2  Nazanin" w:hint="cs"/>
+          <w:rtl/>
+        </w:rPr>
+        <w:t>ی</w:t>
+      </w:r>
+      <w:r>
+        <w:rPr>
+          <w:rFonts w:cs="2  Nazanin"/>
+          <w:rtl/>
+        </w:rPr>
+        <w:t xml:space="preserve"> برا</w:t>
+      </w:r>
+      <w:r>
+        <w:rPr>
+          <w:rFonts w:cs="2  Nazanin" w:hint="cs"/>
+          <w:rtl/>
+        </w:rPr>
+        <w:t>ی</w:t>
+      </w:r>
+      <w:r>
+        <w:rPr>
+          <w:rFonts w:cs="2  Nazanin"/>
+          <w:rtl/>
+        </w:rPr>
+        <w:t xml:space="preserve"> تخم</w:t>
+      </w:r>
+      <w:r>
+        <w:rPr>
+          <w:rFonts w:cs="2  Nazanin" w:hint="cs"/>
+          <w:rtl/>
+        </w:rPr>
+        <w:t>ی</w:t>
+      </w:r>
+      <w:r>
+        <w:rPr>
+          <w:rFonts w:cs="2  Nazanin" w:hint="eastAsia"/>
+          <w:rtl/>
+        </w:rPr>
+        <w:t>ن</w:t>
+      </w:r>
+      <w:r>
+        <w:rPr>
+          <w:rFonts w:cs="2  Nazanin"/>
+          <w:rtl/>
+        </w:rPr>
+        <w:t xml:space="preserve"> حداکثر توان تول</w:t>
+      </w:r>
+      <w:r>
+        <w:rPr>
+          <w:rFonts w:cs="2  Nazanin" w:hint="cs"/>
+          <w:rtl/>
+        </w:rPr>
+        <w:t>ی</w:t>
+      </w:r>
+      <w:r>
+        <w:rPr>
+          <w:rFonts w:cs="2  Nazanin" w:hint="eastAsia"/>
+          <w:rtl/>
+        </w:rPr>
+        <w:t>د</w:t>
+      </w:r>
+      <w:r>
+        <w:rPr>
+          <w:rFonts w:cs="2  Nazanin"/>
+          <w:rtl/>
+        </w:rPr>
+        <w:t xml:space="preserve"> واحدها</w:t>
+      </w:r>
+      <w:r>
+        <w:rPr>
+          <w:rFonts w:cs="2  Nazanin" w:hint="cs"/>
+          <w:rtl/>
+        </w:rPr>
+        <w:t>ی</w:t>
+      </w:r>
+      <w:r>
+        <w:rPr>
+          <w:rFonts w:cs="2  Nazanin"/>
+          <w:rtl/>
+        </w:rPr>
+        <w:t xml:space="preserve"> گاز</w:t>
+      </w:r>
+      <w:r>
+        <w:rPr>
+          <w:rFonts w:cs="2  Nazanin" w:hint="cs"/>
+          <w:rtl/>
+        </w:rPr>
+        <w:t>ی</w:t>
+      </w:r>
+      <w:r>
+        <w:rPr>
+          <w:rFonts w:cs="2  Nazanin"/>
+          <w:rtl/>
+        </w:rPr>
+        <w:t xml:space="preserve"> ن</w:t>
+      </w:r>
+      <w:r>
+        <w:rPr>
+          <w:rFonts w:cs="2  Nazanin" w:hint="cs"/>
+          <w:rtl/>
+        </w:rPr>
+        <w:t>ی</w:t>
+      </w:r>
+      <w:r>
+        <w:rPr>
+          <w:rFonts w:cs="2  Nazanin" w:hint="eastAsia"/>
+          <w:rtl/>
+        </w:rPr>
+        <w:t>روگاه</w:t>
+      </w:r>
+      <w:r>
+        <w:rPr>
+          <w:rFonts w:cs="2  Nazanin" w:hint="cs"/>
+          <w:rtl/>
+        </w:rPr>
+        <w:t>ی</w:t>
+      </w:r>
+      <w:r>
+        <w:rPr>
+          <w:rFonts w:cs="2  Nazanin"/>
+          <w:rtl/>
+        </w:rPr>
+        <w:t xml:space="preserve"> با استفاده از داده‌ها</w:t>
+      </w:r>
+      <w:r>
+        <w:rPr>
+          <w:rFonts w:cs="2  Nazanin" w:hint="cs"/>
+          <w:rtl/>
+        </w:rPr>
+        <w:t>ی</w:t>
+      </w:r>
+      <w:r>
+        <w:rPr>
+          <w:rFonts w:cs="2  Nazanin"/>
+          <w:rtl/>
+        </w:rPr>
+        <w:t xml:space="preserve"> عمل</w:t>
+      </w:r>
+      <w:r>
+        <w:rPr>
+          <w:rFonts w:cs="2  Nazanin" w:hint="cs"/>
+          <w:rtl/>
+        </w:rPr>
+        <w:t>ی</w:t>
+      </w:r>
+      <w:r>
+        <w:rPr>
+          <w:rFonts w:cs="2  Nazanin" w:hint="eastAsia"/>
+          <w:rtl/>
+        </w:rPr>
+        <w:t>ات</w:t>
+      </w:r>
+      <w:r>
+        <w:rPr>
+          <w:rFonts w:cs="2  Nazanin" w:hint="cs"/>
+          <w:rtl/>
+        </w:rPr>
+        <w:t>ی</w:t>
+      </w:r>
+      <w:r>
+        <w:rPr>
+          <w:rFonts w:cs="2  Nazanin"/>
+          <w:rtl/>
+        </w:rPr>
+        <w:t xml:space="preserve"> و شرا</w:t>
+      </w:r>
+      <w:r>
+        <w:rPr>
+          <w:rFonts w:cs="2  Nazanin" w:hint="cs"/>
+          <w:rtl/>
+        </w:rPr>
+        <w:t>ی</w:t>
+      </w:r>
+      <w:r>
+        <w:rPr>
+          <w:rFonts w:cs="2  Nazanin" w:hint="eastAsia"/>
+          <w:rtl/>
+        </w:rPr>
+        <w:t>ط</w:t>
+      </w:r>
+      <w:r>
+        <w:rPr>
+          <w:rFonts w:cs="2  Nazanin"/>
+          <w:rtl/>
+        </w:rPr>
+        <w:t xml:space="preserve"> مح</w:t>
+      </w:r>
+      <w:r>
+        <w:rPr>
+          <w:rFonts w:cs="2  Nazanin" w:hint="cs"/>
+          <w:rtl/>
+        </w:rPr>
+        <w:t>ی</w:t>
+      </w:r>
+      <w:r>
+        <w:rPr>
+          <w:rFonts w:cs="2  Nazanin" w:hint="eastAsia"/>
+          <w:rtl/>
+        </w:rPr>
+        <w:t>ط</w:t>
+      </w:r>
+      <w:r>
+        <w:rPr>
+          <w:rFonts w:cs="2  Nazanin" w:hint="cs"/>
+          <w:rtl/>
+        </w:rPr>
+        <w:t>ی</w:t>
+      </w:r>
+      <w:r>
+        <w:rPr>
+          <w:rFonts w:cs="2  Nazanin"/>
+          <w:rtl/>
+        </w:rPr>
+        <w:t xml:space="preserve"> است. برا</w:t>
+      </w:r>
+      <w:r>
+        <w:rPr>
+          <w:rFonts w:cs="2  Nazanin" w:hint="cs"/>
+          <w:rtl/>
+        </w:rPr>
+        <w:t>ی</w:t>
+      </w:r>
+      <w:r>
+        <w:rPr>
+          <w:rFonts w:cs="2  Nazanin"/>
+          <w:rtl/>
+        </w:rPr>
+        <w:t xml:space="preserve"> دست</w:t>
+      </w:r>
+      <w:r>
+        <w:rPr>
+          <w:rFonts w:cs="2  Nazanin" w:hint="cs"/>
+          <w:rtl/>
+        </w:rPr>
+        <w:t>ی</w:t>
+      </w:r>
+      <w:r>
+        <w:rPr>
+          <w:rFonts w:cs="2  Nazanin" w:hint="eastAsia"/>
+          <w:rtl/>
+        </w:rPr>
+        <w:t>اب</w:t>
+      </w:r>
+      <w:r>
+        <w:rPr>
+          <w:rFonts w:cs="2  Nazanin" w:hint="cs"/>
+          <w:rtl/>
+        </w:rPr>
+        <w:t>ی</w:t>
+      </w:r>
+      <w:r>
+        <w:rPr>
+          <w:rFonts w:cs="2  Nazanin"/>
+          <w:rtl/>
+        </w:rPr>
+        <w:t xml:space="preserve"> به ا</w:t>
+      </w:r>
+      <w:r>
+        <w:rPr>
+          <w:rFonts w:cs="2  Nazanin" w:hint="cs"/>
+          <w:rtl/>
+        </w:rPr>
+        <w:t>ی</w:t>
+      </w:r>
+      <w:r>
+        <w:rPr>
+          <w:rFonts w:cs="2  Nazanin" w:hint="eastAsia"/>
+          <w:rtl/>
+        </w:rPr>
+        <w:t>ن</w:t>
+      </w:r>
+      <w:r>
+        <w:rPr>
+          <w:rFonts w:cs="2  Nazanin"/>
+          <w:rtl/>
+        </w:rPr>
+        <w:t xml:space="preserve"> هدف، مراحل ز</w:t>
+      </w:r>
+      <w:r>
+        <w:rPr>
+          <w:rFonts w:cs="2  Nazanin" w:hint="cs"/>
+          <w:rtl/>
+        </w:rPr>
+        <w:t>ی</w:t>
+      </w:r>
+      <w:r>
+        <w:rPr>
+          <w:rFonts w:cs="2  Nazanin" w:hint="eastAsia"/>
+          <w:rtl/>
+        </w:rPr>
+        <w:t>ر</w:t>
+      </w:r>
+      <w:r>
+        <w:rPr>
+          <w:rFonts w:cs="2  Nazanin"/>
+          <w:rtl/>
+        </w:rPr>
+        <w:t xml:space="preserve"> دنبال شدند</w:t>
+      </w:r>
+      <w:r>
+        <w:rPr>
+          <w:rFonts w:cs="2  Nazanin"/>
+        </w:rPr>
+        <w:t>:</w:t>
+      </w:r>
+    </w:p>
+    <w:p>
+      <w:pPr>
+        <w:pStyle w:val="ListParagraph"/>
+        <w:numPr>
+          <w:ilvl w:val="0"/>
+          <w:numId w:val="39"/>
+        </w:numPr>
+        <w:rPr>
+          <w:rFonts w:cs="2  Nazanin"/>
+          <w:rtl/>
+        </w:rPr>
+      </w:pPr>
+      <w:r>
+        <w:rPr>
+          <w:rFonts w:cs="2  Nazanin" w:hint="eastAsia"/>
+          <w:rtl/>
+        </w:rPr>
+        <w:t>جمع‌آور</w:t>
+      </w:r>
+      <w:r>
+        <w:rPr>
+          <w:rFonts w:cs="2  Nazanin" w:hint="cs"/>
+          <w:rtl/>
+        </w:rPr>
+        <w:t>ی</w:t>
+      </w:r>
+      <w:r>
+        <w:rPr>
+          <w:rFonts w:cs="2  Nazanin"/>
+          <w:rtl/>
+        </w:rPr>
+        <w:t xml:space="preserve"> و پاک‌ساز</w:t>
+      </w:r>
+      <w:r>
+        <w:rPr>
+          <w:rFonts w:cs="2  Nazanin" w:hint="cs"/>
+          <w:rtl/>
+        </w:rPr>
+        <w:t>ی</w:t>
+      </w:r>
+      <w:r>
+        <w:rPr>
+          <w:rFonts w:cs="2  Nazanin"/>
+          <w:rtl/>
+        </w:rPr>
+        <w:t xml:space="preserve"> داده‌ها</w:t>
+      </w:r>
+      <w:r>
+        <w:rPr>
+          <w:rFonts w:cs="2  Nazanin" w:hint="cs"/>
+          <w:rtl/>
+        </w:rPr>
+        <w:t>ی</w:t>
+      </w:r>
+      <w:r>
+        <w:rPr>
+          <w:rFonts w:cs="2  Nazanin"/>
+          <w:rtl/>
+        </w:rPr>
+        <w:t xml:space="preserve"> هواشناس</w:t>
+      </w:r>
+      <w:r>
+        <w:rPr>
+          <w:rFonts w:cs="2  Nazanin" w:hint="cs"/>
+          <w:rtl/>
+        </w:rPr>
+        <w:t>ی</w:t>
+      </w:r>
+      <w:r>
+        <w:rPr>
+          <w:rFonts w:cs="2  Nazanin"/>
+          <w:rtl/>
+        </w:rPr>
+        <w:t xml:space="preserve"> و عمل</w:t>
+      </w:r>
+      <w:r>
+        <w:rPr>
+          <w:rFonts w:cs="2  Nazanin" w:hint="cs"/>
+          <w:rtl/>
+        </w:rPr>
+        <w:t>ی</w:t>
+      </w:r>
+      <w:r>
+        <w:rPr>
+          <w:rFonts w:cs="2  Nazanin" w:hint="eastAsia"/>
+          <w:rtl/>
+        </w:rPr>
+        <w:t>ات</w:t>
+      </w:r>
+      <w:r>
+        <w:rPr>
+          <w:rFonts w:cs="2  Nazanin" w:hint="cs"/>
+          <w:rtl/>
+        </w:rPr>
+        <w:t>ی</w:t>
+      </w:r>
+    </w:p>
+    <w:p>
+      <w:pPr>
+        <w:pStyle w:val="ListParagraph"/>
+        <w:numPr>
+          <w:ilvl w:val="0"/>
+          <w:numId w:val="39"/>
+        </w:numPr>
+        <w:rPr>
+          <w:rFonts w:cs="2  Nazanin"/>
+          <w:rtl/>
+        </w:rPr>
+      </w:pPr>
+      <w:r>
+        <w:rPr>
+          <w:rFonts w:cs="2  Nazanin" w:hint="eastAsia"/>
+          <w:rtl/>
+        </w:rPr>
+        <w:t>انتخاب</w:t>
+      </w:r>
+      <w:r>
+        <w:rPr>
+          <w:rFonts w:cs="2  Nazanin"/>
+          <w:rtl/>
+        </w:rPr>
+        <w:t xml:space="preserve"> داده‌ها</w:t>
+      </w:r>
+      <w:r>
+        <w:rPr>
+          <w:rFonts w:cs="2  Nazanin" w:hint="cs"/>
+          <w:rtl/>
+        </w:rPr>
+        <w:t>ی</w:t>
+      </w:r>
+      <w:r>
+        <w:rPr>
+          <w:rFonts w:cs="2  Nazanin"/>
+          <w:rtl/>
+        </w:rPr>
+        <w:t xml:space="preserve"> مرتبط با تول</w:t>
+      </w:r>
+      <w:r>
+        <w:rPr>
+          <w:rFonts w:cs="2  Nazanin" w:hint="cs"/>
+          <w:rtl/>
+        </w:rPr>
+        <w:t>ی</w:t>
+      </w:r>
+      <w:r>
+        <w:rPr>
+          <w:rFonts w:cs="2  Nazanin" w:hint="eastAsia"/>
+          <w:rtl/>
+        </w:rPr>
+        <w:t>د</w:t>
+      </w:r>
+      <w:r>
+        <w:rPr>
+          <w:rFonts w:cs="2  Nazanin"/>
+          <w:rtl/>
+        </w:rPr>
+        <w:t xml:space="preserve"> ب</w:t>
+      </w:r>
+      <w:r>
+        <w:rPr>
+          <w:rFonts w:cs="2  Nazanin" w:hint="cs"/>
+          <w:rtl/>
+        </w:rPr>
+        <w:t>ی</w:t>
+      </w:r>
+      <w:r>
+        <w:rPr>
+          <w:rFonts w:cs="2  Nazanin" w:hint="eastAsia"/>
+          <w:rtl/>
+        </w:rPr>
+        <w:t>ش</w:t>
+      </w:r>
+      <w:r>
+        <w:rPr>
+          <w:rFonts w:cs="2  Nazanin" w:hint="cs"/>
+          <w:rtl/>
+        </w:rPr>
+        <w:t>ی</w:t>
+      </w:r>
+      <w:r>
+        <w:rPr>
+          <w:rFonts w:cs="2  Nazanin" w:hint="eastAsia"/>
+          <w:rtl/>
+        </w:rPr>
+        <w:t>نه</w:t>
+      </w:r>
+      <w:r>
+        <w:rPr>
+          <w:rFonts w:cs="2  Nazanin"/>
+          <w:rtl/>
+        </w:rPr>
+        <w:t xml:space="preserve"> از طر</w:t>
+      </w:r>
+      <w:r>
+        <w:rPr>
+          <w:rFonts w:cs="2  Nazanin" w:hint="cs"/>
+          <w:rtl/>
+        </w:rPr>
+        <w:t>ی</w:t>
+      </w:r>
+      <w:r>
+        <w:rPr>
+          <w:rFonts w:cs="2  Nazanin" w:hint="eastAsia"/>
+          <w:rtl/>
+        </w:rPr>
+        <w:t>ق</w:t>
+      </w:r>
+      <w:r>
+        <w:rPr>
+          <w:rFonts w:cs="2  Nazanin"/>
+          <w:rtl/>
+        </w:rPr>
+        <w:t xml:space="preserve"> تحل</w:t>
+      </w:r>
+      <w:r>
+        <w:rPr>
+          <w:rFonts w:cs="2  Nazanin" w:hint="cs"/>
+          <w:rtl/>
+        </w:rPr>
+        <w:t>ی</w:t>
+      </w:r>
+      <w:r>
+        <w:rPr>
+          <w:rFonts w:cs="2  Nazanin" w:hint="eastAsia"/>
+          <w:rtl/>
+        </w:rPr>
+        <w:t>ل</w:t>
+      </w:r>
+      <w:r>
+        <w:rPr>
+          <w:rFonts w:cs="2  Nazanin"/>
+          <w:rtl/>
+        </w:rPr>
+        <w:t xml:space="preserve"> پوش بالا</w:t>
+      </w:r>
+      <w:r>
+        <w:rPr>
+          <w:rFonts w:cs="2  Nazanin" w:hint="cs"/>
+          <w:rtl/>
+        </w:rPr>
+        <w:t>یی</w:t>
+      </w:r>
+      <w:r>
+        <w:rPr>
+          <w:rFonts w:cs="2  Nazanin"/>
+          <w:rtl/>
+        </w:rPr>
+        <w:t xml:space="preserve"> نمودار تول</w:t>
+      </w:r>
+      <w:r>
+        <w:rPr>
+          <w:rFonts w:cs="2  Nazanin" w:hint="cs"/>
+          <w:rtl/>
+        </w:rPr>
+        <w:t>ی</w:t>
+      </w:r>
+      <w:r>
+        <w:rPr>
+          <w:rFonts w:cs="2  Nazanin" w:hint="eastAsia"/>
+          <w:rtl/>
+        </w:rPr>
+        <w:t>د</w:t>
+      </w:r>
+      <w:r>
+        <w:rPr>
+          <w:rFonts w:ascii="Arial" w:hAnsi="Arial" w:cs="Arial" w:hint="cs"/>
+          <w:rtl/>
+        </w:rPr>
+        <w:t>–</w:t>
+      </w:r>
+      <w:r>
+        <w:rPr>
+          <w:rFonts w:cs="2  Nazanin" w:hint="cs"/>
+          <w:rtl/>
+        </w:rPr>
+        <w:t>دما</w:t>
+      </w:r>
+    </w:p>
+    <w:p>
+      <w:pPr>
+        <w:pStyle w:val="ListParagraph"/>
+        <w:numPr>
+          <w:ilvl w:val="0"/>
+          <w:numId w:val="39"/>
+        </w:numPr>
+        <w:rPr>
+          <w:rFonts w:cs="2  Nazanin"/>
+          <w:rtl/>
+        </w:rPr>
+      </w:pPr>
+      <w:r>
+        <w:rPr>
+          <w:rFonts w:cs="2  Nazanin" w:hint="eastAsia"/>
+          <w:rtl/>
+        </w:rPr>
+        <w:t>تفک</w:t>
+      </w:r>
+      <w:r>
+        <w:rPr>
+          <w:rFonts w:cs="2  Nazanin" w:hint="cs"/>
+          <w:rtl/>
+        </w:rPr>
+        <w:t>ی</w:t>
+      </w:r>
+      <w:r>
+        <w:rPr>
+          <w:rFonts w:cs="2  Nazanin" w:hint="eastAsia"/>
+          <w:rtl/>
+        </w:rPr>
+        <w:t>ک</w:t>
+      </w:r>
+      <w:r>
+        <w:rPr>
+          <w:rFonts w:cs="2  Nazanin"/>
+          <w:rtl/>
+        </w:rPr>
+        <w:t xml:space="preserve"> داده‌ها به دسته‌ها</w:t>
+      </w:r>
+      <w:r>
+        <w:rPr>
+          <w:rFonts w:cs="2  Nazanin" w:hint="cs"/>
+          <w:rtl/>
+        </w:rPr>
+        <w:t>ی</w:t>
+      </w:r>
+      <w:r>
+        <w:rPr>
+          <w:rFonts w:cs="2  Nazanin"/>
+          <w:rtl/>
+        </w:rPr>
+        <w:t xml:space="preserve"> نرمال و ظرف</w:t>
+      </w:r>
+      <w:r>
+        <w:rPr>
+          <w:rFonts w:cs="2  Nazanin" w:hint="cs"/>
+          <w:rtl/>
+        </w:rPr>
+        <w:t>ی</w:t>
+      </w:r>
+      <w:r>
+        <w:rPr>
+          <w:rFonts w:cs="2  Nazanin" w:hint="eastAsia"/>
+          <w:rtl/>
+        </w:rPr>
+        <w:t>ت‌ها</w:t>
+      </w:r>
+      <w:r>
+        <w:rPr>
+          <w:rFonts w:cs="2  Nazanin" w:hint="cs"/>
+          <w:rtl/>
+        </w:rPr>
+        <w:t>ی</w:t>
+      </w:r>
+      <w:r>
+        <w:rPr>
+          <w:rFonts w:cs="2  Nazanin"/>
+          <w:rtl/>
+        </w:rPr>
+        <w:t xml:space="preserve"> و</w:t>
+      </w:r>
+      <w:r>
+        <w:rPr>
+          <w:rFonts w:cs="2  Nazanin" w:hint="cs"/>
+          <w:rtl/>
+        </w:rPr>
+        <w:t>ی</w:t>
+      </w:r>
+      <w:r>
+        <w:rPr>
+          <w:rFonts w:cs="2  Nazanin" w:hint="eastAsia"/>
+          <w:rtl/>
+        </w:rPr>
+        <w:t>ژه</w:t>
+      </w:r>
+      <w:r>
+        <w:rPr>
+          <w:rFonts w:cs="2  Nazanin"/>
+          <w:rtl/>
+        </w:rPr>
+        <w:t xml:space="preserve"> (توربو)</w:t>
+      </w:r>
+    </w:p>
+    <w:p>
+      <w:pPr>
+        <w:pStyle w:val="ListParagraph"/>
+        <w:numPr>
+          <w:ilvl w:val="0"/>
+          <w:numId w:val="39"/>
+        </w:numPr>
+        <w:rPr>
+          <w:rFonts w:cs="2  Nazanin"/>
+          <w:rtl/>
+        </w:rPr>
+      </w:pPr>
+      <w:r>
+        <w:rPr>
+          <w:rFonts w:cs="2  Nazanin" w:hint="eastAsia"/>
+          <w:rtl/>
+        </w:rPr>
+        <w:t>آموزش</w:t>
+      </w:r>
+      <w:r>
+        <w:rPr>
+          <w:rFonts w:cs="2  Nazanin"/>
+          <w:rtl/>
+        </w:rPr>
+        <w:t xml:space="preserve"> مدل‌ها</w:t>
+      </w:r>
+      <w:r>
+        <w:rPr>
+          <w:rFonts w:cs="2  Nazanin" w:hint="cs"/>
+          <w:rtl/>
+        </w:rPr>
+        <w:t>ی</w:t>
+      </w:r>
+      <w:r>
+        <w:rPr>
+          <w:rFonts w:cs="2  Nazanin"/>
+          <w:rtl/>
+        </w:rPr>
+        <w:t xml:space="preserve"> مناسب برا</w:t>
+      </w:r>
+      <w:r>
+        <w:rPr>
+          <w:rFonts w:cs="2  Nazanin" w:hint="cs"/>
+          <w:rtl/>
+        </w:rPr>
+        <w:t>ی</w:t>
+      </w:r>
+      <w:r>
+        <w:rPr>
+          <w:rFonts w:cs="2  Nazanin"/>
+          <w:rtl/>
+        </w:rPr>
+        <w:t xml:space="preserve"> هر دسته با استفاده از رگرس</w:t>
+      </w:r>
+      <w:r>
+        <w:rPr>
+          <w:rFonts w:cs="2  Nazanin" w:hint="cs"/>
+          <w:rtl/>
+        </w:rPr>
+        <w:t>ی</w:t>
+      </w:r>
+      <w:r>
+        <w:rPr>
+          <w:rFonts w:cs="2  Nazanin" w:hint="eastAsia"/>
+          <w:rtl/>
+        </w:rPr>
+        <w:t>ون</w:t>
+      </w:r>
+      <w:r>
+        <w:rPr>
+          <w:rFonts w:cs="2  Nazanin"/>
+        </w:rPr>
+        <w:t xml:space="preserve"> Quantile </w:t>
+      </w:r>
+      <w:r>
+        <w:rPr>
+          <w:rFonts w:cs="2  Nazanin" w:hint="cs"/>
+          <w:rtl/>
+        </w:rPr>
+        <w:t>ی</w:t>
+      </w:r>
+      <w:r>
+        <w:rPr>
+          <w:rFonts w:cs="2  Nazanin" w:hint="eastAsia"/>
+          <w:rtl/>
+        </w:rPr>
+        <w:t>ا</w:t>
+      </w:r>
+      <w:r>
+        <w:rPr>
+          <w:rFonts w:cs="2  Nazanin"/>
+          <w:rtl/>
+        </w:rPr>
+        <w:t xml:space="preserve"> مدل چندجمله‌ا</w:t>
+      </w:r>
+      <w:r>
+        <w:rPr>
+          <w:rFonts w:cs="2  Nazanin" w:hint="cs"/>
+          <w:rtl/>
+        </w:rPr>
+        <w:t>ی</w:t>
+      </w:r>
+    </w:p>
+    <w:p>
+      <w:pPr>
+        <w:pStyle w:val="ListParagraph"/>
+        <w:numPr>
+          <w:ilvl w:val="0"/>
+          <w:numId w:val="39"/>
+        </w:numPr>
+        <w:rPr>
+          <w:rFonts w:cs="2  Nazanin"/>
+          <w:rtl/>
+        </w:rPr>
+      </w:pPr>
+      <w:r>
+        <w:rPr>
+          <w:rFonts w:cs="2  Nazanin" w:hint="cs"/>
+          <w:rtl/>
+        </w:rPr>
+        <w:t>مشاهده‌ی</w:t>
+      </w:r>
+      <w:r>
+        <w:rPr>
+          <w:rFonts w:cs="2  Nazanin"/>
+          <w:rtl/>
+        </w:rPr>
+        <w:t xml:space="preserve"> سازگار</w:t>
+      </w:r>
+      <w:r>
+        <w:rPr>
+          <w:rFonts w:cs="2  Nazanin" w:hint="cs"/>
+          <w:rtl/>
+        </w:rPr>
+        <w:t>ی</w:t>
+      </w:r>
+      <w:r>
+        <w:rPr>
+          <w:rFonts w:cs="2  Nazanin"/>
+          <w:rtl/>
+        </w:rPr>
+        <w:t xml:space="preserve"> پ</w:t>
+      </w:r>
+      <w:r>
+        <w:rPr>
+          <w:rFonts w:cs="2  Nazanin" w:hint="cs"/>
+          <w:rtl/>
+        </w:rPr>
+        <w:t>ی</w:t>
+      </w:r>
+      <w:r>
+        <w:rPr>
+          <w:rFonts w:cs="2  Nazanin" w:hint="eastAsia"/>
+          <w:rtl/>
+        </w:rPr>
+        <w:t>ش‌ب</w:t>
+      </w:r>
+      <w:r>
+        <w:rPr>
+          <w:rFonts w:cs="2  Nazanin" w:hint="cs"/>
+          <w:rtl/>
+        </w:rPr>
+        <w:t>ی</w:t>
+      </w:r>
+      <w:r>
+        <w:rPr>
+          <w:rFonts w:cs="2  Nazanin" w:hint="eastAsia"/>
+          <w:rtl/>
+        </w:rPr>
+        <w:t>ن</w:t>
+      </w:r>
+      <w:r>
+        <w:rPr>
+          <w:rFonts w:cs="2  Nazanin" w:hint="cs"/>
+          <w:rtl/>
+        </w:rPr>
+        <w:t>ی‌</w:t>
+      </w:r>
+      <w:r>
+        <w:rPr>
+          <w:rFonts w:cs="2  Nazanin" w:hint="eastAsia"/>
+          <w:rtl/>
+        </w:rPr>
+        <w:t>ها</w:t>
+      </w:r>
+      <w:r>
+        <w:rPr>
+          <w:rFonts w:cs="2  Nazanin"/>
+          <w:rtl/>
+        </w:rPr>
+        <w:t xml:space="preserve"> با رفتار واقع</w:t>
+      </w:r>
+      <w:r>
+        <w:rPr>
+          <w:rFonts w:cs="2  Nazanin" w:hint="cs"/>
+          <w:rtl/>
+        </w:rPr>
+        <w:t>ی</w:t>
+      </w:r>
+      <w:r>
+        <w:rPr>
+          <w:rFonts w:cs="2  Nazanin"/>
+          <w:rtl/>
+        </w:rPr>
+        <w:t xml:space="preserve"> واحدها</w:t>
+      </w:r>
+    </w:p>
+    <w:p>
+      <w:pPr>
+        <w:rPr>
+          <w:rFonts w:cs="2  Nazanin"/>
+          <w:rtl/>
+        </w:rPr>
+      </w:pPr>
+      <w:r>
+        <w:rPr>
+          <w:rFonts w:cs="2  Nazanin"/>
+          <w:rtl/>
+          <w:lang w:bidi="fa-IR"/>
+        </w:rPr>
+        <w:t>۴</w:t>
+      </w:r>
+      <w:r>
+        <w:rPr>
+          <w:rFonts w:cs="2  Nazanin"/>
+        </w:rPr>
+        <w:t xml:space="preserve">. </w:t>
+      </w:r>
+      <w:r>
+        <w:rPr>
+          <w:rFonts w:cs="2  Nazanin"/>
+          <w:rtl/>
+        </w:rPr>
+        <w:t>ساختار گزارش</w:t>
+      </w:r>
+    </w:p>
+    <w:p>
+      <w:pPr>
+        <w:rPr>
+          <w:rFonts w:cs="2  Nazanin"/>
+          <w:rtl/>
+        </w:rPr>
+      </w:pPr>
+      <w:r>
+        <w:rPr>
+          <w:rFonts w:cs="2  Nazanin" w:hint="eastAsia"/>
+          <w:rtl/>
+        </w:rPr>
+        <w:t>ا</w:t>
+      </w:r>
+      <w:r>
+        <w:rPr>
+          <w:rFonts w:cs="2  Nazanin" w:hint="cs"/>
+          <w:rtl/>
+        </w:rPr>
+        <w:t>ی</w:t>
+      </w:r>
+      <w:r>
+        <w:rPr>
+          <w:rFonts w:cs="2  Nazanin" w:hint="eastAsia"/>
+          <w:rtl/>
+        </w:rPr>
+        <w:t>ن</w:t>
+      </w:r>
+      <w:r>
+        <w:rPr>
+          <w:rFonts w:cs="2  Nazanin"/>
+          <w:rtl/>
+        </w:rPr>
+        <w:t xml:space="preserve"> گزارش شامل بخش‌ها</w:t>
+      </w:r>
+      <w:r>
+        <w:rPr>
+          <w:rFonts w:cs="2  Nazanin" w:hint="cs"/>
+          <w:rtl/>
+        </w:rPr>
+        <w:t>ی</w:t>
+      </w:r>
+      <w:r>
+        <w:rPr>
+          <w:rFonts w:cs="2  Nazanin"/>
+          <w:rtl/>
+        </w:rPr>
+        <w:t xml:space="preserve"> ز</w:t>
+      </w:r>
+      <w:r>
+        <w:rPr>
+          <w:rFonts w:cs="2  Nazanin" w:hint="cs"/>
+          <w:rtl/>
+        </w:rPr>
+        <w:t>ی</w:t>
+      </w:r>
+      <w:r>
+        <w:rPr>
+          <w:rFonts w:cs="2  Nazanin" w:hint="eastAsia"/>
+          <w:rtl/>
+        </w:rPr>
+        <w:t>ر</w:t>
+      </w:r>
+      <w:r>
+        <w:rPr>
+          <w:rFonts w:cs="2  Nazanin"/>
+          <w:rtl/>
+        </w:rPr>
+        <w:t xml:space="preserve"> است</w:t>
+      </w:r>
+      <w:r>
+        <w:rPr>
+          <w:rFonts w:cs="2  Nazanin"/>
+        </w:rPr>
+        <w:t>:</w:t>
+      </w:r>
+    </w:p>
+    <w:p>
+      <w:pPr>
+        <w:pStyle w:val="ListParagraph"/>
+        <w:numPr>
+          <w:ilvl w:val="0"/>
+          <w:numId w:val="40"/>
+        </w:numPr>
+        <w:rPr>
+          <w:rFonts w:cs="2  Nazanin"/>
+          <w:rtl/>
+        </w:rPr>
+      </w:pPr>
+      <w:r>
+        <w:rPr>
+          <w:rFonts w:cs="2  Nazanin" w:hint="eastAsia"/>
+          <w:rtl/>
+        </w:rPr>
+        <w:t>شرح</w:t>
+      </w:r>
+      <w:r>
+        <w:rPr>
+          <w:rFonts w:cs="2  Nazanin"/>
+          <w:rtl/>
+        </w:rPr>
+        <w:t xml:space="preserve"> پروژه: ارائه فر</w:t>
+      </w:r>
+      <w:r>
+        <w:rPr>
+          <w:rFonts w:cs="2  Nazanin" w:hint="cs"/>
+          <w:rtl/>
+        </w:rPr>
+        <w:t>ا</w:t>
+      </w:r>
+      <w:r>
+        <w:rPr>
+          <w:rFonts w:cs="2  Nazanin" w:hint="cs"/>
+          <w:rtl/>
+        </w:rPr>
+        <w:t>ی</w:t>
+      </w:r>
+      <w:r>
+        <w:rPr>
+          <w:rFonts w:cs="2  Nazanin" w:hint="eastAsia"/>
+          <w:rtl/>
+        </w:rPr>
+        <w:t>ند</w:t>
+      </w:r>
+      <w:r>
+        <w:rPr>
+          <w:rFonts w:cs="2  Nazanin"/>
+          <w:rtl/>
+        </w:rPr>
+        <w:t xml:space="preserve"> کار</w:t>
+      </w:r>
+      <w:r>
+        <w:rPr>
+          <w:rFonts w:cs="2  Nazanin" w:hint="cs"/>
+          <w:rtl/>
+        </w:rPr>
+        <w:t>ی</w:t>
+      </w:r>
+      <w:r>
+        <w:rPr>
+          <w:rFonts w:cs="2  Nazanin"/>
+          <w:rtl/>
+        </w:rPr>
+        <w:t xml:space="preserve"> و مراحل کل</w:t>
+      </w:r>
+      <w:r>
+        <w:rPr>
+          <w:rFonts w:cs="2  Nazanin" w:hint="cs"/>
+          <w:rtl/>
+        </w:rPr>
+        <w:t>ی</w:t>
+      </w:r>
+      <w:r>
+        <w:rPr>
+          <w:rFonts w:cs="2  Nazanin" w:hint="eastAsia"/>
+          <w:rtl/>
+        </w:rPr>
+        <w:t>د</w:t>
+      </w:r>
+      <w:r>
+        <w:rPr>
+          <w:rFonts w:cs="2  Nazanin" w:hint="cs"/>
+          <w:rtl/>
+        </w:rPr>
+        <w:t>ی</w:t>
+      </w:r>
+      <w:r>
+        <w:rPr>
+          <w:rFonts w:cs="2  Nazanin"/>
+          <w:rtl/>
+        </w:rPr>
+        <w:t xml:space="preserve"> پروژه</w:t>
+      </w:r>
+    </w:p>
+    <w:p>
+      <w:pPr>
+        <w:pStyle w:val="ListParagraph"/>
+        <w:numPr>
+          <w:ilvl w:val="0"/>
+          <w:numId w:val="40"/>
+        </w:numPr>
+        <w:rPr>
+          <w:rFonts w:cs="2  Nazanin"/>
+          <w:rtl/>
+        </w:rPr>
+      </w:pPr>
+      <w:r>
+        <w:rPr>
+          <w:rFonts w:cs="2  Nazanin" w:hint="eastAsia"/>
+          <w:rtl/>
+        </w:rPr>
+        <w:t>روش‌شناس</w:t>
+      </w:r>
+      <w:r>
+        <w:rPr>
+          <w:rFonts w:cs="2  Nazanin" w:hint="cs"/>
+          <w:rtl/>
+        </w:rPr>
+        <w:t>ی</w:t>
+      </w:r>
+      <w:r>
+        <w:rPr>
+          <w:rFonts w:cs="2  Nazanin"/>
+          <w:rtl/>
+        </w:rPr>
+        <w:t xml:space="preserve"> تحق</w:t>
+      </w:r>
+      <w:r>
+        <w:rPr>
+          <w:rFonts w:cs="2  Nazanin" w:hint="cs"/>
+          <w:rtl/>
+        </w:rPr>
+        <w:t>ی</w:t>
+      </w:r>
+      <w:r>
+        <w:rPr>
+          <w:rFonts w:cs="2  Nazanin" w:hint="eastAsia"/>
+          <w:rtl/>
+        </w:rPr>
+        <w:t>ق</w:t>
+      </w:r>
+      <w:r>
+        <w:rPr>
+          <w:rFonts w:cs="2  Nazanin"/>
+          <w:rtl/>
+        </w:rPr>
+        <w:t>: شرح دق</w:t>
+      </w:r>
+      <w:r>
+        <w:rPr>
+          <w:rFonts w:cs="2  Nazanin" w:hint="cs"/>
+          <w:rtl/>
+        </w:rPr>
+        <w:t>ی</w:t>
+      </w:r>
+      <w:r>
+        <w:rPr>
+          <w:rFonts w:cs="2  Nazanin" w:hint="eastAsia"/>
+          <w:rtl/>
+        </w:rPr>
+        <w:t>ق</w:t>
+      </w:r>
+      <w:r>
+        <w:rPr>
+          <w:rFonts w:cs="2  Nazanin"/>
+          <w:rtl/>
+        </w:rPr>
+        <w:t xml:space="preserve"> مراحل پردازش داده‌ها، گز</w:t>
+      </w:r>
+      <w:r>
+        <w:rPr>
+          <w:rFonts w:cs="2  Nazanin" w:hint="cs"/>
+          <w:rtl/>
+        </w:rPr>
+        <w:t>ی</w:t>
+      </w:r>
+      <w:r>
+        <w:rPr>
+          <w:rFonts w:cs="2  Nazanin" w:hint="eastAsia"/>
+          <w:rtl/>
+        </w:rPr>
+        <w:t>نش</w:t>
+      </w:r>
+      <w:r>
+        <w:rPr>
+          <w:rFonts w:cs="2  Nazanin"/>
+          <w:rtl/>
+        </w:rPr>
+        <w:t xml:space="preserve"> ب</w:t>
+      </w:r>
+      <w:r>
+        <w:rPr>
+          <w:rFonts w:cs="2  Nazanin" w:hint="cs"/>
+          <w:rtl/>
+        </w:rPr>
+        <w:t>ی</w:t>
+      </w:r>
+      <w:r>
+        <w:rPr>
+          <w:rFonts w:cs="2  Nazanin" w:hint="eastAsia"/>
+          <w:rtl/>
+        </w:rPr>
+        <w:t>ش</w:t>
+      </w:r>
+      <w:r>
+        <w:rPr>
+          <w:rFonts w:cs="2  Nazanin" w:hint="cs"/>
+          <w:rtl/>
+        </w:rPr>
+        <w:t>ی</w:t>
+      </w:r>
+      <w:r>
+        <w:rPr>
+          <w:rFonts w:cs="2  Nazanin" w:hint="eastAsia"/>
+          <w:rtl/>
+        </w:rPr>
+        <w:t>نه</w:t>
+      </w:r>
+      <w:r>
+        <w:rPr>
+          <w:rFonts w:cs="2  Nazanin"/>
+          <w:rtl/>
+        </w:rPr>
+        <w:t xml:space="preserve"> و مدل‌ساز</w:t>
+      </w:r>
+      <w:r>
+        <w:rPr>
+          <w:rFonts w:cs="2  Nazanin" w:hint="cs"/>
+          <w:rtl/>
+        </w:rPr>
+        <w:t>ی</w:t>
+      </w:r>
+    </w:p>
+    <w:p>
+      <w:pPr>
+        <w:pStyle w:val="ListParagraph"/>
+        <w:numPr>
+          <w:ilvl w:val="0"/>
+          <w:numId w:val="40"/>
+        </w:numPr>
+        <w:rPr>
+          <w:rFonts w:cs="2  Nazanin"/>
+          <w:rtl/>
+        </w:rPr>
+      </w:pPr>
+      <w:r>
+        <w:rPr>
+          <w:rFonts w:cs="2  Nazanin" w:hint="eastAsia"/>
+          <w:rtl/>
+        </w:rPr>
+        <w:t>نتا</w:t>
+      </w:r>
+      <w:r>
+        <w:rPr>
+          <w:rFonts w:cs="2  Nazanin" w:hint="cs"/>
+          <w:rtl/>
+        </w:rPr>
+        <w:t>ی</w:t>
+      </w:r>
+      <w:r>
+        <w:rPr>
+          <w:rFonts w:cs="2  Nazanin" w:hint="eastAsia"/>
+          <w:rtl/>
+        </w:rPr>
+        <w:t>ج</w:t>
+      </w:r>
+      <w:r>
+        <w:rPr>
+          <w:rFonts w:cs="2  Nazanin"/>
+          <w:rtl/>
+        </w:rPr>
+        <w:t xml:space="preserve"> و تحل</w:t>
+      </w:r>
+      <w:r>
+        <w:rPr>
+          <w:rFonts w:cs="2  Nazanin" w:hint="cs"/>
+          <w:rtl/>
+        </w:rPr>
+        <w:t>ی</w:t>
+      </w:r>
+      <w:r>
+        <w:rPr>
+          <w:rFonts w:cs="2  Nazanin" w:hint="eastAsia"/>
+          <w:rtl/>
+        </w:rPr>
+        <w:t>ل‌ها</w:t>
+      </w:r>
+      <w:r>
+        <w:rPr>
+          <w:rFonts w:cs="2  Nazanin"/>
+          <w:rtl/>
+        </w:rPr>
+        <w:t>: ارائه نمودارها، ارز</w:t>
+      </w:r>
+      <w:r>
+        <w:rPr>
+          <w:rFonts w:cs="2  Nazanin" w:hint="cs"/>
+          <w:rtl/>
+        </w:rPr>
+        <w:t>ی</w:t>
+      </w:r>
+      <w:r>
+        <w:rPr>
+          <w:rFonts w:cs="2  Nazanin" w:hint="eastAsia"/>
+          <w:rtl/>
+        </w:rPr>
+        <w:t>اب</w:t>
+      </w:r>
+      <w:r>
+        <w:rPr>
+          <w:rFonts w:cs="2  Nazanin" w:hint="cs"/>
+          <w:rtl/>
+        </w:rPr>
+        <w:t>ی</w:t>
+      </w:r>
+      <w:r>
+        <w:rPr>
+          <w:rFonts w:cs="2  Nazanin"/>
+          <w:rtl/>
+        </w:rPr>
+        <w:t xml:space="preserve"> مدل‌ها و تحل</w:t>
+      </w:r>
+      <w:r>
+        <w:rPr>
+          <w:rFonts w:cs="2  Nazanin" w:hint="cs"/>
+          <w:rtl/>
+        </w:rPr>
+        <w:t>ی</w:t>
+      </w:r>
+      <w:r>
+        <w:rPr>
+          <w:rFonts w:cs="2  Nazanin" w:hint="eastAsia"/>
+          <w:rtl/>
+        </w:rPr>
+        <w:t>ل</w:t>
+      </w:r>
+      <w:r>
+        <w:rPr>
+          <w:rFonts w:cs="2  Nazanin"/>
+          <w:rtl/>
+        </w:rPr>
+        <w:t xml:space="preserve"> دقت پ</w:t>
+      </w:r>
+      <w:r>
+        <w:rPr>
+          <w:rFonts w:cs="2  Nazanin" w:hint="cs"/>
+          <w:rtl/>
+        </w:rPr>
+        <w:t>ی</w:t>
+      </w:r>
+      <w:r>
+        <w:rPr>
+          <w:rFonts w:cs="2  Nazanin" w:hint="eastAsia"/>
+          <w:rtl/>
+        </w:rPr>
+        <w:t>ش‌ب</w:t>
+      </w:r>
+      <w:r>
+        <w:rPr>
+          <w:rFonts w:cs="2  Nazanin" w:hint="cs"/>
+          <w:rtl/>
+        </w:rPr>
+        <w:t>ی</w:t>
+      </w:r>
+      <w:r>
+        <w:rPr>
+          <w:rFonts w:cs="2  Nazanin" w:hint="eastAsia"/>
+          <w:rtl/>
+        </w:rPr>
+        <w:t>ن</w:t>
+      </w:r>
+      <w:r>
+        <w:rPr>
+          <w:rFonts w:cs="2  Nazanin" w:hint="cs"/>
+          <w:rtl/>
+        </w:rPr>
+        <w:t>ی‌</w:t>
+      </w:r>
+      <w:r>
+        <w:rPr>
+          <w:rFonts w:cs="2  Nazanin" w:hint="eastAsia"/>
+          <w:rtl/>
+        </w:rPr>
+        <w:t>ها</w:t>
+      </w:r>
+    </w:p>
+    <w:p>
+      <w:pPr>
+        <w:pStyle w:val="ListParagraph"/>
+        <w:numPr>
+          <w:ilvl w:val="0"/>
+          <w:numId w:val="40"/>
+        </w:numPr>
+        <w:rPr>
+          <w:rFonts w:cs="2  Nazanin"/>
+          <w:rtl/>
+        </w:rPr>
+      </w:pPr>
+      <w:r>
+        <w:rPr>
+          <w:rFonts w:cs="2  Nazanin" w:hint="eastAsia"/>
+          <w:rtl/>
+        </w:rPr>
+        <w:t>سا</w:t>
+      </w:r>
+      <w:r>
+        <w:rPr>
+          <w:rFonts w:cs="2  Nazanin" w:hint="cs"/>
+          <w:rtl/>
+        </w:rPr>
+        <w:t>ی</w:t>
+      </w:r>
+      <w:r>
+        <w:rPr>
+          <w:rFonts w:cs="2  Nazanin" w:hint="eastAsia"/>
+          <w:rtl/>
+        </w:rPr>
+        <w:t>ر</w:t>
+      </w:r>
+      <w:r>
+        <w:rPr>
+          <w:rFonts w:cs="2  Nazanin"/>
+          <w:rtl/>
+        </w:rPr>
+        <w:t xml:space="preserve"> تلاش‌ها: مرور روش‌ها و رو</w:t>
+      </w:r>
+      <w:r>
+        <w:rPr>
+          <w:rFonts w:cs="2  Nazanin" w:hint="cs"/>
+          <w:rtl/>
+        </w:rPr>
+        <w:t>ی</w:t>
+      </w:r>
+      <w:r>
+        <w:rPr>
+          <w:rFonts w:cs="2  Nazanin" w:hint="eastAsia"/>
+          <w:rtl/>
+        </w:rPr>
+        <w:t>کردها</w:t>
+      </w:r>
+      <w:r>
+        <w:rPr>
+          <w:rFonts w:cs="2  Nazanin" w:hint="cs"/>
+          <w:rtl/>
+        </w:rPr>
+        <w:t>یی</w:t>
+      </w:r>
+      <w:r>
+        <w:rPr>
+          <w:rFonts w:cs="2  Nazanin"/>
+          <w:rtl/>
+        </w:rPr>
+        <w:t xml:space="preserve"> که در طول پروژه بررس</w:t>
+      </w:r>
+      <w:r>
+        <w:rPr>
+          <w:rFonts w:cs="2  Nazanin" w:hint="cs"/>
+          <w:rtl/>
+        </w:rPr>
+        <w:t>ی</w:t>
+      </w:r>
+      <w:r>
+        <w:rPr>
+          <w:rFonts w:cs="2  Nazanin"/>
+          <w:rtl/>
+        </w:rPr>
+        <w:t xml:space="preserve"> و اصلاح شدند</w:t>
+      </w:r>
+    </w:p>
+    <w:p>
+      <w:pPr>
+        <w:pStyle w:val="ListParagraph"/>
+        <w:numPr>
+          <w:ilvl w:val="0"/>
+          <w:numId w:val="40"/>
+        </w:numPr>
         <w:jc w:val="left"/>
         <w:rPr>
-          <w:rFonts w:eastAsiaTheme="majorEastAsia"/>
+          <w:rFonts w:eastAsiaTheme="majorEastAsia" w:cs="2  Nazanin"/>
           <w:b/>
           <w:bCs/>
           <w:color w:val="000000" w:themeColor="text1"/>
@@ -1757,6 +4774,139 @@
       </w:pPr>
       <w:r>
         <w:rPr>
+          <w:rFonts w:cs="2  Nazanin" w:hint="eastAsia"/>
+          <w:rtl/>
+        </w:rPr>
+        <w:t>جمع‌بند</w:t>
+      </w:r>
+      <w:r>
+        <w:rPr>
+          <w:rFonts w:cs="2  Nazanin" w:hint="cs"/>
+          <w:rtl/>
+        </w:rPr>
+        <w:t>ی</w:t>
+      </w:r>
+      <w:r>
+        <w:rPr>
+          <w:rFonts w:cs="2  Nazanin"/>
+          <w:rtl/>
+        </w:rPr>
+        <w:t xml:space="preserve"> و پ</w:t>
+      </w:r>
+      <w:r>
+        <w:rPr>
+          <w:rFonts w:cs="2  Nazanin" w:hint="cs"/>
+          <w:rtl/>
+        </w:rPr>
+        <w:t>ی</w:t>
+      </w:r>
+      <w:r>
+        <w:rPr>
+          <w:rFonts w:cs="2  Nazanin" w:hint="eastAsia"/>
+          <w:rtl/>
+        </w:rPr>
+        <w:t>شنهادات</w:t>
+      </w:r>
+      <w:r>
+        <w:rPr>
+          <w:rFonts w:cs="2  Nazanin"/>
+          <w:rtl/>
+        </w:rPr>
+        <w:t>: دستاوردها، کاربردها</w:t>
+      </w:r>
+      <w:r>
+        <w:rPr>
+          <w:rFonts w:cs="2  Nazanin" w:hint="cs"/>
+          <w:rtl/>
+        </w:rPr>
+        <w:t>ی</w:t>
+      </w:r>
+      <w:r>
+        <w:rPr>
+          <w:rFonts w:cs="2  Nazanin"/>
+          <w:rtl/>
+        </w:rPr>
+        <w:t xml:space="preserve"> عمل</w:t>
+      </w:r>
+      <w:r>
+        <w:rPr>
+          <w:rFonts w:cs="2  Nazanin" w:hint="cs"/>
+          <w:rtl/>
+        </w:rPr>
+        <w:t>ی</w:t>
+      </w:r>
+      <w:r>
+        <w:rPr>
+          <w:rFonts w:cs="2  Nazanin"/>
+          <w:rtl/>
+        </w:rPr>
+        <w:t xml:space="preserve"> و پ</w:t>
+      </w:r>
+      <w:r>
+        <w:rPr>
+          <w:rFonts w:cs="2  Nazanin" w:hint="cs"/>
+          <w:rtl/>
+        </w:rPr>
+        <w:t>ی</w:t>
+      </w:r>
+      <w:r>
+        <w:rPr>
+          <w:rFonts w:cs="2  Nazanin" w:hint="eastAsia"/>
+          <w:rtl/>
+        </w:rPr>
+        <w:t>شنهادات</w:t>
+      </w:r>
+      <w:r>
+        <w:rPr>
+          <w:rFonts w:cs="2  Nazanin"/>
+          <w:rtl/>
+        </w:rPr>
+        <w:t xml:space="preserve"> برا</w:t>
+      </w:r>
+      <w:r>
+        <w:rPr>
+          <w:rFonts w:cs="2  Nazanin" w:hint="cs"/>
+          <w:rtl/>
+        </w:rPr>
+        <w:t>ی</w:t>
+      </w:r>
+      <w:r>
+        <w:rPr>
+          <w:rFonts w:cs="2  Nazanin"/>
+          <w:rtl/>
+        </w:rPr>
+        <w:t xml:space="preserve"> توسعه‌ها</w:t>
+      </w:r>
+      <w:r>
+        <w:rPr>
+          <w:rFonts w:cs="2  Nazanin" w:hint="cs"/>
+          <w:rtl/>
+        </w:rPr>
+        <w:t>ی</w:t>
+      </w:r>
+      <w:r>
+        <w:rPr>
+          <w:rFonts w:cs="2  Nazanin"/>
+          <w:rtl/>
+        </w:rPr>
+        <w:t xml:space="preserve"> آت</w:t>
+      </w:r>
+      <w:r>
+        <w:rPr>
+          <w:rFonts w:cs="2  Nazanin" w:hint="cs"/>
+          <w:rtl/>
+        </w:rPr>
+        <w:t>ی</w:t>
+      </w:r>
+      <w:r>
+        <w:rPr>
+          <w:rFonts w:cs="2  Nazanin"/>
+        </w:rPr>
+        <w:t>.</w:t>
+      </w:r>
+      <w:r>
+        <w:rPr>
+          <w:rFonts w:cs="2  Nazanin"/>
           <w:rtl/>
         </w:rPr>
         <w:br w:type="page"/>
@@ -1766,15 +4916,16 @@
       <w:pPr>
         <w:pStyle w:val="header1"/>
         <w:rPr>
-          <w:rtl/>
+          <w:rFonts w:cs="2  Nazanin"/>
         </w:rPr>
       </w:pPr>
       <w:bookmarkStart w:id="3" w:name="_Toc217744990"/>
       <w:r>
         <w:rPr>
-          <w:rFonts w:hint="cs"/>
-          <w:rtl/>
-        </w:rPr>
+          <w:rFonts w:cs="2  Nazanin" w:hint="cs"/>
+          <w:rtl/>
+        </w:rPr>
+        <w:lastRenderedPageBreak/>
         <w:t>شرح پروژه</w:t>
       </w:r>
       <w:bookmarkEnd w:id="3"/>
@@ -1782,57 +4933,91 @@
     <w:p>
       <w:pPr>
         <w:rPr>
-          <w:b/>
-          <w:bCs/>
-          <w:lang w:bidi="fa-IR"/>
-        </w:rPr>
-      </w:pPr>
-      <w:r>
-        <w:rPr>
-          <w:b/>
-          <w:bCs/>
-          <w:rtl/>
-          <w:lang w:bidi="fa-IR"/>
-        </w:rPr>
-        <w:t>۱</w:t>
-      </w:r>
-      <w:r>
-        <w:rPr>
-          <w:b/>
-          <w:bCs/>
-          <w:lang w:bidi="fa-IR"/>
-        </w:rPr>
-        <w:t xml:space="preserve">. </w:t>
-      </w:r>
-      <w:r>
-        <w:rPr>
-          <w:b/>
-          <w:bCs/>
-          <w:rtl/>
-        </w:rPr>
-        <w:t>هدف پروژه</w:t>
+          <w:rFonts w:cs="2  Nazanin"/>
+          <w:b/>
+          <w:bCs/>
+          <w:lang w:bidi="fa-IR"/>
+        </w:rPr>
+      </w:pPr>
+      <w:r>
+        <w:rPr>
+          <w:rFonts w:cs="2  Nazanin" w:hint="cs"/>
+          <w:b/>
+          <w:bCs/>
+          <w:rtl/>
+          <w:lang w:bidi="fa-IR"/>
+        </w:rPr>
+        <w:t xml:space="preserve">۱. </w:t>
+      </w:r>
+      <w:r>
+        <w:rPr>
+          <w:rFonts w:cs="2  Nazanin"/>
+          <w:b/>
+          <w:bCs/>
+          <w:rtl/>
+        </w:rPr>
+        <w:t>جمع‌آوری و آماده‌سازی داده‌ها</w:t>
       </w:r>
     </w:p>
     <w:p>
       <w:pPr>
         <w:rPr>
-          <w:b/>
-          <w:bCs/>
-          <w:lang w:bidi="fa-IR"/>
-        </w:rPr>
-      </w:pPr>
-      <w:r>
-        <w:rPr>
-          <w:b/>
-          <w:bCs/>
-          <w:rtl/>
-        </w:rPr>
-        <w:t>هدف این پروژه، تخمین حداکثر توان تولید واحدهای گازی نیروگاهی با استفاده از داده‌های عملیاتی و شرایط دمایی بود. نتایج این پروژه امکان برنامه‌ریزی بهینه تولید و بهره‌برداری مؤثر از ظرفیت واقعی واحدها را فراهم می‌کند</w:t>
-      </w:r>
-      <w:r>
-        <w:rPr>
-          <w:b/>
-          <w:bCs/>
+          <w:rFonts w:cs="2  Nazanin"/>
+          <w:lang w:bidi="fa-IR"/>
+        </w:rPr>
+      </w:pPr>
+      <w:r>
+        <w:rPr>
+          <w:rFonts w:cs="2  Nazanin"/>
+          <w:rtl/>
+        </w:rPr>
+        <w:t xml:space="preserve">داده‌های جمع‌آوری شده شامل </w:t>
+      </w:r>
+      <w:r>
+        <w:rPr>
+          <w:rFonts w:cs="2  Nazanin" w:hint="cs"/>
+          <w:rtl/>
+        </w:rPr>
+        <w:t>متغیرهای</w:t>
+      </w:r>
+      <w:r>
+        <w:rPr>
+          <w:rFonts w:cs="2  Nazanin"/>
+          <w:rtl/>
+        </w:rPr>
+        <w:t xml:space="preserve"> محیط</w:t>
+      </w:r>
+      <w:r>
+        <w:rPr>
+          <w:rFonts w:cs="2  Nazanin" w:hint="cs"/>
+          <w:rtl/>
+        </w:rPr>
+        <w:t xml:space="preserve">ی (مانند دمای محیط، رطوبت، میزان بارش، سرعت و جهت باد و ...) و داده‌های عملیاتی نیروگاه‌ها (مانند </w:t>
+      </w:r>
+      <w:r>
+        <w:rPr>
+          <w:rFonts w:cs="2  Nazanin"/>
+          <w:rtl/>
+        </w:rPr>
+        <w:t xml:space="preserve">تولید واقعی، دمای سنسور، مقادیر ابراز) بودند. تمامی داده‌ها پاک‌سازی و یکپارچه‌سازی شدند و داده‌های ناقص </w:t>
+      </w:r>
+      <w:r>
+        <w:rPr>
+          <w:rFonts w:cs="2  Nazanin" w:hint="cs"/>
+          <w:rtl/>
+        </w:rPr>
+        <w:t>حذف شدند</w:t>
+      </w:r>
+      <w:r>
+        <w:rPr>
+          <w:rFonts w:cs="2  Nazanin"/>
+          <w:rtl/>
+        </w:rPr>
+        <w:t xml:space="preserve"> تا ورودی با کیفیت برای مدل‌ها فراهم شود</w:t>
+      </w:r>
+      <w:r>
+        <w:rPr>
+          <w:rFonts w:cs="2  Nazanin"/>
           <w:lang w:bidi="fa-IR"/>
         </w:rPr>
         <w:t>.</w:t>
@@ -1841,164 +5026,72 @@
     <w:p>
       <w:pPr>
         <w:rPr>
-          <w:b/>
-          <w:bCs/>
-          <w:lang w:bidi="fa-IR"/>
-        </w:rPr>
-      </w:pPr>
-      <w:r>
-        <w:rPr>
-          <w:b/>
-          <w:bCs/>
-          <w:rtl/>
-          <w:lang w:bidi="fa-IR"/>
-        </w:rPr>
-        <w:t>۲</w:t>
-      </w:r>
-      <w:r>
-        <w:rPr>
-          <w:b/>
-          <w:bCs/>
-          <w:lang w:bidi="fa-IR"/>
-        </w:rPr>
-        <w:t xml:space="preserve">. </w:t>
-      </w:r>
-      <w:r>
-        <w:rPr>
-          <w:b/>
-          <w:bCs/>
-          <w:rtl/>
-        </w:rPr>
-        <w:t>جمع‌آوری و آماده‌سازی داده‌ها</w:t>
+          <w:rFonts w:cs="2  Nazanin"/>
+          <w:b/>
+          <w:bCs/>
+          <w:lang w:bidi="fa-IR"/>
+        </w:rPr>
+      </w:pPr>
+      <w:r>
+        <w:rPr>
+          <w:rFonts w:cs="2  Nazanin" w:hint="cs"/>
+          <w:b/>
+          <w:bCs/>
+          <w:rtl/>
+          <w:lang w:bidi="fa-IR"/>
+        </w:rPr>
+        <w:t xml:space="preserve">۲. </w:t>
+      </w:r>
+      <w:r>
+        <w:rPr>
+          <w:rFonts w:cs="2  Nazanin" w:hint="cs"/>
+          <w:b/>
+          <w:bCs/>
+          <w:rtl/>
+        </w:rPr>
+        <w:t>گزینش</w:t>
+      </w:r>
+      <w:r>
+        <w:rPr>
+          <w:rFonts w:cs="2  Nazanin"/>
+          <w:b/>
+          <w:bCs/>
+          <w:rtl/>
+        </w:rPr>
+        <w:t xml:space="preserve"> کردن داده‌های حداکثر تولید</w:t>
       </w:r>
     </w:p>
     <w:p>
       <w:pPr>
         <w:rPr>
-          <w:b/>
-          <w:bCs/>
-          <w:lang w:bidi="fa-IR"/>
-        </w:rPr>
-      </w:pPr>
-      <w:r>
-        <w:rPr>
-          <w:b/>
-          <w:bCs/>
-          <w:rtl/>
-        </w:rPr>
-        <w:t>داده‌های جمع‌آوری شده شامل دمای محیط</w:t>
-      </w:r>
-      <w:r>
-        <w:rPr>
-          <w:b/>
-          <w:bCs/>
-          <w:lang w:bidi="fa-IR"/>
-        </w:rPr>
-        <w:t xml:space="preserve"> (</w:t>
-      </w:r>
-      <w:r>
-        <w:rPr>
-          <w:b/>
-          <w:bCs/>
-          <w:rtl/>
-        </w:rPr>
-        <w:t>ثبت‌شده و</w:t>
-      </w:r>
-      <w:r>
-        <w:rPr>
-          <w:b/>
-          <w:bCs/>
-          <w:lang w:bidi="fa-IR"/>
-        </w:rPr>
-        <w:t xml:space="preserve"> Crawl </w:t>
-      </w:r>
-      <w:r>
-        <w:rPr>
-          <w:b/>
-          <w:bCs/>
-          <w:rtl/>
-        </w:rPr>
-        <w:t>شده</w:t>
-      </w:r>
-      <w:r>
-        <w:rPr>
-          <w:b/>
-          <w:bCs/>
-          <w:lang w:bidi="fa-IR"/>
-        </w:rPr>
-        <w:t xml:space="preserve">) </w:t>
-      </w:r>
-      <w:r>
-        <w:rPr>
-          <w:b/>
-          <w:bCs/>
-          <w:rtl/>
-        </w:rPr>
-        <w:t>و داده‌های عملیاتی نیروگاه (تولید واقعی، دمای سنسور، مقادیر ابراز) بودند. تمامی داده‌ها پاک‌سازی و یکپارچه‌سازی شدند و داده‌های ناقص با منابع معتبر جایگزین گردیدند تا ورودی با کیفیت برای مدل‌ها فراهم شود</w:t>
-      </w:r>
-      <w:r>
-        <w:rPr>
-          <w:b/>
-          <w:bCs/>
-          <w:lang w:bidi="fa-IR"/>
-        </w:rPr>
-        <w:t>.</w:t>
-      </w:r>
-    </w:p>
-    <w:p>
-      <w:pPr>
-        <w:rPr>
-          <w:b/>
-          <w:bCs/>
-          <w:lang w:bidi="fa-IR"/>
-        </w:rPr>
-      </w:pPr>
-      <w:r>
-        <w:rPr>
-          <w:b/>
-          <w:bCs/>
-          <w:rtl/>
-          <w:lang w:bidi="fa-IR"/>
-        </w:rPr>
-        <w:t>۳</w:t>
-      </w:r>
-      <w:r>
-        <w:rPr>
-          <w:b/>
-          <w:bCs/>
-          <w:lang w:bidi="fa-IR"/>
-        </w:rPr>
-        <w:t xml:space="preserve">. </w:t>
-      </w:r>
-      <w:r>
-        <w:rPr>
-          <w:b/>
-          <w:bCs/>
-          <w:rtl/>
-        </w:rPr>
-        <w:t>فیلتر کردن داده‌های حداکثر تولید</w:t>
-      </w:r>
-    </w:p>
-    <w:p>
-      <w:pPr>
-        <w:rPr>
-          <w:b/>
-          <w:bCs/>
-          <w:lang w:bidi="fa-IR"/>
-        </w:rPr>
-      </w:pPr>
-      <w:r>
-        <w:rPr>
-          <w:b/>
-          <w:bCs/>
-          <w:rtl/>
-        </w:rPr>
-        <w:t>برای تمرکز بر توان بیشینه، داده‌ها با فرآیند چندمرحله‌ای فیلتر شدند</w:t>
-      </w:r>
-      <w:r>
-        <w:rPr>
-          <w:b/>
-          <w:bCs/>
+          <w:rFonts w:cs="2  Nazanin"/>
+          <w:lang w:bidi="fa-IR"/>
+        </w:rPr>
+      </w:pPr>
+      <w:r>
+        <w:rPr>
+          <w:rFonts w:cs="2  Nazanin"/>
+          <w:rtl/>
+        </w:rPr>
+        <w:t>برای تمرکز بر توان بیشینه، داده‌ها با فر</w:t>
+      </w:r>
+      <w:r>
+        <w:rPr>
+          <w:rFonts w:cs="2  Nazanin" w:hint="cs"/>
+          <w:rtl/>
+        </w:rPr>
+        <w:t>ا</w:t>
+      </w:r>
+      <w:r>
+        <w:rPr>
+          <w:rFonts w:cs="2  Nazanin"/>
+          <w:rtl/>
+        </w:rPr>
+        <w:t>یند چندمرحله‌ای فیلتر شدند</w:t>
+      </w:r>
+      <w:r>
+        <w:rPr>
+          <w:rFonts w:cs="2  Nazanin"/>
           <w:lang w:bidi="fa-IR"/>
         </w:rPr>
         <w:t>:</w:t>
@@ -2011,18 +5104,94 @@
           <w:numId w:val="36"/>
         </w:numPr>
         <w:rPr>
-          <w:b/>
-          <w:bCs/>
-          <w:lang w:bidi="fa-IR"/>
-        </w:rPr>
-      </w:pPr>
-      <w:r>
-        <w:rPr>
-          <w:b/>
-          <w:bCs/>
-          <w:rtl/>
-        </w:rPr>
-        <w:t>بررسی سلامت واحد و وضعیت بار شبکه؛</w:t>
+          <w:rFonts w:cs="2  Nazanin"/>
+          <w:lang w:bidi="fa-IR"/>
+        </w:rPr>
+      </w:pPr>
+      <w:r>
+        <w:rPr>
+          <w:rFonts w:cs="2  Nazanin"/>
+          <w:rtl/>
+        </w:rPr>
+        <w:t>بررسی سلامت واحد و وضعیت بار شبکه</w:t>
+      </w:r>
+    </w:p>
+    <w:p>
+      <w:pPr>
+        <w:numPr>
+          <w:ilvl w:val="1"/>
+          <w:numId w:val="36"/>
+        </w:numPr>
+        <w:rPr>
+          <w:rFonts w:cs="2  Nazanin"/>
+          <w:lang w:bidi="fa-IR"/>
+        </w:rPr>
+      </w:pPr>
+      <w:r>
+        <w:rPr>
+          <w:rFonts w:cs="2  Nazanin" w:hint="cs"/>
+          <w:rtl/>
+        </w:rPr>
+        <w:t xml:space="preserve">داده‌ها با وضعیت واحد </w:t>
+      </w:r>
+      <w:r>
+        <w:rPr>
+          <w:rFonts w:asciiTheme="minorHAnsi" w:hAnsiTheme="minorHAnsi" w:cs="2  Nazanin"/>
+        </w:rPr>
+        <w:t>SO</w:t>
+      </w:r>
+      <w:r>
+        <w:rPr>
+          <w:rFonts w:asciiTheme="minorHAnsi" w:hAnsiTheme="minorHAnsi" w:cs="2  Nazanin" w:hint="cs"/>
+          <w:rtl/>
+          <w:lang w:bidi="fa-IR"/>
+        </w:rPr>
+        <w:t xml:space="preserve"> یا </w:t>
+      </w:r>
+      <w:r>
+        <w:rPr>
+          <w:rFonts w:asciiTheme="minorHAnsi" w:hAnsiTheme="minorHAnsi" w:cs="2  Nazanin"/>
+          <w:lang w:bidi="fa-IR"/>
+        </w:rPr>
+        <w:t>LF1</w:t>
+      </w:r>
+      <w:r>
+        <w:rPr>
+          <w:rFonts w:asciiTheme="minorHAnsi" w:hAnsiTheme="minorHAnsi" w:cs="2  Nazanin" w:hint="cs"/>
+          <w:rtl/>
+          <w:lang w:bidi="fa-IR"/>
+        </w:rPr>
+        <w:t xml:space="preserve"> و وضعیت بار شبکه </w:t>
+      </w:r>
+      <w:r>
+        <w:rPr>
+          <w:rFonts w:asciiTheme="minorHAnsi" w:hAnsiTheme="minorHAnsi" w:cs="2  Nazanin"/>
+          <w:lang w:bidi="fa-IR"/>
+        </w:rPr>
+        <w:t>P</w:t>
+      </w:r>
+      <w:r>
+        <w:rPr>
+          <w:rFonts w:asciiTheme="minorHAnsi" w:hAnsiTheme="minorHAnsi" w:cs="2  Nazanin" w:hint="cs"/>
+          <w:rtl/>
+          <w:lang w:bidi="fa-IR"/>
+        </w:rPr>
+        <w:t xml:space="preserve"> یا وضعیت بار شبکه </w:t>
+      </w:r>
+      <w:r>
+        <w:rPr>
+          <w:rFonts w:asciiTheme="minorHAnsi" w:hAnsiTheme="minorHAnsi" w:cs="2  Nazanin"/>
+          <w:lang w:bidi="fa-IR"/>
+        </w:rPr>
+        <w:t>M</w:t>
+      </w:r>
+      <w:r>
+        <w:rPr>
+          <w:rFonts w:asciiTheme="minorHAnsi" w:hAnsiTheme="minorHAnsi" w:cs="2  Nazanin" w:hint="cs"/>
+          <w:rtl/>
+          <w:lang w:bidi="fa-IR"/>
+        </w:rPr>
+        <w:t xml:space="preserve"> (فقط از ابتدای خرداد تا انتهای شهریور) انتخاب شدند.</w:t>
       </w:r>
     </w:p>
     <w:p>
@@ -2032,18 +5201,35 @@
           <w:numId w:val="36"/>
         </w:numPr>
         <w:rPr>
-          <w:b/>
-          <w:bCs/>
-          <w:lang w:bidi="fa-IR"/>
-        </w:rPr>
-      </w:pPr>
-      <w:r>
-        <w:rPr>
-          <w:b/>
-          <w:bCs/>
-          <w:rtl/>
-        </w:rPr>
-        <w:t>حذف تولیدهای غیرعادی و نوسانات شدید؛</w:t>
+          <w:rFonts w:cs="2  Nazanin"/>
+          <w:lang w:bidi="fa-IR"/>
+        </w:rPr>
+      </w:pPr>
+      <w:r>
+        <w:rPr>
+          <w:rFonts w:cs="2  Nazanin"/>
+          <w:rtl/>
+        </w:rPr>
+        <w:t>نگه داشتن تنها داده‌های متناظر با آخرین تابع تولید معتبر هر واحد</w:t>
+      </w:r>
+    </w:p>
+    <w:p>
+      <w:pPr>
+        <w:numPr>
+          <w:ilvl w:val="1"/>
+          <w:numId w:val="36"/>
+        </w:numPr>
+        <w:rPr>
+          <w:rFonts w:cs="2  Nazanin"/>
+          <w:lang w:bidi="fa-IR"/>
+        </w:rPr>
+      </w:pPr>
+      <w:r>
+        <w:rPr>
+          <w:rFonts w:cs="2  Nazanin" w:hint="cs"/>
+          <w:rtl/>
+        </w:rPr>
+        <w:t>در این مرحله، با استفاده از نمودارهای تولید-دما و تولید-زمان، روند کلی تولید هر واحد به‌صورت جداگانه مشاهده شد. در صورت مشاهده‌ی تغییر واضح در تابع تولید واحد، آخرین نقطه‌‌ی تغییر تشخیص داده شد و فقط داده‌هایی انتخاب شدند که بعد از آن تاریخ قرار داشتند.</w:t>
       </w:r>
     </w:p>
     <w:p>
@@ -2053,18 +5239,166 @@
           <w:numId w:val="36"/>
         </w:numPr>
         <w:rPr>
-          <w:b/>
-          <w:bCs/>
-          <w:lang w:bidi="fa-IR"/>
-        </w:rPr>
-      </w:pPr>
-      <w:r>
-        <w:rPr>
-          <w:b/>
-          <w:bCs/>
-          <w:rtl/>
-        </w:rPr>
-        <w:t>تحلیل همبستگی دما و تولید؛</w:t>
+          <w:rFonts w:cs="2  Nazanin"/>
+          <w:lang w:bidi="fa-IR"/>
+        </w:rPr>
+      </w:pPr>
+      <w:r>
+        <w:rPr>
+          <w:rFonts w:cs="2  Nazanin" w:hint="cs"/>
+          <w:rtl/>
+        </w:rPr>
+        <w:t>تشخیص ظرفیت‌های ویژه‌ی تولیدی در دماهای بالا (</w:t>
+      </w:r>
+      <w:r>
+        <w:rPr>
+          <w:rFonts w:asciiTheme="minorHAnsi" w:hAnsiTheme="minorHAnsi" w:cs="2  Nazanin" w:hint="cs"/>
+          <w:rtl/>
+          <w:lang w:bidi="fa-IR"/>
+        </w:rPr>
+        <w:t xml:space="preserve">حالت </w:t>
+      </w:r>
+      <w:r>
+        <w:rPr>
+          <w:rFonts w:asciiTheme="minorHAnsi" w:hAnsiTheme="minorHAnsi" w:cs="2  Nazanin"/>
+          <w:lang w:bidi="fa-IR"/>
+        </w:rPr>
+        <w:t>turbo</w:t>
+      </w:r>
+      <w:r>
+        <w:rPr>
+          <w:rFonts w:asciiTheme="minorHAnsi" w:hAnsiTheme="minorHAnsi" w:cs="2  Nazanin" w:hint="cs"/>
+          <w:rtl/>
+          <w:lang w:bidi="fa-IR"/>
+        </w:rPr>
+        <w:t>)</w:t>
+      </w:r>
+    </w:p>
+    <w:p>
+      <w:pPr>
+        <w:numPr>
+          <w:ilvl w:val="1"/>
+          <w:numId w:val="36"/>
+        </w:numPr>
+        <w:rPr>
+          <w:rFonts w:cs="2  Nazanin"/>
+          <w:lang w:bidi="fa-IR"/>
+        </w:rPr>
+      </w:pPr>
+      <w:r>
+        <w:rPr>
+          <w:rFonts w:asciiTheme="minorHAnsi" w:hAnsiTheme="minorHAnsi" w:cs="2  Nazanin" w:hint="cs"/>
+          <w:rtl/>
+          <w:lang w:bidi="fa-IR"/>
+        </w:rPr>
+        <w:t>با مشاهده‌ی نمودارهای تولید-دما برای واحدهای مختلف نیروگاهی، مشاهده شد که تابع تولید واحدها در بعضی از نیروگاه‌ها در دماهای بالا از روند خطی نسبت به دما خارج شده و می‌توان اینگونه فرض کرد که ظرفیت ویژه‌ای را در این دماها فعال می‌کنند و می‌توانند بیش از توان تولید در روند خطی، تولید کنند.</w:t>
+      </w:r>
+    </w:p>
+    <w:p>
+      <w:pPr>
+        <w:numPr>
+          <w:ilvl w:val="1"/>
+          <w:numId w:val="36"/>
+        </w:numPr>
+        <w:rPr>
+          <w:rFonts w:cs="2  Nazanin"/>
+          <w:lang w:bidi="fa-IR"/>
+        </w:rPr>
+      </w:pPr>
+      <w:r>
+        <w:rPr>
+          <w:rFonts w:asciiTheme="minorHAnsi" w:hAnsiTheme="minorHAnsi" w:cs="2  Nazanin" w:hint="cs"/>
+          <w:rtl/>
+          <w:lang w:bidi="fa-IR"/>
+        </w:rPr>
+        <w:t xml:space="preserve">در این مرحله با استفاده از مقدار شیب خط ابرازشده توسط واحدها، سعی شد تا در نمودار تولید-دما، یک خط تفکیک‌کننده میان حالت </w:t>
+      </w:r>
+      <w:r>
+        <w:rPr>
+          <w:rFonts w:asciiTheme="minorHAnsi" w:hAnsiTheme="minorHAnsi" w:cs="2  Nazanin"/>
+          <w:lang w:bidi="fa-IR"/>
+        </w:rPr>
+        <w:t>turbo</w:t>
+      </w:r>
+      <w:r>
+        <w:rPr>
+          <w:rFonts w:asciiTheme="minorHAnsi" w:hAnsiTheme="minorHAnsi" w:cs="2  Nazanin" w:hint="cs"/>
+          <w:rtl/>
+          <w:lang w:bidi="fa-IR"/>
+        </w:rPr>
+        <w:t xml:space="preserve"> و حالت طبیعی خطی، رسم شود. این خط باید دو ویژگی داشته باشد:</w:t>
+      </w:r>
+    </w:p>
+    <w:p>
+      <w:pPr>
+        <w:numPr>
+          <w:ilvl w:val="2"/>
+          <w:numId w:val="36"/>
+        </w:numPr>
+        <w:rPr>
+          <w:rFonts w:cs="2  Nazanin"/>
+          <w:lang w:bidi="fa-IR"/>
+        </w:rPr>
+      </w:pPr>
+      <w:r>
+        <w:rPr>
+          <w:rFonts w:asciiTheme="minorHAnsi" w:hAnsiTheme="minorHAnsi" w:cs="2  Nazanin" w:hint="cs"/>
+          <w:rtl/>
+          <w:lang w:bidi="fa-IR"/>
+        </w:rPr>
+        <w:t>اول اینکه امتداد این خط در دماهای پایین منطبق بر پوش نمودار مربوط به داده‌های واقعی تولید در آن دماها باشد. (یا حداقل نزدیک به پوش نمودار باشد.)</w:t>
+      </w:r>
+    </w:p>
+    <w:p>
+      <w:pPr>
+        <w:numPr>
+          <w:ilvl w:val="2"/>
+          <w:numId w:val="36"/>
+        </w:numPr>
+        <w:rPr>
+          <w:rFonts w:cs="2  Nazanin"/>
+          <w:lang w:bidi="fa-IR"/>
+        </w:rPr>
+      </w:pPr>
+      <w:r>
+        <w:rPr>
+          <w:rFonts w:asciiTheme="minorHAnsi" w:hAnsiTheme="minorHAnsi" w:cs="2  Nazanin" w:hint="cs"/>
+          <w:rtl/>
+          <w:lang w:bidi="fa-IR"/>
+        </w:rPr>
+        <w:t>دوم اینکه خطی باشد که با عبور از</w:t>
+      </w:r>
+      <w:r>
+        <w:rPr>
+          <w:rFonts w:asciiTheme="minorHAnsi" w:hAnsiTheme="minorHAnsi" w:cs="2  Nazanin" w:hint="cs"/>
+          <w:rtl/>
+          <w:lang w:bidi="fa-IR"/>
+        </w:rPr>
+        <w:t xml:space="preserve"> کم</w:t>
+      </w:r>
+      <w:r>
+        <w:rPr>
+          <w:rFonts w:asciiTheme="minorHAnsi" w:hAnsiTheme="minorHAnsi" w:cs="2  Nazanin" w:hint="cs"/>
+          <w:rtl/>
+          <w:lang w:bidi="fa-IR"/>
+        </w:rPr>
+        <w:t>‌چگال</w:t>
+      </w:r>
+      <w:r>
+        <w:rPr>
+          <w:rFonts w:asciiTheme="minorHAnsi" w:hAnsiTheme="minorHAnsi" w:cs="2  Nazanin" w:hint="cs"/>
+          <w:rtl/>
+          <w:lang w:bidi="fa-IR"/>
+        </w:rPr>
+        <w:t xml:space="preserve">ترین </w:t>
+      </w:r>
+      <w:r>
+        <w:rPr>
+          <w:rFonts w:asciiTheme="minorHAnsi" w:hAnsiTheme="minorHAnsi" w:cs="2  Nazanin" w:hint="cs"/>
+          <w:rtl/>
+          <w:lang w:bidi="fa-IR"/>
+        </w:rPr>
+        <w:t xml:space="preserve">ناحیه، دو توده‌ی داده‌ای مجزا را تفکیک کند. </w:t>
       </w:r>
     </w:p>
     <w:p>
@@ -2074,282 +5408,411 @@
           <w:numId w:val="36"/>
         </w:numPr>
         <w:rPr>
-          <w:b/>
-          <w:bCs/>
-          <w:lang w:bidi="fa-IR"/>
-        </w:rPr>
-      </w:pPr>
-      <w:r>
-        <w:rPr>
-          <w:b/>
-          <w:bCs/>
-          <w:rtl/>
-        </w:rPr>
-        <w:t>نگه داشتن تنها داده‌های متناظر با آخرین تابع تولید معتبر هر واحد؛</w:t>
+          <w:rFonts w:cs="2  Nazanin"/>
+          <w:lang w:bidi="fa-IR"/>
+        </w:rPr>
+      </w:pPr>
+      <w:r>
+        <w:rPr>
+          <w:rFonts w:cs="2  Nazanin"/>
+          <w:rtl/>
+        </w:rPr>
+        <w:t>استخراج داده‌های پوش بالایی نمودار تولید</w:t>
+      </w:r>
+      <w:r>
+        <w:rPr>
+          <w:rFonts w:ascii="Arial" w:hAnsi="Arial" w:cs="Arial" w:hint="cs"/>
+          <w:rtl/>
+        </w:rPr>
+        <w:t>–</w:t>
+      </w:r>
+      <w:r>
+        <w:rPr>
+          <w:rFonts w:cs="2  Nazanin" w:hint="cs"/>
+          <w:rtl/>
+        </w:rPr>
+        <w:t>دما</w:t>
+      </w:r>
+      <w:r>
+        <w:rPr>
+          <w:rFonts w:cs="2  Nazanin"/>
+          <w:rtl/>
+        </w:rPr>
+        <w:t xml:space="preserve"> </w:t>
+      </w:r>
+      <w:r>
+        <w:rPr>
+          <w:rFonts w:cs="2  Nazanin" w:hint="cs"/>
+          <w:rtl/>
+        </w:rPr>
+        <w:t>با</w:t>
+      </w:r>
+      <w:r>
+        <w:rPr>
+          <w:rFonts w:cs="2  Nazanin"/>
+          <w:rtl/>
+        </w:rPr>
+        <w:t xml:space="preserve"> </w:t>
+      </w:r>
+      <w:r>
+        <w:rPr>
+          <w:rFonts w:cs="2  Nazanin" w:hint="cs"/>
+          <w:rtl/>
+        </w:rPr>
+        <w:t>استفاده</w:t>
+      </w:r>
+      <w:r>
+        <w:rPr>
+          <w:rFonts w:cs="2  Nazanin"/>
+          <w:rtl/>
+        </w:rPr>
+        <w:t xml:space="preserve"> </w:t>
+      </w:r>
+      <w:r>
+        <w:rPr>
+          <w:rFonts w:cs="2  Nazanin" w:hint="cs"/>
+          <w:rtl/>
+        </w:rPr>
+        <w:t>از</w:t>
+      </w:r>
+      <w:r>
+        <w:rPr>
+          <w:rFonts w:cs="2  Nazanin"/>
+          <w:rtl/>
+        </w:rPr>
+        <w:t xml:space="preserve"> </w:t>
+      </w:r>
+      <w:r>
+        <w:rPr>
+          <w:rFonts w:cs="2  Nazanin" w:hint="cs"/>
+          <w:rtl/>
+        </w:rPr>
+        <w:t>صدک‌های</w:t>
+      </w:r>
+      <w:r>
+        <w:rPr>
+          <w:rFonts w:cs="2  Nazanin"/>
+          <w:rtl/>
+        </w:rPr>
+        <w:t xml:space="preserve"> </w:t>
+      </w:r>
+      <w:r>
+        <w:rPr>
+          <w:rFonts w:cs="2  Nazanin" w:hint="cs"/>
+          <w:rtl/>
+        </w:rPr>
+        <w:t>تولید</w:t>
+      </w:r>
+      <w:r>
+        <w:rPr>
+          <w:rFonts w:cs="2  Nazanin"/>
+          <w:rtl/>
+        </w:rPr>
+        <w:t xml:space="preserve"> </w:t>
+      </w:r>
+      <w:r>
+        <w:rPr>
+          <w:rFonts w:cs="2  Nazanin" w:hint="cs"/>
+          <w:rtl/>
+        </w:rPr>
+        <w:t>در</w:t>
+      </w:r>
+      <w:r>
+        <w:rPr>
+          <w:rFonts w:cs="2  Nazanin"/>
+          <w:rtl/>
+        </w:rPr>
+        <w:t xml:space="preserve"> </w:t>
+      </w:r>
+      <w:r>
+        <w:rPr>
+          <w:rFonts w:cs="2  Nazanin" w:hint="cs"/>
+          <w:rtl/>
+        </w:rPr>
+        <w:t>بازه‌های</w:t>
+      </w:r>
+      <w:r>
+        <w:rPr>
+          <w:rFonts w:cs="2  Nazanin"/>
+          <w:rtl/>
+        </w:rPr>
+        <w:t xml:space="preserve"> </w:t>
+      </w:r>
+      <w:r>
+        <w:rPr>
+          <w:rFonts w:cs="2  Nazanin" w:hint="cs"/>
+          <w:rtl/>
+        </w:rPr>
+        <w:t>دمایی</w:t>
+      </w:r>
+      <w:r>
+        <w:rPr>
+          <w:rFonts w:cs="2  Nazanin"/>
+          <w:lang w:bidi="fa-IR"/>
+        </w:rPr>
+        <w:t>.</w:t>
       </w:r>
     </w:p>
     <w:p>
       <w:pPr>
         <w:numPr>
-          <w:ilvl w:val="0"/>
+          <w:ilvl w:val="1"/>
           <w:numId w:val="36"/>
         </w:numPr>
         <w:rPr>
-          <w:b/>
-          <w:bCs/>
-          <w:lang w:bidi="fa-IR"/>
-        </w:rPr>
-      </w:pPr>
-      <w:r>
-        <w:rPr>
-          <w:b/>
-          <w:bCs/>
-          <w:rtl/>
-        </w:rPr>
-        <w:t>استخراج داده‌های پوش بالایی نمودار تولید</w:t>
-      </w:r>
-      <w:r>
-        <w:rPr>
-          <w:rFonts w:ascii="Arial" w:hAnsi="Arial" w:cs="Arial" w:hint="cs"/>
-          <w:b/>
-          <w:bCs/>
-          <w:rtl/>
-        </w:rPr>
-        <w:t>–</w:t>
-      </w:r>
-      <w:r>
-        <w:rPr>
-          <w:rFonts w:hint="cs"/>
-          <w:b/>
-          <w:bCs/>
-          <w:rtl/>
-        </w:rPr>
-        <w:t>دما</w:t>
-      </w:r>
-      <w:r>
-        <w:rPr>
-          <w:b/>
-          <w:bCs/>
-          <w:rtl/>
-        </w:rPr>
-        <w:t xml:space="preserve"> </w:t>
-      </w:r>
-      <w:r>
-        <w:rPr>
-          <w:rFonts w:hint="cs"/>
-          <w:b/>
-          <w:bCs/>
-          <w:rtl/>
-        </w:rPr>
-        <w:t>با</w:t>
-      </w:r>
-      <w:r>
-        <w:rPr>
-          <w:b/>
-          <w:bCs/>
-          <w:rtl/>
-        </w:rPr>
-        <w:t xml:space="preserve"> </w:t>
-      </w:r>
-      <w:r>
-        <w:rPr>
-          <w:rFonts w:hint="cs"/>
-          <w:b/>
-          <w:bCs/>
-          <w:rtl/>
-        </w:rPr>
-        <w:t>استفاده</w:t>
-      </w:r>
-      <w:r>
-        <w:rPr>
-          <w:b/>
-          <w:bCs/>
-          <w:rtl/>
-        </w:rPr>
-        <w:t xml:space="preserve"> </w:t>
-      </w:r>
-      <w:r>
-        <w:rPr>
-          <w:rFonts w:hint="cs"/>
-          <w:b/>
-          <w:bCs/>
-          <w:rtl/>
-        </w:rPr>
-        <w:t>از</w:t>
-      </w:r>
-      <w:r>
-        <w:rPr>
-          <w:b/>
-          <w:bCs/>
-          <w:rtl/>
-        </w:rPr>
-        <w:t xml:space="preserve"> </w:t>
-      </w:r>
-      <w:r>
-        <w:rPr>
-          <w:rFonts w:hint="cs"/>
-          <w:b/>
-          <w:bCs/>
-          <w:rtl/>
-        </w:rPr>
-        <w:t>صدک‌های</w:t>
-      </w:r>
-      <w:r>
-        <w:rPr>
-          <w:b/>
-          <w:bCs/>
-          <w:rtl/>
-        </w:rPr>
-        <w:t xml:space="preserve"> </w:t>
-      </w:r>
-      <w:r>
-        <w:rPr>
-          <w:rFonts w:hint="cs"/>
-          <w:b/>
-          <w:bCs/>
-          <w:rtl/>
-        </w:rPr>
-        <w:t>تولید</w:t>
-      </w:r>
-      <w:r>
-        <w:rPr>
-          <w:b/>
-          <w:bCs/>
-          <w:rtl/>
-        </w:rPr>
-        <w:t xml:space="preserve"> </w:t>
-      </w:r>
-      <w:r>
-        <w:rPr>
-          <w:rFonts w:hint="cs"/>
-          <w:b/>
-          <w:bCs/>
-          <w:rtl/>
-        </w:rPr>
-        <w:t>در</w:t>
-      </w:r>
-      <w:r>
-        <w:rPr>
-          <w:b/>
-          <w:bCs/>
-          <w:rtl/>
-        </w:rPr>
-        <w:t xml:space="preserve"> </w:t>
-      </w:r>
-      <w:r>
-        <w:rPr>
-          <w:rFonts w:hint="cs"/>
-          <w:b/>
-          <w:bCs/>
-          <w:rtl/>
-        </w:rPr>
-        <w:t>بازه‌های</w:t>
-      </w:r>
-      <w:r>
-        <w:rPr>
-          <w:b/>
-          <w:bCs/>
-          <w:rtl/>
-        </w:rPr>
-        <w:t xml:space="preserve"> </w:t>
-      </w:r>
-      <w:r>
-        <w:rPr>
-          <w:rFonts w:hint="cs"/>
-          <w:b/>
-          <w:bCs/>
-          <w:rtl/>
-        </w:rPr>
-        <w:t>دمایی</w:t>
-      </w:r>
-      <w:r>
-        <w:rPr>
-          <w:b/>
-          <w:bCs/>
-          <w:lang w:bidi="fa-IR"/>
-        </w:rPr>
-        <w:t>.</w:t>
+          <w:rFonts w:cs="2  Nazanin"/>
+          <w:lang w:bidi="fa-IR"/>
+        </w:rPr>
+      </w:pPr>
+      <w:r>
+        <w:rPr>
+          <w:rFonts w:cs="2  Nazanin" w:hint="cs"/>
+          <w:rtl/>
+          <w:lang w:bidi="fa-IR"/>
+        </w:rPr>
+        <w:t>در این گام، برای هر واحد نمودار تولید-دما بررسی شد.</w:t>
       </w:r>
     </w:p>
     <w:p>
       <w:pPr>
-        <w:rPr>
-          <w:b/>
-          <w:bCs/>
-          <w:lang w:bidi="fa-IR"/>
-        </w:rPr>
-      </w:pPr>
-      <w:r>
-        <w:rPr>
-          <w:b/>
-          <w:bCs/>
-          <w:rtl/>
-        </w:rPr>
-        <w:t>این گام تضمین می‌کند که داده‌های آموزشی منعکس‌کننده رفتار واقعی بیشینه تولید باشند</w:t>
-      </w:r>
-      <w:r>
-        <w:rPr>
-          <w:b/>
-          <w:bCs/>
-          <w:lang w:bidi="fa-IR"/>
-        </w:rPr>
-        <w:t>.</w:t>
+        <w:numPr>
+          <w:ilvl w:val="1"/>
+          <w:numId w:val="36"/>
+        </w:numPr>
+        <w:rPr>
+          <w:rFonts w:cs="2  Nazanin"/>
+          <w:lang w:bidi="fa-IR"/>
+        </w:rPr>
+      </w:pPr>
+      <w:r>
+        <w:rPr>
+          <w:rFonts w:cs="2  Nazanin" w:hint="cs"/>
+          <w:rtl/>
+          <w:lang w:bidi="fa-IR"/>
+        </w:rPr>
+        <w:t xml:space="preserve">در هر نمودار، برای هر واحد دما، نقاط موجود در آن دما، مرتب شدند و </w:t>
+      </w:r>
+      <w:r>
+        <w:rPr>
+          <w:rFonts w:asciiTheme="minorHAnsi" w:hAnsiTheme="minorHAnsi" w:cs="2  Nazanin"/>
+          <w:lang w:bidi="fa-IR"/>
+        </w:rPr>
+        <w:t>p</w:t>
+      </w:r>
+      <w:r>
+        <w:rPr>
+          <w:rFonts w:asciiTheme="minorHAnsi" w:hAnsiTheme="minorHAnsi" w:cs="2  Nazanin" w:hint="cs"/>
+          <w:rtl/>
+          <w:lang w:bidi="fa-IR"/>
+        </w:rPr>
+        <w:t xml:space="preserve">امین بیشترین تولید انتخاب شد. </w:t>
+      </w:r>
+      <w:r>
+        <w:rPr>
+          <w:rFonts w:asciiTheme="minorHAnsi" w:hAnsiTheme="minorHAnsi" w:cs="2  Nazanin" w:hint="cs"/>
+          <w:rtl/>
+          <w:lang w:bidi="fa-IR"/>
+        </w:rPr>
+        <w:t>(</w:t>
+      </w:r>
+      <w:r>
+        <w:rPr>
+          <w:rFonts w:asciiTheme="minorHAnsi" w:hAnsiTheme="minorHAnsi" w:cs="2  Nazanin" w:hint="cs"/>
+          <w:rtl/>
+          <w:lang w:bidi="fa-IR"/>
+        </w:rPr>
+        <w:t xml:space="preserve">در کد موجود </w:t>
+      </w:r>
+      <w:r>
+        <w:rPr>
+          <w:rFonts w:asciiTheme="minorHAnsi" w:hAnsiTheme="minorHAnsi" w:cs="2  Nazanin"/>
+          <w:lang w:bidi="fa-IR"/>
+        </w:rPr>
+        <w:t>p=2</w:t>
+      </w:r>
+      <w:r>
+        <w:rPr>
+          <w:rFonts w:asciiTheme="minorHAnsi" w:hAnsiTheme="minorHAnsi" w:cs="2  Nazanin" w:hint="cs"/>
+          <w:rtl/>
+          <w:lang w:bidi="fa-IR"/>
+        </w:rPr>
+        <w:t xml:space="preserve"> قرار داده شده است. به این دلیل اولین داده انتخاب نشد که از انتخاب نقاط پرت جلوگیری شود.)</w:t>
       </w:r>
     </w:p>
     <w:p>
       <w:pPr>
-        <w:rPr>
-          <w:b/>
-          <w:bCs/>
-          <w:lang w:bidi="fa-IR"/>
-        </w:rPr>
-      </w:pPr>
-      <w:r>
-        <w:rPr>
-          <w:b/>
-          <w:bCs/>
-          <w:rtl/>
-          <w:lang w:bidi="fa-IR"/>
-        </w:rPr>
-        <w:t>۴</w:t>
-      </w:r>
-      <w:r>
-        <w:rPr>
-          <w:b/>
-          <w:bCs/>
-          <w:lang w:bidi="fa-IR"/>
-        </w:rPr>
-        <w:t xml:space="preserve">. </w:t>
-      </w:r>
-      <w:r>
-        <w:rPr>
-          <w:b/>
-          <w:bCs/>
-          <w:rtl/>
-        </w:rPr>
-        <w:t>فیت کردن مدل‌ها</w:t>
+        <w:numPr>
+          <w:ilvl w:val="1"/>
+          <w:numId w:val="36"/>
+        </w:numPr>
+        <w:rPr>
+          <w:rFonts w:cs="2  Nazanin"/>
+          <w:lang w:bidi="fa-IR"/>
+        </w:rPr>
+      </w:pPr>
+      <w:r>
+        <w:rPr>
+          <w:rFonts w:asciiTheme="minorHAnsi" w:hAnsiTheme="minorHAnsi" w:cs="2  Nazanin" w:hint="cs"/>
+          <w:rtl/>
+          <w:lang w:bidi="fa-IR"/>
+        </w:rPr>
+        <w:lastRenderedPageBreak/>
+        <w:t xml:space="preserve">سپس تمام نقاطی که در آن واحد دمایی، تولیدی در بازه‌ی </w:t>
+      </w:r>
+      <w:r>
+        <w:rPr>
+          <w:rFonts w:asciiTheme="minorHAnsi" w:hAnsiTheme="minorHAnsi" w:cs="2  Nazanin"/>
+          <w:lang w:bidi="fa-IR"/>
+        </w:rPr>
+        <w:t>[(1-q)g, (1+q)g]</w:t>
+      </w:r>
+      <w:r>
+        <w:rPr>
+          <w:rFonts w:asciiTheme="minorHAnsi" w:hAnsiTheme="minorHAnsi" w:cs="2  Nazanin" w:hint="cs"/>
+          <w:rtl/>
+          <w:lang w:bidi="fa-IR"/>
+        </w:rPr>
+        <w:t xml:space="preserve"> داشتند، برگزیده شدند که </w:t>
+      </w:r>
+      <w:r>
+        <w:rPr>
+          <w:rFonts w:asciiTheme="minorHAnsi" w:hAnsiTheme="minorHAnsi" w:cs="2  Nazanin"/>
+          <w:lang w:bidi="fa-IR"/>
+        </w:rPr>
+        <w:t>g</w:t>
+      </w:r>
+      <w:r>
+        <w:rPr>
+          <w:rFonts w:asciiTheme="minorHAnsi" w:hAnsiTheme="minorHAnsi" w:cs="2  Nazanin" w:hint="cs"/>
+          <w:rtl/>
+          <w:lang w:bidi="fa-IR"/>
+        </w:rPr>
+        <w:t xml:space="preserve"> میزان تولید داده‌ی انتخاب شده در بند قبل است.</w:t>
       </w:r>
     </w:p>
     <w:p>
       <w:pPr>
         <w:rPr>
-          <w:b/>
-          <w:bCs/>
-          <w:lang w:bidi="fa-IR"/>
-        </w:rPr>
-      </w:pPr>
-      <w:r>
-        <w:rPr>
-          <w:b/>
-          <w:bCs/>
+          <w:rFonts w:cs="2  Nazanin"/>
+          <w:lang w:bidi="fa-IR"/>
+        </w:rPr>
+      </w:pPr>
+      <w:r>
+        <w:rPr>
+          <w:rFonts w:cs="2  Nazanin"/>
+          <w:rtl/>
+        </w:rPr>
+        <w:t>این گام</w:t>
+      </w:r>
+      <w:r>
+        <w:rPr>
+          <w:rFonts w:cs="2  Nazanin" w:hint="cs"/>
+          <w:rtl/>
+        </w:rPr>
+        <w:t>‌ها</w:t>
+      </w:r>
+      <w:r>
+        <w:rPr>
+          <w:rFonts w:cs="2  Nazanin"/>
+          <w:rtl/>
+        </w:rPr>
+        <w:t xml:space="preserve"> تضمین می‌کن</w:t>
+      </w:r>
+      <w:r>
+        <w:rPr>
+          <w:rFonts w:cs="2  Nazanin" w:hint="cs"/>
+          <w:rtl/>
+        </w:rPr>
+        <w:t>ن</w:t>
+      </w:r>
+      <w:r>
+        <w:rPr>
+          <w:rFonts w:cs="2  Nazanin"/>
+          <w:rtl/>
+        </w:rPr>
+        <w:t>د که داده‌های آموزشی</w:t>
+      </w:r>
+      <w:r>
+        <w:rPr>
+          <w:rFonts w:cs="2  Nazanin" w:hint="cs"/>
+          <w:rtl/>
+        </w:rPr>
+        <w:t xml:space="preserve"> برگزیده‌شده،</w:t>
+      </w:r>
+      <w:r>
+        <w:rPr>
+          <w:rFonts w:cs="2  Nazanin"/>
+          <w:rtl/>
+        </w:rPr>
+        <w:t xml:space="preserve"> منعکس‌کننده</w:t>
+      </w:r>
+      <w:r>
+        <w:rPr>
+          <w:rFonts w:cs="2  Nazanin" w:hint="cs"/>
+          <w:rtl/>
+        </w:rPr>
+        <w:t>‌ی</w:t>
+      </w:r>
+      <w:r>
+        <w:rPr>
+          <w:rFonts w:cs="2  Nazanin"/>
+          <w:rtl/>
+        </w:rPr>
+        <w:t xml:space="preserve"> رفتار واقعی بیشینه تولید باشند</w:t>
+      </w:r>
+      <w:r>
+        <w:rPr>
+          <w:rFonts w:cs="2  Nazanin"/>
+          <w:lang w:bidi="fa-IR"/>
+        </w:rPr>
+        <w:t>.</w:t>
+      </w:r>
+    </w:p>
+    <w:p>
+      <w:pPr>
+        <w:rPr>
+          <w:rFonts w:cs="2  Nazanin"/>
+          <w:b/>
+          <w:bCs/>
+          <w:lang w:bidi="fa-IR"/>
+        </w:rPr>
+      </w:pPr>
+      <w:r>
+        <w:rPr>
+          <w:rFonts w:cs="2  Nazanin" w:hint="cs"/>
+          <w:b/>
+          <w:bCs/>
+          <w:rtl/>
+        </w:rPr>
+        <w:t xml:space="preserve">۳. آموزش </w:t>
+      </w:r>
+      <w:r>
+        <w:rPr>
+          <w:rFonts w:cs="2  Nazanin"/>
+          <w:b/>
+          <w:bCs/>
+          <w:rtl/>
+        </w:rPr>
+        <w:t>مدل‌ها</w:t>
+      </w:r>
+    </w:p>
+    <w:p>
+      <w:pPr>
+        <w:rPr>
+          <w:rFonts w:cs="2  Nazanin"/>
+          <w:lang w:bidi="fa-IR"/>
+        </w:rPr>
+      </w:pPr>
+      <w:r>
+        <w:rPr>
+          <w:rFonts w:cs="2  Nazanin"/>
           <w:rtl/>
         </w:rPr>
         <w:t>پس از انتخاب داده‌های بیشینه، مدل‌های پیش‌بینی برای هر واحد به صورت مجزا آموزش داده شدند</w:t>
       </w:r>
       <w:r>
         <w:rPr>
-          <w:b/>
-          <w:bCs/>
+          <w:rFonts w:cs="2  Nazanin"/>
           <w:lang w:bidi="fa-IR"/>
         </w:rPr>
         <w:t>:</w:t>
@@ -2362,34 +5825,384 @@
           <w:numId w:val="37"/>
         </w:numPr>
         <w:rPr>
-          <w:b/>
-          <w:bCs/>
-          <w:lang w:bidi="fa-IR"/>
-        </w:rPr>
-      </w:pPr>
-      <w:r>
-        <w:rPr>
-          <w:b/>
-          <w:bCs/>
-          <w:rtl/>
-        </w:rPr>
-        <w:t>داده‌های نرمال با رگرسیون</w:t>
-      </w:r>
-      <w:r>
-        <w:rPr>
-          <w:b/>
-          <w:bCs/>
+          <w:rFonts w:cs="2  Nazanin"/>
+          <w:lang w:bidi="fa-IR"/>
+        </w:rPr>
+      </w:pPr>
+      <w:r>
+        <w:rPr>
+          <w:rFonts w:cs="2  Nazanin" w:hint="cs"/>
+          <w:rtl/>
+        </w:rPr>
+        <w:t xml:space="preserve">ابتدا برای همه‌ی واحدها داده‌هایی که </w:t>
+      </w:r>
+      <w:r>
+        <w:rPr>
+          <w:rFonts w:asciiTheme="minorHAnsi" w:hAnsiTheme="minorHAnsi" w:cs="2  Nazanin"/>
+        </w:rPr>
+        <w:t>normal</w:t>
+      </w:r>
+      <w:r>
+        <w:rPr>
+          <w:rFonts w:asciiTheme="minorHAnsi" w:hAnsiTheme="minorHAnsi" w:cs="2  Nazanin" w:hint="cs"/>
+          <w:rtl/>
+          <w:lang w:bidi="fa-IR"/>
+        </w:rPr>
+        <w:t xml:space="preserve"> بودند و از تمام گزینش‌ها عبور کرده بودند در نظر گرفته شد. سپس این‌ داده‌‌ها ک</w:t>
+      </w:r>
+      <w:r>
+        <w:rPr>
+          <w:rFonts w:cs="2  Nazanin" w:hint="cs"/>
+          <w:rtl/>
+        </w:rPr>
+        <w:t>ه رفتاری تقریبا خطی داشتند</w:t>
+      </w:r>
+      <w:r>
+        <w:rPr>
+          <w:rFonts w:cs="2  Nazanin"/>
+          <w:rtl/>
+        </w:rPr>
+        <w:t xml:space="preserve"> با رگرسیون</w:t>
+      </w:r>
+      <w:r>
+        <w:rPr>
+          <w:rFonts w:cs="2  Nazanin"/>
           <w:lang w:bidi="fa-IR"/>
         </w:rPr>
         <w:t xml:space="preserve"> Quantile </w:t>
       </w:r>
       <w:r>
         <w:rPr>
-          <w:b/>
-          <w:bCs/>
-          <w:rtl/>
-        </w:rPr>
-        <w:t>(در صورت نیاز به صورت خط شکسته) مدل‌سازی شدند؛</w:t>
+          <w:rFonts w:cs="2  Nazanin"/>
+          <w:rtl/>
+        </w:rPr>
+        <w:t>(</w:t>
+      </w:r>
+      <w:r>
+        <w:rPr>
+          <w:rFonts w:cs="2  Nazanin" w:hint="cs"/>
+          <w:rtl/>
+        </w:rPr>
+        <w:t xml:space="preserve">و </w:t>
+      </w:r>
+      <w:r>
+        <w:rPr>
+          <w:rFonts w:cs="2  Nazanin"/>
+          <w:rtl/>
+        </w:rPr>
+        <w:t>در صورت نیاز به صورت خط شکسته</w:t>
+      </w:r>
+      <w:r>
+        <w:rPr>
+          <w:rFonts w:cs="2  Nazanin" w:hint="cs"/>
+          <w:rtl/>
+        </w:rPr>
+        <w:t xml:space="preserve"> </w:t>
+      </w:r>
+      <w:r>
+        <w:rPr>
+          <w:rFonts w:asciiTheme="minorHAnsi" w:hAnsiTheme="minorHAnsi" w:cs="2  Nazanin"/>
+        </w:rPr>
+        <w:t>Quantile</w:t>
+      </w:r>
+      <w:r>
+        <w:rPr>
+          <w:rFonts w:cs="2  Nazanin"/>
+          <w:rtl/>
+        </w:rPr>
+        <w:t>) مدل‌سازی شدند</w:t>
+      </w:r>
+      <w:r>
+        <w:rPr>
+          <w:rFonts w:cs="2  Nazanin" w:hint="cs"/>
+          <w:rtl/>
+        </w:rPr>
+        <w:t xml:space="preserve">. ابتدا برای تمام واحدها مدل خط شکسته آموزش داده می‌شود. سپس در صورت برقرار </w:t>
+      </w:r>
+      <w:r>
+        <w:rPr>
+          <w:rFonts w:cs="2  Nazanin" w:hint="cs"/>
+          <w:rtl/>
+        </w:rPr>
+        <w:t>ن</w:t>
+      </w:r>
+      <w:r>
+        <w:rPr>
+          <w:rFonts w:cs="2  Nazanin" w:hint="cs"/>
+          <w:rtl/>
+        </w:rPr>
+        <w:t xml:space="preserve">بودن شرایطی این مدل خط شکسته به یک مدل خط </w:t>
+      </w:r>
+      <w:r>
+        <w:rPr>
+          <w:rFonts w:asciiTheme="minorHAnsi" w:hAnsiTheme="minorHAnsi" w:cs="2  Nazanin"/>
+        </w:rPr>
+        <w:t>Quantile</w:t>
+      </w:r>
+      <w:r>
+        <w:rPr>
+          <w:rFonts w:asciiTheme="minorHAnsi" w:hAnsiTheme="minorHAnsi" w:cs="2  Nazanin" w:hint="cs"/>
+          <w:rtl/>
+          <w:lang w:bidi="fa-IR"/>
+        </w:rPr>
+        <w:t xml:space="preserve"> تغییر می‌کند. </w:t>
+      </w:r>
+      <w:r>
+        <w:rPr>
+          <w:rFonts w:cs="2  Nazanin" w:hint="cs"/>
+          <w:rtl/>
+        </w:rPr>
+        <w:t>جزئیات آموزش مدل به‌صورت زیر است:</w:t>
+      </w:r>
+    </w:p>
+    <w:p>
+      <w:pPr>
+        <w:numPr>
+          <w:ilvl w:val="1"/>
+          <w:numId w:val="37"/>
+        </w:numPr>
+        <w:spacing w:line="278" w:lineRule="auto"/>
+        <w:jc w:val="left"/>
+        <w:rPr>
+          <w:rFonts w:cs="2  Nazanin"/>
+          <w:lang w:bidi="fa-IR"/>
+        </w:rPr>
+      </w:pPr>
+      <w:r>
+        <w:rPr>
+          <w:rFonts w:cs="2  Nazanin" w:hint="cs"/>
+          <w:rtl/>
+        </w:rPr>
+        <w:t xml:space="preserve">ابتدا با استفاده از مدل </w:t>
+      </w:r>
+      <w:proofErr w:type="spellStart"/>
+      <w:r>
+        <w:rPr>
+          <w:rFonts w:asciiTheme="minorHAnsi" w:hAnsiTheme="minorHAnsi" w:cs="2  Nazanin"/>
+        </w:rPr>
+        <w:t>pwlf</w:t>
+      </w:r>
+      <w:proofErr w:type="spellEnd"/>
+      <w:r>
+        <w:rPr>
+          <w:rFonts w:asciiTheme="minorHAnsi" w:hAnsiTheme="minorHAnsi" w:cs="2  Nazanin" w:hint="cs"/>
+          <w:rtl/>
+          <w:lang w:bidi="fa-IR"/>
+        </w:rPr>
+        <w:t xml:space="preserve"> نقطه‌ی شکست نقاط انتخاب شد تا داده‌ها در دو بازه تقسیم شوند.</w:t>
+      </w:r>
+      <w:r>
+        <w:rPr>
+          <w:rFonts w:asciiTheme="minorHAnsi" w:hAnsiTheme="minorHAnsi" w:cs="2  Nazanin" w:hint="cs"/>
+          <w:rtl/>
+          <w:lang w:bidi="fa-IR"/>
+        </w:rPr>
+        <w:t xml:space="preserve"> (در این قسمت محدودیت گذاشته شد تا نقطه‌ی شکست حتما در دمای بالاتر از ۲۰ درجه قرار داشته باشد.)</w:t>
+      </w:r>
+    </w:p>
+    <w:p>
+      <w:pPr>
+        <w:numPr>
+          <w:ilvl w:val="1"/>
+          <w:numId w:val="37"/>
+        </w:numPr>
+        <w:spacing w:line="278" w:lineRule="auto"/>
+        <w:jc w:val="left"/>
+        <w:rPr>
+          <w:rFonts w:cs="2  Nazanin"/>
+          <w:lang w:bidi="fa-IR"/>
+        </w:rPr>
+      </w:pPr>
+      <w:r>
+        <w:rPr>
+          <w:rFonts w:cs="2  Nazanin" w:hint="cs"/>
+          <w:rtl/>
+          <w:lang w:bidi="fa-IR"/>
+        </w:rPr>
+        <w:t>سپس</w:t>
+      </w:r>
+      <w:r>
+        <w:rPr>
+          <w:rFonts w:cs="2  Nazanin" w:hint="cs"/>
+          <w:rtl/>
+          <w:lang w:bidi="fa-IR"/>
+        </w:rPr>
+        <w:t xml:space="preserve"> </w:t>
+      </w:r>
+      <w:r>
+        <w:rPr>
+          <w:rFonts w:cs="2  Nazanin" w:hint="cs"/>
+          <w:rtl/>
+          <w:lang w:bidi="fa-IR"/>
+        </w:rPr>
+        <w:t xml:space="preserve">برای مدل خط شکسته </w:t>
+      </w:r>
+      <w:r>
+        <w:rPr>
+          <w:rFonts w:cs="2  Nazanin" w:hint="cs"/>
+          <w:rtl/>
+          <w:lang w:bidi="fa-IR"/>
+        </w:rPr>
+        <w:t>روی</w:t>
+      </w:r>
+      <w:r>
+        <w:rPr>
+          <w:rFonts w:cs="2  Nazanin" w:hint="cs"/>
+          <w:rtl/>
+          <w:lang w:bidi="fa-IR"/>
+        </w:rPr>
+        <w:t xml:space="preserve"> داده‌های مربوط به هر کدام از بازه‌ها،</w:t>
+      </w:r>
+      <w:r>
+        <w:rPr>
+          <w:rFonts w:cs="2  Nazanin" w:hint="cs"/>
+          <w:rtl/>
+          <w:lang w:bidi="fa-IR"/>
+        </w:rPr>
+        <w:t xml:space="preserve"> یک مدل </w:t>
+      </w:r>
+      <w:r>
+        <w:rPr>
+          <w:rFonts w:cs="2  Nazanin"/>
+          <w:lang w:bidi="fa-IR"/>
+        </w:rPr>
+        <w:t>quantile</w:t>
+      </w:r>
+      <w:r>
+        <w:rPr>
+          <w:rFonts w:cs="2  Nazanin" w:hint="cs"/>
+          <w:rtl/>
+          <w:lang w:bidi="fa-IR"/>
+        </w:rPr>
+        <w:t xml:space="preserve"> </w:t>
+      </w:r>
+      <w:r>
+        <w:rPr>
+          <w:rFonts w:cs="2  Nazanin" w:hint="cs"/>
+          <w:rtl/>
+          <w:lang w:bidi="fa-IR"/>
+        </w:rPr>
+        <w:t>خطی آموزش داده می‌شود</w:t>
+      </w:r>
+      <w:r>
+        <w:rPr>
+          <w:rFonts w:cs="2  Nazanin" w:hint="cs"/>
+          <w:rtl/>
+          <w:lang w:bidi="fa-IR"/>
+        </w:rPr>
+        <w:t xml:space="preserve"> و مدل نهایی از تلاقی دو خط ایجاد می‌شود. </w:t>
+      </w:r>
+      <w:r>
+        <w:rPr>
+          <w:rFonts w:cs="2  Nazanin" w:hint="cs"/>
+          <w:rtl/>
+          <w:lang w:bidi="fa-IR"/>
+        </w:rPr>
+        <w:t xml:space="preserve">(مقدار </w:t>
+      </w:r>
+      <w:r>
+        <w:rPr>
+          <w:rFonts w:asciiTheme="minorHAnsi" w:hAnsiTheme="minorHAnsi" w:cs="2  Nazanin"/>
+          <w:lang w:bidi="fa-IR"/>
+        </w:rPr>
+        <w:t>q</w:t>
+      </w:r>
+      <w:r>
+        <w:rPr>
+          <w:rFonts w:asciiTheme="minorHAnsi" w:hAnsiTheme="minorHAnsi" w:cs="2  Nazanin" w:hint="cs"/>
+          <w:rtl/>
+          <w:lang w:bidi="fa-IR"/>
+        </w:rPr>
+        <w:t xml:space="preserve"> مربوط به هر خط، به‌نحوی انتخاب می‌شود که </w:t>
+      </w:r>
+      <w:r>
+        <w:rPr>
+          <w:rFonts w:asciiTheme="minorHAnsi" w:hAnsiTheme="minorHAnsi" w:cs="2  Nazanin" w:hint="cs"/>
+          <w:rtl/>
+          <w:lang w:bidi="fa-IR"/>
+        </w:rPr>
+        <w:t>خط رسم شده با صرف نظر از داده های پرت و حتی در مواقعی که کمبود داده در نقطه بیشینه داریم بتواند منطبق بر پوش بالایی نمدار تولید-دما باشد.</w:t>
+      </w:r>
+      <w:r>
+        <w:rPr>
+          <w:rFonts w:asciiTheme="minorHAnsi" w:hAnsiTheme="minorHAnsi" w:cs="2  Nazanin" w:hint="cs"/>
+          <w:rtl/>
+          <w:lang w:bidi="fa-IR"/>
+        </w:rPr>
+        <w:t>)</w:t>
+      </w:r>
+    </w:p>
+    <w:p>
+      <w:pPr>
+        <w:numPr>
+          <w:ilvl w:val="1"/>
+          <w:numId w:val="37"/>
+        </w:numPr>
+        <w:spacing w:line="278" w:lineRule="auto"/>
+        <w:jc w:val="left"/>
+        <w:rPr>
+          <w:rFonts w:cs="2  Nazanin"/>
+          <w:lang w:bidi="fa-IR"/>
+        </w:rPr>
+      </w:pPr>
+      <w:r>
+        <w:rPr>
+          <w:rFonts w:cs="2  Nazanin" w:hint="cs"/>
+          <w:rtl/>
+          <w:lang w:bidi="fa-IR"/>
+        </w:rPr>
+        <w:t>سپس</w:t>
+      </w:r>
+      <w:r>
+        <w:rPr>
+          <w:rFonts w:asciiTheme="minorHAnsi" w:hAnsiTheme="minorHAnsi" w:cs="2  Nazanin" w:hint="cs"/>
+          <w:rtl/>
+          <w:lang w:bidi="fa-IR"/>
+        </w:rPr>
+        <w:t xml:space="preserve"> برای مدل خط روی تمام داده ها یک مدل </w:t>
+      </w:r>
+      <w:r>
+        <w:rPr>
+          <w:rFonts w:asciiTheme="minorHAnsi" w:hAnsiTheme="minorHAnsi" w:cs="2  Nazanin"/>
+          <w:lang w:bidi="fa-IR"/>
+        </w:rPr>
+        <w:t>quantile</w:t>
+      </w:r>
+      <w:r>
+        <w:rPr>
+          <w:rFonts w:asciiTheme="minorHAnsi" w:hAnsiTheme="minorHAnsi" w:cs="2  Nazanin" w:hint="cs"/>
+          <w:rtl/>
+          <w:lang w:bidi="fa-IR"/>
+        </w:rPr>
+        <w:t xml:space="preserve"> خطی آموزش داده می</w:t>
+      </w:r>
+      <w:r>
+        <w:rPr>
+          <w:rFonts w:cs="2  Nazanin" w:hint="cs"/>
+          <w:rtl/>
+        </w:rPr>
+        <w:t>شود.</w:t>
+      </w:r>
+    </w:p>
+    <w:p>
+      <w:pPr>
+        <w:numPr>
+          <w:ilvl w:val="1"/>
+          <w:numId w:val="37"/>
+        </w:numPr>
+        <w:spacing w:line="278" w:lineRule="auto"/>
+        <w:jc w:val="left"/>
+        <w:rPr>
+          <w:rFonts w:cs="2  Nazanin"/>
+          <w:lang w:bidi="fa-IR"/>
+        </w:rPr>
+      </w:pPr>
+      <w:r>
+        <w:rPr>
+          <w:rFonts w:cs="2  Nazanin" w:hint="cs"/>
+          <w:rtl/>
+        </w:rPr>
+        <w:t>در صورت داشتن تعدادی شروط مدل اول انتخاب شده و در غیر آن صورت مدل دوم انتخاب می‌شود.</w:t>
       </w:r>
     </w:p>
     <w:p>
@@ -2399,23 +6212,20 @@
           <w:numId w:val="37"/>
         </w:numPr>
         <w:rPr>
-          <w:b/>
-          <w:bCs/>
-          <w:lang w:bidi="fa-IR"/>
-        </w:rPr>
-      </w:pPr>
-      <w:r>
-        <w:rPr>
-          <w:b/>
-          <w:bCs/>
+          <w:rFonts w:cs="2  Nazanin"/>
+          <w:lang w:bidi="fa-IR"/>
+        </w:rPr>
+      </w:pPr>
+      <w:r>
+        <w:rPr>
+          <w:rFonts w:cs="2  Nazanin"/>
           <w:rtl/>
         </w:rPr>
         <w:t>داده‌های توربو با مدل چندجمله‌ای درجه دوم برای شناسایی ظرفیت‌های ویژه در دماهای بالا آموزش داده شدند</w:t>
       </w:r>
       <w:r>
         <w:rPr>
-          <w:b/>
-          <w:bCs/>
+          <w:rFonts w:cs="2  Nazanin"/>
           <w:lang w:bidi="fa-IR"/>
         </w:rPr>
         <w:t>.</w:t>
@@ -2424,23 +6234,20 @@
     <w:p>
       <w:pPr>
         <w:rPr>
-          <w:b/>
-          <w:bCs/>
-          <w:lang w:bidi="fa-IR"/>
-        </w:rPr>
-      </w:pPr>
-      <w:r>
-        <w:rPr>
-          <w:b/>
-          <w:bCs/>
+          <w:rFonts w:cs="2  Nazanin"/>
+          <w:lang w:bidi="fa-IR"/>
+        </w:rPr>
+      </w:pPr>
+      <w:r>
+        <w:rPr>
+          <w:rFonts w:cs="2  Nazanin"/>
           <w:rtl/>
         </w:rPr>
         <w:t>در این مرحله، انتخاب نوع مدل، نقطه‌ی شکست و پارامترها به‌گونه‌ای انجام شد که پوش بالایی نمودار با دقت مدل شود و پیش‌بینی‌ها واقع‌گرایانه باشند</w:t>
       </w:r>
       <w:r>
         <w:rPr>
-          <w:b/>
-          <w:bCs/>
+          <w:rFonts w:cs="2  Nazanin"/>
           <w:lang w:bidi="fa-IR"/>
         </w:rPr>
         <w:t>.</w:t>
@@ -2449,13 +6256,15 @@
     <w:p>
       <w:pPr>
         <w:rPr>
-          <w:b/>
-          <w:bCs/>
-          <w:lang w:bidi="fa-IR"/>
-        </w:rPr>
-      </w:pPr>
-      <w:r>
-        <w:rPr>
+          <w:rFonts w:cs="2  Nazanin"/>
+          <w:b/>
+          <w:bCs/>
+          <w:lang w:bidi="fa-IR"/>
+        </w:rPr>
+      </w:pPr>
+      <w:r>
+        <w:rPr>
+          <w:rFonts w:cs="2  Nazanin"/>
           <w:b/>
           <w:bCs/>
           <w:rtl/>
@@ -2465,6 +6274,7 @@
       </w:r>
       <w:r>
         <w:rPr>
+          <w:rFonts w:cs="2  Nazanin"/>
           <w:b/>
           <w:bCs/>
           <w:lang w:bidi="fa-IR"/>
@@ -2473,6 +6283,7 @@
       </w:r>
       <w:r>
         <w:rPr>
+          <w:rFonts w:cs="2  Nazanin"/>
           <w:b/>
           <w:bCs/>
           <w:rtl/>
@@ -2483,13 +6294,15 @@
     <w:p>
       <w:pPr>
         <w:rPr>
-          <w:b/>
-          <w:bCs/>
-          <w:lang w:bidi="fa-IR"/>
-        </w:rPr>
-      </w:pPr>
-      <w:r>
-        <w:rPr>
+          <w:rFonts w:cs="2  Nazanin"/>
+          <w:b/>
+          <w:bCs/>
+          <w:lang w:bidi="fa-IR"/>
+        </w:rPr>
+      </w:pPr>
+      <w:r>
+        <w:rPr>
+          <w:rFonts w:cs="2  Nazanin"/>
           <w:b/>
           <w:bCs/>
           <w:rtl/>
@@ -2498,6 +6311,7 @@
       </w:r>
       <w:r>
         <w:rPr>
+          <w:rFonts w:cs="2  Nazanin"/>
           <w:b/>
           <w:bCs/>
           <w:lang w:bidi="fa-IR"/>
@@ -2509,13 +6323,14 @@
       <w:pPr>
         <w:pStyle w:val="header1"/>
         <w:rPr>
+          <w:rFonts w:cs="2  Nazanin"/>
           <w:rtl/>
         </w:rPr>
       </w:pPr>
       <w:bookmarkStart w:id="4" w:name="_Toc217744991"/>
       <w:r>
         <w:rPr>
-          <w:rFonts w:hint="cs"/>
+          <w:rFonts w:cs="2  Nazanin" w:hint="cs"/>
           <w:rtl/>
         </w:rPr>
         <w:t>روش‌شناسی تحقیق</w:t>
@@ -2526,13 +6341,15 @@
     <w:p>
       <w:pPr>
         <w:rPr>
-          <w:b/>
-          <w:bCs/>
-          <w:lang w:bidi="fa-IR"/>
-        </w:rPr>
-      </w:pPr>
-      <w:r>
-        <w:rPr>
+          <w:rFonts w:cs="2  Nazanin"/>
+          <w:b/>
+          <w:bCs/>
+          <w:lang w:bidi="fa-IR"/>
+        </w:rPr>
+      </w:pPr>
+      <w:r>
+        <w:rPr>
+          <w:rFonts w:cs="2  Nazanin"/>
           <w:b/>
           <w:bCs/>
           <w:rtl/>
@@ -2542,6 +6359,7 @@
       </w:r>
       <w:r>
         <w:rPr>
+          <w:rFonts w:cs="2  Nazanin"/>
           <w:b/>
           <w:bCs/>
           <w:lang w:bidi="fa-IR"/>
@@ -2550,6 +6368,7 @@
       </w:r>
       <w:r>
         <w:rPr>
+          <w:rFonts w:cs="2  Nazanin"/>
           <w:b/>
           <w:bCs/>
           <w:rtl/>
@@ -2560,13 +6379,15 @@
     <w:p>
       <w:pPr>
         <w:rPr>
-          <w:b/>
-          <w:bCs/>
-          <w:lang w:bidi="fa-IR"/>
-        </w:rPr>
-      </w:pPr>
-      <w:r>
-        <w:rPr>
+          <w:rFonts w:cs="2  Nazanin"/>
+          <w:b/>
+          <w:bCs/>
+          <w:lang w:bidi="fa-IR"/>
+        </w:rPr>
+      </w:pPr>
+      <w:r>
+        <w:rPr>
+          <w:rFonts w:cs="2  Nazanin"/>
           <w:b/>
           <w:bCs/>
           <w:rtl/>
@@ -2584,7 +6405,7 @@
       </w:r>
       <w:r>
         <w:rPr>
-          <w:rFonts w:hint="cs"/>
+          <w:rFonts w:cs="2  Nazanin" w:hint="cs"/>
           <w:b/>
           <w:bCs/>
           <w:rtl/>
@@ -2593,6 +6414,7 @@
       </w:r>
       <w:r>
         <w:rPr>
+          <w:rFonts w:cs="2  Nazanin"/>
           <w:b/>
           <w:bCs/>
           <w:rtl/>
@@ -2601,7 +6423,7 @@
       </w:r>
       <w:r>
         <w:rPr>
-          <w:rFonts w:hint="cs"/>
+          <w:rFonts w:cs="2  Nazanin" w:hint="cs"/>
           <w:b/>
           <w:bCs/>
           <w:rtl/>
@@ -2610,6 +6432,7 @@
       </w:r>
       <w:r>
         <w:rPr>
+          <w:rFonts w:cs="2  Nazanin"/>
           <w:b/>
           <w:bCs/>
           <w:rtl/>
@@ -2618,7 +6441,7 @@
       </w:r>
       <w:r>
         <w:rPr>
-          <w:rFonts w:hint="cs"/>
+          <w:rFonts w:cs="2  Nazanin" w:hint="cs"/>
           <w:b/>
           <w:bCs/>
           <w:rtl/>
@@ -2627,6 +6450,7 @@
       </w:r>
       <w:r>
         <w:rPr>
+          <w:rFonts w:cs="2  Nazanin"/>
           <w:b/>
           <w:bCs/>
           <w:rtl/>
@@ -2635,7 +6459,7 @@
       </w:r>
       <w:r>
         <w:rPr>
-          <w:rFonts w:hint="cs"/>
+          <w:rFonts w:cs="2  Nazanin" w:hint="cs"/>
           <w:b/>
           <w:bCs/>
           <w:rtl/>
@@ -2644,6 +6468,7 @@
       </w:r>
       <w:r>
         <w:rPr>
+          <w:rFonts w:cs="2  Nazanin"/>
           <w:b/>
           <w:bCs/>
           <w:rtl/>
@@ -2652,7 +6477,7 @@
       </w:r>
       <w:r>
         <w:rPr>
-          <w:rFonts w:hint="cs"/>
+          <w:rFonts w:cs="2  Nazanin" w:hint="cs"/>
           <w:b/>
           <w:bCs/>
           <w:rtl/>
@@ -2661,6 +6486,7 @@
       </w:r>
       <w:r>
         <w:rPr>
+          <w:rFonts w:cs="2  Nazanin"/>
           <w:b/>
           <w:bCs/>
           <w:rtl/>
@@ -2669,7 +6495,7 @@
       </w:r>
       <w:r>
         <w:rPr>
-          <w:rFonts w:hint="cs"/>
+          <w:rFonts w:cs="2  Nazanin" w:hint="cs"/>
           <w:b/>
           <w:bCs/>
           <w:rtl/>
@@ -2678,6 +6504,7 @@
       </w:r>
       <w:r>
         <w:rPr>
+          <w:rFonts w:cs="2  Nazanin"/>
           <w:b/>
           <w:bCs/>
           <w:rtl/>
@@ -2686,7 +6513,7 @@
       </w:r>
       <w:r>
         <w:rPr>
-          <w:rFonts w:hint="cs"/>
+          <w:rFonts w:cs="2  Nazanin" w:hint="cs"/>
           <w:b/>
           <w:bCs/>
           <w:rtl/>
@@ -2695,6 +6522,7 @@
       </w:r>
       <w:r>
         <w:rPr>
+          <w:rFonts w:cs="2  Nazanin"/>
           <w:b/>
           <w:bCs/>
           <w:rtl/>
@@ -2703,7 +6531,7 @@
       </w:r>
       <w:r>
         <w:rPr>
-          <w:rFonts w:hint="cs"/>
+          <w:rFonts w:cs="2  Nazanin" w:hint="cs"/>
           <w:b/>
           <w:bCs/>
           <w:rtl/>
@@ -2712,6 +6540,7 @@
       </w:r>
       <w:r>
         <w:rPr>
+          <w:rFonts w:cs="2  Nazanin"/>
           <w:b/>
           <w:bCs/>
           <w:rtl/>
@@ -2720,7 +6549,7 @@
       </w:r>
       <w:r>
         <w:rPr>
-          <w:rFonts w:hint="cs"/>
+          <w:rFonts w:cs="2  Nazanin" w:hint="cs"/>
           <w:b/>
           <w:bCs/>
           <w:rtl/>
@@ -2729,6 +6558,7 @@
       </w:r>
       <w:r>
         <w:rPr>
+          <w:rFonts w:cs="2  Nazanin"/>
           <w:b/>
           <w:bCs/>
           <w:rtl/>
@@ -2737,7 +6567,7 @@
       </w:r>
       <w:r>
         <w:rPr>
-          <w:rFonts w:hint="cs"/>
+          <w:rFonts w:cs="2  Nazanin" w:hint="cs"/>
           <w:b/>
           <w:bCs/>
           <w:rtl/>
@@ -2746,6 +6576,7 @@
       </w:r>
       <w:r>
         <w:rPr>
+          <w:rFonts w:cs="2  Nazanin"/>
           <w:b/>
           <w:bCs/>
           <w:rtl/>
@@ -2754,7 +6585,7 @@
       </w:r>
       <w:r>
         <w:rPr>
-          <w:rFonts w:hint="cs"/>
+          <w:rFonts w:cs="2  Nazanin" w:hint="cs"/>
           <w:b/>
           <w:bCs/>
           <w:rtl/>
@@ -2763,6 +6594,7 @@
       </w:r>
       <w:r>
         <w:rPr>
+          <w:rFonts w:cs="2  Nazanin"/>
           <w:b/>
           <w:bCs/>
           <w:rtl/>
@@ -2771,7 +6603,7 @@
       </w:r>
       <w:r>
         <w:rPr>
-          <w:rFonts w:hint="cs"/>
+          <w:rFonts w:cs="2  Nazanin" w:hint="cs"/>
           <w:b/>
           <w:bCs/>
           <w:rtl/>
@@ -2780,6 +6612,7 @@
       </w:r>
       <w:r>
         <w:rPr>
+          <w:rFonts w:cs="2  Nazanin"/>
           <w:b/>
           <w:bCs/>
           <w:rtl/>
@@ -2788,7 +6621,7 @@
       </w:r>
       <w:r>
         <w:rPr>
-          <w:rFonts w:hint="cs"/>
+          <w:rFonts w:cs="2  Nazanin" w:hint="cs"/>
           <w:b/>
           <w:bCs/>
           <w:rtl/>
@@ -2797,6 +6630,7 @@
       </w:r>
       <w:r>
         <w:rPr>
+          <w:rFonts w:cs="2  Nazanin"/>
           <w:b/>
           <w:bCs/>
           <w:rtl/>
@@ -2805,7 +6639,7 @@
       </w:r>
       <w:r>
         <w:rPr>
-          <w:rFonts w:hint="cs"/>
+          <w:rFonts w:cs="2  Nazanin" w:hint="cs"/>
           <w:b/>
           <w:bCs/>
           <w:rtl/>
@@ -2814,6 +6648,7 @@
       </w:r>
       <w:r>
         <w:rPr>
+          <w:rFonts w:cs="2  Nazanin"/>
           <w:b/>
           <w:bCs/>
           <w:rtl/>
@@ -2822,7 +6657,7 @@
       </w:r>
       <w:r>
         <w:rPr>
-          <w:rFonts w:hint="cs"/>
+          <w:rFonts w:cs="2  Nazanin" w:hint="cs"/>
           <w:b/>
           <w:bCs/>
           <w:rtl/>
@@ -2831,6 +6666,7 @@
       </w:r>
       <w:r>
         <w:rPr>
+          <w:rFonts w:cs="2  Nazanin"/>
           <w:b/>
           <w:bCs/>
           <w:rtl/>
@@ -2839,7 +6675,7 @@
       </w:r>
       <w:r>
         <w:rPr>
-          <w:rFonts w:hint="cs"/>
+          <w:rFonts w:cs="2  Nazanin" w:hint="cs"/>
           <w:b/>
           <w:bCs/>
           <w:rtl/>
@@ -2848,6 +6684,7 @@
       </w:r>
       <w:r>
         <w:rPr>
+          <w:rFonts w:cs="2  Nazanin"/>
           <w:b/>
           <w:bCs/>
           <w:rtl/>
@@ -2856,7 +6693,7 @@
       </w:r>
       <w:r>
         <w:rPr>
-          <w:rFonts w:hint="cs"/>
+          <w:rFonts w:cs="2  Nazanin" w:hint="cs"/>
           <w:b/>
           <w:bCs/>
           <w:rtl/>
@@ -2865,6 +6702,7 @@
       </w:r>
       <w:r>
         <w:rPr>
+          <w:rFonts w:cs="2  Nazanin"/>
           <w:b/>
           <w:bCs/>
           <w:rtl/>
@@ -2873,7 +6711,7 @@
       </w:r>
       <w:r>
         <w:rPr>
-          <w:rFonts w:hint="cs"/>
+          <w:rFonts w:cs="2  Nazanin" w:hint="cs"/>
           <w:b/>
           <w:bCs/>
           <w:rtl/>
@@ -2882,6 +6720,7 @@
       </w:r>
       <w:r>
         <w:rPr>
+          <w:rFonts w:cs="2  Nazanin"/>
           <w:b/>
           <w:bCs/>
           <w:rtl/>
@@ -2890,7 +6729,7 @@
       </w:r>
       <w:r>
         <w:rPr>
-          <w:rFonts w:hint="cs"/>
+          <w:rFonts w:cs="2  Nazanin" w:hint="cs"/>
           <w:b/>
           <w:bCs/>
           <w:rtl/>
@@ -2899,6 +6738,7 @@
       </w:r>
       <w:r>
         <w:rPr>
+          <w:rFonts w:cs="2  Nazanin"/>
           <w:b/>
           <w:bCs/>
           <w:rtl/>
@@ -2907,7 +6747,7 @@
       </w:r>
       <w:r>
         <w:rPr>
-          <w:rFonts w:hint="cs"/>
+          <w:rFonts w:cs="2  Nazanin" w:hint="cs"/>
           <w:b/>
           <w:bCs/>
           <w:rtl/>
@@ -2916,6 +6756,7 @@
       </w:r>
       <w:r>
         <w:rPr>
+          <w:rFonts w:cs="2  Nazanin"/>
           <w:b/>
           <w:bCs/>
           <w:rtl/>
@@ -2924,7 +6765,7 @@
       </w:r>
       <w:r>
         <w:rPr>
-          <w:rFonts w:hint="cs"/>
+          <w:rFonts w:cs="2  Nazanin" w:hint="cs"/>
           <w:b/>
           <w:bCs/>
           <w:rtl/>
@@ -2933,6 +6774,7 @@
       </w:r>
       <w:r>
         <w:rPr>
+          <w:rFonts w:cs="2  Nazanin"/>
           <w:b/>
           <w:bCs/>
           <w:rtl/>
@@ -2941,7 +6783,7 @@
       </w:r>
       <w:r>
         <w:rPr>
-          <w:rFonts w:hint="cs"/>
+          <w:rFonts w:cs="2  Nazanin" w:hint="cs"/>
           <w:b/>
           <w:bCs/>
           <w:rtl/>
@@ -2950,6 +6792,7 @@
       </w:r>
       <w:r>
         <w:rPr>
+          <w:rFonts w:cs="2  Nazanin"/>
           <w:b/>
           <w:bCs/>
           <w:rtl/>
@@ -2958,7 +6801,7 @@
       </w:r>
       <w:r>
         <w:rPr>
-          <w:rFonts w:hint="cs"/>
+          <w:rFonts w:cs="2  Nazanin" w:hint="cs"/>
           <w:b/>
           <w:bCs/>
           <w:rtl/>
@@ -2967,6 +6810,7 @@
       </w:r>
       <w:r>
         <w:rPr>
+          <w:rFonts w:cs="2  Nazanin"/>
           <w:b/>
           <w:bCs/>
           <w:rtl/>
@@ -2975,7 +6819,7 @@
       </w:r>
       <w:r>
         <w:rPr>
-          <w:rFonts w:hint="cs"/>
+          <w:rFonts w:cs="2  Nazanin" w:hint="cs"/>
           <w:b/>
           <w:bCs/>
           <w:rtl/>
@@ -2984,6 +6828,7 @@
       </w:r>
       <w:r>
         <w:rPr>
+          <w:rFonts w:cs="2  Nazanin"/>
           <w:b/>
           <w:bCs/>
           <w:rtl/>
@@ -2992,7 +6837,7 @@
       </w:r>
       <w:r>
         <w:rPr>
-          <w:rFonts w:hint="cs"/>
+          <w:rFonts w:cs="2  Nazanin" w:hint="cs"/>
           <w:b/>
           <w:bCs/>
           <w:rtl/>
@@ -3001,6 +6846,7 @@
       </w:r>
       <w:r>
         <w:rPr>
+          <w:rFonts w:cs="2  Nazanin"/>
           <w:b/>
           <w:bCs/>
           <w:rtl/>
@@ -3009,7 +6855,7 @@
       </w:r>
       <w:r>
         <w:rPr>
-          <w:rFonts w:hint="cs"/>
+          <w:rFonts w:cs="2  Nazanin" w:hint="cs"/>
           <w:b/>
           <w:bCs/>
           <w:rtl/>
@@ -3018,6 +6864,7 @@
       </w:r>
       <w:r>
         <w:rPr>
+          <w:rFonts w:cs="2  Nazanin"/>
           <w:b/>
           <w:bCs/>
           <w:rtl/>
@@ -3026,7 +6873,7 @@
       </w:r>
       <w:r>
         <w:rPr>
-          <w:rFonts w:hint="cs"/>
+          <w:rFonts w:cs="2  Nazanin" w:hint="cs"/>
           <w:b/>
           <w:bCs/>
           <w:rtl/>
@@ -3035,6 +6882,7 @@
       </w:r>
       <w:r>
         <w:rPr>
+          <w:rFonts w:cs="2  Nazanin"/>
           <w:b/>
           <w:bCs/>
           <w:rtl/>
@@ -3043,7 +6891,7 @@
       </w:r>
       <w:r>
         <w:rPr>
-          <w:rFonts w:hint="cs"/>
+          <w:rFonts w:cs="2  Nazanin" w:hint="cs"/>
           <w:b/>
           <w:bCs/>
           <w:rtl/>
@@ -3052,6 +6900,7 @@
       </w:r>
       <w:r>
         <w:rPr>
+          <w:rFonts w:cs="2  Nazanin"/>
           <w:b/>
           <w:bCs/>
           <w:rtl/>
@@ -3060,7 +6909,7 @@
       </w:r>
       <w:r>
         <w:rPr>
-          <w:rFonts w:hint="cs"/>
+          <w:rFonts w:cs="2  Nazanin" w:hint="cs"/>
           <w:b/>
           <w:bCs/>
           <w:rtl/>
@@ -3069,6 +6918,7 @@
       </w:r>
       <w:r>
         <w:rPr>
+          <w:rFonts w:cs="2  Nazanin"/>
           <w:b/>
           <w:bCs/>
           <w:rtl/>
@@ -3077,7 +6927,7 @@
       </w:r>
       <w:r>
         <w:rPr>
-          <w:rFonts w:hint="cs"/>
+          <w:rFonts w:cs="2  Nazanin" w:hint="cs"/>
           <w:b/>
           <w:bCs/>
           <w:rtl/>
@@ -3086,6 +6936,7 @@
       </w:r>
       <w:r>
         <w:rPr>
+          <w:rFonts w:cs="2  Nazanin"/>
           <w:b/>
           <w:bCs/>
           <w:rtl/>
@@ -3094,7 +6945,7 @@
       </w:r>
       <w:r>
         <w:rPr>
-          <w:rFonts w:hint="cs"/>
+          <w:rFonts w:cs="2  Nazanin" w:hint="cs"/>
           <w:b/>
           <w:bCs/>
           <w:rtl/>
@@ -3103,6 +6954,7 @@
       </w:r>
       <w:r>
         <w:rPr>
+          <w:rFonts w:cs="2  Nazanin"/>
           <w:b/>
           <w:bCs/>
           <w:rtl/>
@@ -3111,7 +6963,7 @@
       </w:r>
       <w:r>
         <w:rPr>
-          <w:rFonts w:hint="cs"/>
+          <w:rFonts w:cs="2  Nazanin" w:hint="cs"/>
           <w:b/>
           <w:bCs/>
           <w:rtl/>
@@ -3120,6 +6972,7 @@
       </w:r>
       <w:r>
         <w:rPr>
+          <w:rFonts w:cs="2  Nazanin"/>
           <w:b/>
           <w:bCs/>
           <w:rtl/>
@@ -3128,7 +6981,7 @@
       </w:r>
       <w:r>
         <w:rPr>
-          <w:rFonts w:hint="cs"/>
+          <w:rFonts w:cs="2  Nazanin" w:hint="cs"/>
           <w:b/>
           <w:bCs/>
           <w:rtl/>
@@ -3137,6 +6990,7 @@
       </w:r>
       <w:r>
         <w:rPr>
+          <w:rFonts w:cs="2  Nazanin"/>
           <w:b/>
           <w:bCs/>
           <w:rtl/>
@@ -3145,7 +6999,7 @@
       </w:r>
       <w:r>
         <w:rPr>
-          <w:rFonts w:hint="cs"/>
+          <w:rFonts w:cs="2  Nazanin" w:hint="cs"/>
           <w:b/>
           <w:bCs/>
           <w:rtl/>
@@ -3154,6 +7008,7 @@
       </w:r>
       <w:r>
         <w:rPr>
+          <w:rFonts w:cs="2  Nazanin"/>
           <w:b/>
           <w:bCs/>
           <w:lang w:bidi="fa-IR"/>
@@ -3164,22 +7019,26 @@
     <w:p>
       <w:pPr>
         <w:rPr>
-          <w:b/>
-          <w:bCs/>
-          <w:lang w:bidi="fa-IR"/>
-        </w:rPr>
-      </w:pPr>
-      <w:r>
-        <w:rPr>
-          <w:b/>
-          <w:bCs/>
-          <w:rtl/>
-          <w:lang w:bidi="fa-IR"/>
-        </w:rPr>
+          <w:rFonts w:cs="2  Nazanin"/>
+          <w:b/>
+          <w:bCs/>
+          <w:lang w:bidi="fa-IR"/>
+        </w:rPr>
+      </w:pPr>
+      <w:r>
+        <w:rPr>
+          <w:rFonts w:cs="2  Nazanin"/>
+          <w:b/>
+          <w:bCs/>
+          <w:rtl/>
+          <w:lang w:bidi="fa-IR"/>
+        </w:rPr>
+        <w:lastRenderedPageBreak/>
         <w:t>۲</w:t>
       </w:r>
       <w:r>
         <w:rPr>
+          <w:rFonts w:cs="2  Nazanin"/>
           <w:b/>
           <w:bCs/>
           <w:lang w:bidi="fa-IR"/>
@@ -3188,6 +7047,7 @@
       </w:r>
       <w:r>
         <w:rPr>
+          <w:rFonts w:cs="2  Nazanin"/>
           <w:b/>
           <w:bCs/>
           <w:rtl/>
@@ -3198,13 +7058,15 @@
     <w:p>
       <w:pPr>
         <w:rPr>
-          <w:b/>
-          <w:bCs/>
-          <w:lang w:bidi="fa-IR"/>
-        </w:rPr>
-      </w:pPr>
-      <w:r>
-        <w:rPr>
+          <w:rFonts w:cs="2  Nazanin"/>
+          <w:b/>
+          <w:bCs/>
+          <w:lang w:bidi="fa-IR"/>
+        </w:rPr>
+      </w:pPr>
+      <w:r>
+        <w:rPr>
+          <w:rFonts w:cs="2  Nazanin"/>
           <w:b/>
           <w:bCs/>
           <w:rtl/>
@@ -3213,6 +7075,7 @@
       </w:r>
       <w:r>
         <w:rPr>
+          <w:rFonts w:cs="2  Nazanin"/>
           <w:b/>
           <w:bCs/>
           <w:lang w:bidi="fa-IR"/>
@@ -3221,6 +7084,7 @@
       </w:r>
       <w:r>
         <w:rPr>
+          <w:rFonts w:cs="2  Nazanin"/>
           <w:b/>
           <w:bCs/>
           <w:rtl/>
@@ -3229,6 +7093,7 @@
       </w:r>
       <w:r>
         <w:rPr>
+          <w:rFonts w:cs="2  Nazanin"/>
           <w:b/>
           <w:bCs/>
           <w:lang w:bidi="fa-IR"/>
@@ -3237,6 +7102,7 @@
       </w:r>
       <w:r>
         <w:rPr>
+          <w:rFonts w:cs="2  Nazanin"/>
           <w:b/>
           <w:bCs/>
           <w:rtl/>
@@ -3245,6 +7111,7 @@
       </w:r>
       <w:r>
         <w:rPr>
+          <w:rFonts w:cs="2  Nazanin"/>
           <w:b/>
           <w:bCs/>
           <w:lang w:bidi="fa-IR"/>
@@ -3253,6 +7120,7 @@
       </w:r>
       <w:r>
         <w:rPr>
+          <w:rFonts w:cs="2  Nazanin"/>
           <w:b/>
           <w:bCs/>
           <w:rtl/>
@@ -3261,6 +7129,7 @@
       </w:r>
       <w:r>
         <w:rPr>
+          <w:rFonts w:cs="2  Nazanin"/>
           <w:b/>
           <w:bCs/>
           <w:lang w:bidi="fa-IR"/>
@@ -3271,13 +7140,15 @@
     <w:p>
       <w:pPr>
         <w:rPr>
-          <w:b/>
-          <w:bCs/>
-          <w:lang w:bidi="fa-IR"/>
-        </w:rPr>
-      </w:pPr>
-      <w:r>
-        <w:rPr>
+          <w:rFonts w:cs="2  Nazanin"/>
+          <w:b/>
+          <w:bCs/>
+          <w:lang w:bidi="fa-IR"/>
+        </w:rPr>
+      </w:pPr>
+      <w:r>
+        <w:rPr>
+          <w:rFonts w:cs="2  Nazanin"/>
           <w:b/>
           <w:bCs/>
           <w:rtl/>
@@ -3287,6 +7158,7 @@
       </w:r>
       <w:r>
         <w:rPr>
+          <w:rFonts w:cs="2  Nazanin"/>
           <w:b/>
           <w:bCs/>
           <w:lang w:bidi="fa-IR"/>
@@ -3295,6 +7167,7 @@
       </w:r>
       <w:r>
         <w:rPr>
+          <w:rFonts w:cs="2  Nazanin"/>
           <w:b/>
           <w:bCs/>
           <w:rtl/>
@@ -3305,13 +7178,15 @@
     <w:p>
       <w:pPr>
         <w:rPr>
-          <w:b/>
-          <w:bCs/>
-          <w:lang w:bidi="fa-IR"/>
-        </w:rPr>
-      </w:pPr>
-      <w:r>
-        <w:rPr>
+          <w:rFonts w:cs="2  Nazanin"/>
+          <w:b/>
+          <w:bCs/>
+          <w:lang w:bidi="fa-IR"/>
+        </w:rPr>
+      </w:pPr>
+      <w:r>
+        <w:rPr>
+          <w:rFonts w:cs="2  Nazanin"/>
           <w:b/>
           <w:bCs/>
           <w:rtl/>
@@ -3320,6 +7195,7 @@
       </w:r>
       <w:r>
         <w:rPr>
+          <w:rFonts w:cs="2  Nazanin"/>
           <w:b/>
           <w:bCs/>
           <w:lang w:bidi="fa-IR"/>
@@ -3334,13 +7210,15 @@
           <w:numId w:val="34"/>
         </w:numPr>
         <w:rPr>
-          <w:b/>
-          <w:bCs/>
-          <w:lang w:bidi="fa-IR"/>
-        </w:rPr>
-      </w:pPr>
-      <w:r>
-        <w:rPr>
+          <w:rFonts w:cs="2  Nazanin"/>
+          <w:b/>
+          <w:bCs/>
+          <w:lang w:bidi="fa-IR"/>
+        </w:rPr>
+      </w:pPr>
+      <w:r>
+        <w:rPr>
+          <w:rFonts w:cs="2  Nazanin"/>
           <w:b/>
           <w:bCs/>
           <w:rtl/>
@@ -3355,13 +7233,15 @@
           <w:numId w:val="34"/>
         </w:numPr>
         <w:rPr>
-          <w:b/>
-          <w:bCs/>
-          <w:lang w:bidi="fa-IR"/>
-        </w:rPr>
-      </w:pPr>
-      <w:r>
-        <w:rPr>
+          <w:rFonts w:cs="2  Nazanin"/>
+          <w:b/>
+          <w:bCs/>
+          <w:lang w:bidi="fa-IR"/>
+        </w:rPr>
+      </w:pPr>
+      <w:r>
+        <w:rPr>
+          <w:rFonts w:cs="2  Nazanin"/>
           <w:b/>
           <w:bCs/>
           <w:rtl/>
@@ -3376,13 +7256,15 @@
           <w:numId w:val="34"/>
         </w:numPr>
         <w:rPr>
-          <w:b/>
-          <w:bCs/>
-          <w:lang w:bidi="fa-IR"/>
-        </w:rPr>
-      </w:pPr>
-      <w:r>
-        <w:rPr>
+          <w:rFonts w:cs="2  Nazanin"/>
+          <w:b/>
+          <w:bCs/>
+          <w:lang w:bidi="fa-IR"/>
+        </w:rPr>
+      </w:pPr>
+      <w:r>
+        <w:rPr>
+          <w:rFonts w:cs="2  Nazanin"/>
           <w:b/>
           <w:bCs/>
           <w:rtl/>
@@ -3397,13 +7279,15 @@
           <w:numId w:val="34"/>
         </w:numPr>
         <w:rPr>
-          <w:b/>
-          <w:bCs/>
-          <w:lang w:bidi="fa-IR"/>
-        </w:rPr>
-      </w:pPr>
-      <w:r>
-        <w:rPr>
+          <w:rFonts w:cs="2  Nazanin"/>
+          <w:b/>
+          <w:bCs/>
+          <w:lang w:bidi="fa-IR"/>
+        </w:rPr>
+      </w:pPr>
+      <w:r>
+        <w:rPr>
+          <w:rFonts w:cs="2  Nazanin"/>
           <w:b/>
           <w:bCs/>
           <w:rtl/>
@@ -3418,13 +7302,15 @@
           <w:numId w:val="34"/>
         </w:numPr>
         <w:rPr>
-          <w:b/>
-          <w:bCs/>
-          <w:lang w:bidi="fa-IR"/>
-        </w:rPr>
-      </w:pPr>
-      <w:r>
-        <w:rPr>
+          <w:rFonts w:cs="2  Nazanin"/>
+          <w:b/>
+          <w:bCs/>
+          <w:lang w:bidi="fa-IR"/>
+        </w:rPr>
+      </w:pPr>
+      <w:r>
+        <w:rPr>
+          <w:rFonts w:cs="2  Nazanin"/>
           <w:b/>
           <w:bCs/>
           <w:rtl/>
@@ -3442,7 +7328,7 @@
       </w:r>
       <w:r>
         <w:rPr>
-          <w:rFonts w:hint="cs"/>
+          <w:rFonts w:cs="2  Nazanin" w:hint="cs"/>
           <w:b/>
           <w:bCs/>
           <w:rtl/>
@@ -3451,6 +7337,7 @@
       </w:r>
       <w:r>
         <w:rPr>
+          <w:rFonts w:cs="2  Nazanin"/>
           <w:b/>
           <w:bCs/>
           <w:lang w:bidi="fa-IR"/>
@@ -3459,7 +7346,7 @@
       </w:r>
       <w:r>
         <w:rPr>
-          <w:rFonts w:ascii="Arial" w:hAnsi="Arial" w:cs="Arial"/>
+          <w:rFonts w:ascii="Arial" w:hAnsi="Arial" w:cs="2  Nazanin"/>
           <w:b/>
           <w:bCs/>
           <w:lang w:bidi="fa-IR"/>
@@ -3468,6 +7355,7 @@
       </w:r>
       <w:r>
         <w:rPr>
+          <w:rFonts w:cs="2  Nazanin"/>
           <w:b/>
           <w:bCs/>
           <w:lang w:bidi="fa-IR"/>
@@ -3476,6 +7364,7 @@
       </w:r>
       <w:r>
         <w:rPr>
+          <w:rFonts w:cs="2  Nazanin"/>
           <w:b/>
           <w:bCs/>
           <w:rtl/>
@@ -3484,6 +7373,7 @@
       </w:r>
       <w:r>
         <w:rPr>
+          <w:rFonts w:cs="2  Nazanin"/>
           <w:b/>
           <w:bCs/>
           <w:lang w:bidi="fa-IR"/>
@@ -3494,13 +7384,15 @@
     <w:p>
       <w:pPr>
         <w:rPr>
-          <w:b/>
-          <w:bCs/>
-          <w:lang w:bidi="fa-IR"/>
-        </w:rPr>
-      </w:pPr>
-      <w:r>
-        <w:rPr>
+          <w:rFonts w:cs="2  Nazanin"/>
+          <w:b/>
+          <w:bCs/>
+          <w:lang w:bidi="fa-IR"/>
+        </w:rPr>
+      </w:pPr>
+      <w:r>
+        <w:rPr>
+          <w:rFonts w:cs="2  Nazanin"/>
           <w:b/>
           <w:bCs/>
           <w:rtl/>
@@ -3509,6 +7401,7 @@
       </w:r>
       <w:r>
         <w:rPr>
+          <w:rFonts w:cs="2  Nazanin"/>
           <w:b/>
           <w:bCs/>
           <w:lang w:bidi="fa-IR"/>
@@ -3519,13 +7412,15 @@
     <w:p>
       <w:pPr>
         <w:rPr>
-          <w:b/>
-          <w:bCs/>
-          <w:lang w:bidi="fa-IR"/>
-        </w:rPr>
-      </w:pPr>
-      <w:r>
-        <w:rPr>
+          <w:rFonts w:cs="2  Nazanin"/>
+          <w:b/>
+          <w:bCs/>
+          <w:lang w:bidi="fa-IR"/>
+        </w:rPr>
+      </w:pPr>
+      <w:r>
+        <w:rPr>
+          <w:rFonts w:cs="2  Nazanin"/>
           <w:b/>
           <w:bCs/>
           <w:rtl/>
@@ -3535,6 +7430,7 @@
       </w:r>
       <w:r>
         <w:rPr>
+          <w:rFonts w:cs="2  Nazanin"/>
           <w:b/>
           <w:bCs/>
           <w:lang w:bidi="fa-IR"/>
@@ -3543,6 +7439,7 @@
       </w:r>
       <w:r>
         <w:rPr>
+          <w:rFonts w:cs="2  Nazanin"/>
           <w:b/>
           <w:bCs/>
           <w:rtl/>
@@ -3553,13 +7450,15 @@
     <w:p>
       <w:pPr>
         <w:rPr>
-          <w:b/>
-          <w:bCs/>
-          <w:lang w:bidi="fa-IR"/>
-        </w:rPr>
-      </w:pPr>
-      <w:r>
-        <w:rPr>
+          <w:rFonts w:cs="2  Nazanin"/>
+          <w:b/>
+          <w:bCs/>
+          <w:lang w:bidi="fa-IR"/>
+        </w:rPr>
+      </w:pPr>
+      <w:r>
+        <w:rPr>
+          <w:rFonts w:cs="2  Nazanin"/>
           <w:b/>
           <w:bCs/>
           <w:rtl/>
@@ -3568,6 +7467,7 @@
       </w:r>
       <w:r>
         <w:rPr>
+          <w:rFonts w:cs="2  Nazanin"/>
           <w:b/>
           <w:bCs/>
           <w:lang w:bidi="fa-IR"/>
@@ -3582,13 +7482,15 @@
           <w:numId w:val="35"/>
         </w:numPr>
         <w:rPr>
-          <w:b/>
-          <w:bCs/>
-          <w:lang w:bidi="fa-IR"/>
-        </w:rPr>
-      </w:pPr>
-      <w:r>
-        <w:rPr>
+          <w:rFonts w:cs="2  Nazanin"/>
+          <w:b/>
+          <w:bCs/>
+          <w:lang w:bidi="fa-IR"/>
+        </w:rPr>
+      </w:pPr>
+      <w:r>
+        <w:rPr>
+          <w:rFonts w:cs="2  Nazanin"/>
           <w:b/>
           <w:bCs/>
           <w:rtl/>
@@ -3597,6 +7499,7 @@
       </w:r>
       <w:r>
         <w:rPr>
+          <w:rFonts w:cs="2  Nazanin"/>
           <w:b/>
           <w:bCs/>
           <w:lang w:bidi="fa-IR"/>
@@ -3605,6 +7508,7 @@
       </w:r>
       <w:r>
         <w:rPr>
+          <w:rFonts w:cs="2  Nazanin"/>
           <w:b/>
           <w:bCs/>
           <w:rtl/>
@@ -3613,6 +7517,7 @@
       </w:r>
       <w:r>
         <w:rPr>
+          <w:rFonts w:cs="2  Nazanin"/>
           <w:b/>
           <w:bCs/>
           <w:lang w:bidi="fa-IR"/>
@@ -3621,6 +7526,7 @@
       </w:r>
       <w:r>
         <w:rPr>
+          <w:rFonts w:cs="2  Nazanin"/>
           <w:b/>
           <w:bCs/>
           <w:rtl/>
@@ -3635,13 +7541,15 @@
           <w:numId w:val="35"/>
         </w:numPr>
         <w:rPr>
-          <w:b/>
-          <w:bCs/>
-          <w:lang w:bidi="fa-IR"/>
-        </w:rPr>
-      </w:pPr>
-      <w:r>
-        <w:rPr>
+          <w:rFonts w:cs="2  Nazanin"/>
+          <w:b/>
+          <w:bCs/>
+          <w:lang w:bidi="fa-IR"/>
+        </w:rPr>
+      </w:pPr>
+      <w:r>
+        <w:rPr>
+          <w:rFonts w:cs="2  Nazanin"/>
           <w:b/>
           <w:bCs/>
           <w:rtl/>
@@ -3650,6 +7558,7 @@
       </w:r>
       <w:r>
         <w:rPr>
+          <w:rFonts w:cs="2  Nazanin"/>
           <w:b/>
           <w:bCs/>
           <w:lang w:bidi="fa-IR"/>
@@ -3658,6 +7567,7 @@
       </w:r>
       <w:r>
         <w:rPr>
+          <w:rFonts w:cs="2  Nazanin"/>
           <w:b/>
           <w:bCs/>
           <w:rtl/>
@@ -3666,6 +7576,7 @@
       </w:r>
       <w:r>
         <w:rPr>
+          <w:rFonts w:cs="2  Nazanin"/>
           <w:b/>
           <w:bCs/>
           <w:lang w:bidi="fa-IR"/>
@@ -3676,13 +7587,15 @@
     <w:p>
       <w:pPr>
         <w:rPr>
-          <w:b/>
-          <w:bCs/>
-          <w:lang w:bidi="fa-IR"/>
-        </w:rPr>
-      </w:pPr>
-      <w:r>
-        <w:rPr>
+          <w:rFonts w:cs="2  Nazanin"/>
+          <w:b/>
+          <w:bCs/>
+          <w:lang w:bidi="fa-IR"/>
+        </w:rPr>
+      </w:pPr>
+      <w:r>
+        <w:rPr>
+          <w:rFonts w:cs="2  Nazanin"/>
           <w:b/>
           <w:bCs/>
           <w:rtl/>
@@ -3691,6 +7604,7 @@
       </w:r>
       <w:r>
         <w:rPr>
+          <w:rFonts w:cs="2  Nazanin"/>
           <w:b/>
           <w:bCs/>
           <w:lang w:bidi="fa-IR"/>
@@ -3699,6 +7613,7 @@
       </w:r>
       <w:r>
         <w:rPr>
+          <w:rFonts w:cs="2  Nazanin"/>
           <w:b/>
           <w:bCs/>
           <w:rtl/>
@@ -3707,6 +7622,7 @@
       </w:r>
       <w:r>
         <w:rPr>
+          <w:rFonts w:cs="2  Nazanin"/>
           <w:b/>
           <w:bCs/>
           <w:lang w:bidi="fa-IR"/>
@@ -3717,13 +7633,15 @@
     <w:p>
       <w:pPr>
         <w:rPr>
-          <w:b/>
-          <w:bCs/>
-          <w:lang w:bidi="fa-IR"/>
-        </w:rPr>
-      </w:pPr>
-      <w:r>
-        <w:rPr>
+          <w:rFonts w:cs="2  Nazanin"/>
+          <w:b/>
+          <w:bCs/>
+          <w:lang w:bidi="fa-IR"/>
+        </w:rPr>
+      </w:pPr>
+      <w:r>
+        <w:rPr>
+          <w:rFonts w:cs="2  Nazanin"/>
           <w:b/>
           <w:bCs/>
           <w:rtl/>
@@ -3733,6 +7651,7 @@
       </w:r>
       <w:r>
         <w:rPr>
+          <w:rFonts w:cs="2  Nazanin"/>
           <w:b/>
           <w:bCs/>
           <w:lang w:bidi="fa-IR"/>
@@ -3741,6 +7660,7 @@
       </w:r>
       <w:r>
         <w:rPr>
+          <w:rFonts w:cs="2  Nazanin"/>
           <w:b/>
           <w:bCs/>
           <w:rtl/>
@@ -3751,13 +7671,15 @@
     <w:p>
       <w:pPr>
         <w:rPr>
-          <w:b/>
-          <w:bCs/>
-          <w:lang w:bidi="fa-IR"/>
-        </w:rPr>
-      </w:pPr>
-      <w:r>
-        <w:rPr>
+          <w:rFonts w:cs="2  Nazanin"/>
+          <w:b/>
+          <w:bCs/>
+          <w:lang w:bidi="fa-IR"/>
+        </w:rPr>
+      </w:pPr>
+      <w:r>
+        <w:rPr>
+          <w:rFonts w:cs="2  Nazanin"/>
           <w:b/>
           <w:bCs/>
           <w:rtl/>
@@ -3766,6 +7688,7 @@
       </w:r>
       <w:r>
         <w:rPr>
+          <w:rFonts w:cs="2  Nazanin"/>
           <w:b/>
           <w:bCs/>
           <w:lang w:bidi="fa-IR"/>
@@ -3774,6 +7697,7 @@
       </w:r>
       <w:r>
         <w:rPr>
+          <w:rFonts w:cs="2  Nazanin"/>
           <w:b/>
           <w:bCs/>
           <w:rtl/>
@@ -3782,6 +7706,7 @@
       </w:r>
       <w:r>
         <w:rPr>
+          <w:rFonts w:cs="2  Nazanin"/>
           <w:b/>
           <w:bCs/>
           <w:lang w:bidi="fa-IR"/>
@@ -3792,13 +7717,15 @@
     <w:p>
       <w:pPr>
         <w:rPr>
-          <w:b/>
-          <w:bCs/>
-          <w:lang w:bidi="fa-IR"/>
-        </w:rPr>
-      </w:pPr>
-      <w:r>
-        <w:rPr>
+          <w:rFonts w:cs="2  Nazanin"/>
+          <w:b/>
+          <w:bCs/>
+          <w:lang w:bidi="fa-IR"/>
+        </w:rPr>
+      </w:pPr>
+      <w:r>
+        <w:rPr>
+          <w:rFonts w:cs="2  Nazanin"/>
           <w:b/>
           <w:bCs/>
           <w:rtl/>
@@ -3808,6 +7735,7 @@
       </w:r>
       <w:r>
         <w:rPr>
+          <w:rFonts w:cs="2  Nazanin"/>
           <w:b/>
           <w:bCs/>
           <w:lang w:bidi="fa-IR"/>
@@ -3816,6 +7744,7 @@
       </w:r>
       <w:r>
         <w:rPr>
+          <w:rFonts w:cs="2  Nazanin"/>
           <w:b/>
           <w:bCs/>
           <w:rtl/>
@@ -3826,13 +7755,15 @@
     <w:p>
       <w:pPr>
         <w:rPr>
-          <w:b/>
-          <w:bCs/>
-          <w:lang w:bidi="fa-IR"/>
-        </w:rPr>
-      </w:pPr>
-      <w:r>
-        <w:rPr>
+          <w:rFonts w:cs="2  Nazanin"/>
+          <w:b/>
+          <w:bCs/>
+          <w:lang w:bidi="fa-IR"/>
+        </w:rPr>
+      </w:pPr>
+      <w:r>
+        <w:rPr>
+          <w:rFonts w:cs="2  Nazanin"/>
           <w:b/>
           <w:bCs/>
           <w:rtl/>
@@ -3841,6 +7772,7 @@
       </w:r>
       <w:r>
         <w:rPr>
+          <w:rFonts w:cs="2  Nazanin"/>
           <w:b/>
           <w:bCs/>
           <w:lang w:bidi="fa-IR"/>
@@ -3850,8 +7782,46 @@
     </w:p>
     <w:p>
       <w:pPr>
-        <w:rPr>
-          <w:rFonts w:asciiTheme="majorBidi" w:eastAsiaTheme="majorEastAsia" w:hAnsiTheme="majorBidi"/>
+        <w:bidi w:val="0"/>
+        <w:jc w:val="left"/>
+        <w:rPr>
+          <w:rFonts w:cs="2  Nazanin"/>
+          <w:b/>
+          <w:bCs/>
+          <w:lang w:bidi="fa-IR"/>
+        </w:rPr>
+      </w:pPr>
+      <w:r>
+        <w:rPr>
+          <w:rFonts w:cs="2  Nazanin"/>
+          <w:b/>
+          <w:bCs/>
+          <w:lang w:bidi="fa-IR"/>
+        </w:rPr>
+        <w:lastRenderedPageBreak/>
+        <w:br w:type="page"/>
+      </w:r>
+    </w:p>
+    <w:p>
+      <w:pPr>
+        <w:pStyle w:val="header1"/>
+        <w:rPr>
+          <w:rFonts w:cs="2  Nazanin"/>
+        </w:rPr>
+      </w:pPr>
+      <w:r>
+        <w:rPr>
+          <w:rFonts w:cs="2  Nazanin" w:hint="cs"/>
+          <w:rtl/>
+        </w:rPr>
+        <w:lastRenderedPageBreak/>
+        <w:t>نتایج</w:t>
+      </w:r>
+    </w:p>
+    <w:p>
+      <w:pPr>
+        <w:rPr>
+          <w:rFonts w:asciiTheme="majorBidi" w:eastAsiaTheme="majorEastAsia" w:hAnsiTheme="majorBidi" w:cs="2  Nazanin"/>
           <w:b/>
           <w:bCs/>
           <w:color w:val="000000" w:themeColor="text1"/>
@@ -3863,7 +7833,7 @@
       </w:pPr>
       <w:r>
         <w:rPr>
-          <w:rFonts w:asciiTheme="majorBidi" w:hAnsiTheme="majorBidi"/>
+          <w:rFonts w:asciiTheme="majorBidi" w:hAnsiTheme="majorBidi" w:cs="2  Nazanin"/>
           <w:rtl/>
         </w:rPr>
         <w:br w:type="page"/>
@@ -3873,15 +7843,17 @@
       <w:pPr>
         <w:pStyle w:val="header1"/>
         <w:rPr>
+          <w:rFonts w:cs="2  Nazanin"/>
           <w:rtl/>
         </w:rPr>
       </w:pPr>
       <w:bookmarkStart w:id="5" w:name="_Toc217744992"/>
       <w:r>
         <w:rPr>
-          <w:rFonts w:hint="cs"/>
-          <w:rtl/>
-        </w:rPr>
+          <w:rFonts w:cs="2  Nazanin" w:hint="cs"/>
+          <w:rtl/>
+        </w:rPr>
+        <w:lastRenderedPageBreak/>
         <w:t>سایر تلاش‌ها</w:t>
       </w:r>
       <w:bookmarkEnd w:id="5"/>
@@ -3889,17 +7861,20 @@
     <w:p>
       <w:pPr>
         <w:rPr>
-          <w:lang w:bidi="fa-IR"/>
-        </w:rPr>
-      </w:pPr>
-      <w:r>
-        <w:rPr>
+          <w:rFonts w:cs="2  Nazanin"/>
+          <w:lang w:bidi="fa-IR"/>
+        </w:rPr>
+      </w:pPr>
+      <w:r>
+        <w:rPr>
+          <w:rFonts w:cs="2  Nazanin"/>
           <w:rtl/>
         </w:rPr>
         <w:t>در فرآیند انجام پروژه، چندین رویکرد اولیه برای استخراج داده‌های بیشینه و آموزش مدل‌ها مورد بررسی قرار گرفتند که پس از تحلیل و ارزیابی، برخی از آنها به دلایل دقت پایین یا پیچیدگی عملیاتی کنار گذاشته شدند. این تلاش‌ها شامل موارد زیر بود</w:t>
       </w:r>
       <w:r>
         <w:rPr>
+          <w:rFonts w:cs="2  Nazanin"/>
           <w:lang w:bidi="fa-IR"/>
         </w:rPr>
         <w:t>:</w:t>
@@ -3912,11 +7887,13 @@
           <w:numId w:val="38"/>
         </w:numPr>
         <w:rPr>
-          <w:lang w:bidi="fa-IR"/>
-        </w:rPr>
-      </w:pPr>
-      <w:r>
-        <w:rPr>
+          <w:rFonts w:cs="2  Nazanin"/>
+          <w:lang w:bidi="fa-IR"/>
+        </w:rPr>
+      </w:pPr>
+      <w:r>
+        <w:rPr>
+          <w:rFonts w:cs="2  Nazanin"/>
           <w:b/>
           <w:bCs/>
           <w:rtl/>
@@ -3925,6 +7902,7 @@
       </w:r>
       <w:r>
         <w:rPr>
+          <w:rFonts w:cs="2  Nazanin"/>
           <w:b/>
           <w:bCs/>
           <w:lang w:bidi="fa-IR"/>
@@ -3933,18 +7911,21 @@
       </w:r>
       <w:r>
         <w:rPr>
+          <w:rFonts w:cs="2  Nazanin"/>
           <w:lang w:bidi="fa-IR"/>
         </w:rPr>
         <w:t xml:space="preserve"> </w:t>
       </w:r>
       <w:r>
         <w:rPr>
+          <w:rFonts w:cs="2  Nazanin"/>
           <w:rtl/>
         </w:rPr>
         <w:t>ابتدا تلاش شد یک مدل واحد برای همه نیروگاه‌ها آموزش داده شود، اما مشخص شد که تفاوت رفتار تولید در واحدهای مختلف باعث کاهش دقت پیش‌بینی می‌شود و بنابراین تصمیم گرفته شد برای هر واحد یک مدل مجزا آموزش داده شود</w:t>
       </w:r>
       <w:r>
         <w:rPr>
+          <w:rFonts w:cs="2  Nazanin"/>
           <w:lang w:bidi="fa-IR"/>
         </w:rPr>
         <w:t>.</w:t>
@@ -3957,11 +7938,13 @@
           <w:numId w:val="38"/>
         </w:numPr>
         <w:rPr>
-          <w:lang w:bidi="fa-IR"/>
-        </w:rPr>
-      </w:pPr>
-      <w:r>
-        <w:rPr>
+          <w:rFonts w:cs="2  Nazanin"/>
+          <w:lang w:bidi="fa-IR"/>
+        </w:rPr>
+      </w:pPr>
+      <w:r>
+        <w:rPr>
+          <w:rFonts w:cs="2  Nazanin"/>
           <w:b/>
           <w:bCs/>
           <w:rtl/>
@@ -3970,6 +7953,7 @@
       </w:r>
       <w:r>
         <w:rPr>
+          <w:rFonts w:cs="2  Nazanin"/>
           <w:b/>
           <w:bCs/>
           <w:lang w:bidi="fa-IR"/>
@@ -3978,30 +7962,35 @@
       </w:r>
       <w:r>
         <w:rPr>
+          <w:rFonts w:cs="2  Nazanin"/>
           <w:lang w:bidi="fa-IR"/>
         </w:rPr>
         <w:t xml:space="preserve"> </w:t>
       </w:r>
       <w:r>
         <w:rPr>
+          <w:rFonts w:cs="2  Nazanin"/>
           <w:rtl/>
         </w:rPr>
         <w:t>در مراحل اولیه، داده‌های دمای سنسور بدون بررسی کامل مورد استفاده قرار گرفتند. تحلیل‌های بعدی نشان داد که جایگزینی این داده‌ها با دمای محیط</w:t>
       </w:r>
       <w:r>
         <w:rPr>
+          <w:rFonts w:cs="2  Nazanin"/>
           <w:lang w:bidi="fa-IR"/>
         </w:rPr>
         <w:t xml:space="preserve"> Crawl </w:t>
       </w:r>
       <w:r>
         <w:rPr>
+          <w:rFonts w:cs="2  Nazanin"/>
           <w:rtl/>
         </w:rPr>
         <w:t>شده موجب افزایش کیفیت داده‌های ورودی می‌شود</w:t>
       </w:r>
       <w:r>
         <w:rPr>
+          <w:rFonts w:cs="2  Nazanin"/>
           <w:lang w:bidi="fa-IR"/>
         </w:rPr>
         <w:t>.</w:t>
@@ -4014,11 +8003,13 @@
           <w:numId w:val="38"/>
         </w:numPr>
         <w:rPr>
-          <w:lang w:bidi="fa-IR"/>
-        </w:rPr>
-      </w:pPr>
-      <w:r>
-        <w:rPr>
+          <w:rFonts w:cs="2  Nazanin"/>
+          <w:lang w:bidi="fa-IR"/>
+        </w:rPr>
+      </w:pPr>
+      <w:r>
+        <w:rPr>
+          <w:rFonts w:cs="2  Nazanin"/>
           <w:b/>
           <w:bCs/>
           <w:rtl/>
@@ -4027,6 +8018,7 @@
       </w:r>
       <w:r>
         <w:rPr>
+          <w:rFonts w:cs="2  Nazanin"/>
           <w:b/>
           <w:bCs/>
           <w:lang w:bidi="fa-IR"/>
@@ -4035,30 +8027,35 @@
       </w:r>
       <w:r>
         <w:rPr>
+          <w:rFonts w:cs="2  Nazanin"/>
           <w:lang w:bidi="fa-IR"/>
         </w:rPr>
         <w:t xml:space="preserve"> </w:t>
       </w:r>
       <w:r>
         <w:rPr>
+          <w:rFonts w:cs="2  Nazanin"/>
           <w:rtl/>
         </w:rPr>
         <w:t>در ابتدا یک رابطه خطی ساده بین دما و توان تولید در نظر گرفته شد. بررسی‌های نموداری و پوش بالایی نشان داد که برخی واحدها رفتار پیچیده‌تری دارند و نیازمند مدل‌سازی با</w:t>
       </w:r>
       <w:r>
         <w:rPr>
+          <w:rFonts w:cs="2  Nazanin"/>
           <w:lang w:bidi="fa-IR"/>
         </w:rPr>
         <w:t xml:space="preserve"> Quantile </w:t>
       </w:r>
       <w:r>
         <w:rPr>
+          <w:rFonts w:cs="2  Nazanin"/>
           <w:rtl/>
         </w:rPr>
         <w:t>یا چندجمله‌ای بودند</w:t>
       </w:r>
       <w:r>
         <w:rPr>
+          <w:rFonts w:cs="2  Nazanin"/>
           <w:lang w:bidi="fa-IR"/>
         </w:rPr>
         <w:t>.</w:t>
@@ -4071,11 +8068,13 @@
           <w:numId w:val="38"/>
         </w:numPr>
         <w:rPr>
-          <w:lang w:bidi="fa-IR"/>
-        </w:rPr>
-      </w:pPr>
-      <w:r>
-        <w:rPr>
+          <w:rFonts w:cs="2  Nazanin"/>
+          <w:lang w:bidi="fa-IR"/>
+        </w:rPr>
+      </w:pPr>
+      <w:r>
+        <w:rPr>
+          <w:rFonts w:cs="2  Nazanin"/>
           <w:b/>
           <w:bCs/>
           <w:rtl/>
@@ -4084,6 +8083,7 @@
       </w:r>
       <w:r>
         <w:rPr>
+          <w:rFonts w:cs="2  Nazanin"/>
           <w:b/>
           <w:bCs/>
           <w:lang w:bidi="fa-IR"/>
@@ -4092,18 +8092,21 @@
       </w:r>
       <w:r>
         <w:rPr>
+          <w:rFonts w:cs="2  Nazanin"/>
           <w:lang w:bidi="fa-IR"/>
         </w:rPr>
         <w:t xml:space="preserve"> </w:t>
       </w:r>
       <w:r>
         <w:rPr>
+          <w:rFonts w:cs="2  Nazanin"/>
           <w:rtl/>
         </w:rPr>
         <w:t>چندین روش خودکار مانند</w:t>
       </w:r>
       <w:r>
         <w:rPr>
+          <w:rFonts w:cs="2  Nazanin"/>
           <w:lang w:bidi="fa-IR"/>
         </w:rPr>
         <w:t xml:space="preserve"> </w:t>
@@ -4111,6 +8114,7 @@
       <w:proofErr w:type="spellStart"/>
       <w:r>
         <w:rPr>
+          <w:rFonts w:cs="2  Nazanin"/>
           <w:lang w:bidi="fa-IR"/>
         </w:rPr>
         <w:t>KMeans</w:t>
@@ -4118,18 +8122,21 @@
       <w:proofErr w:type="spellEnd"/>
       <w:r>
         <w:rPr>
+          <w:rFonts w:cs="2  Nazanin"/>
           <w:lang w:bidi="fa-IR"/>
         </w:rPr>
         <w:t xml:space="preserve"> </w:t>
       </w:r>
       <w:r>
         <w:rPr>
+          <w:rFonts w:cs="2  Nazanin"/>
           <w:rtl/>
         </w:rPr>
         <w:t>و فیت خط با شیب مختلف بررسی شد. در نهایت مشخص شد که تفکیک دستی با توجه به تجربه عملیاتی و مشاهده نمودارها دقت بالاتری دارد و برای استفاده واقعی توسط اپراتور مناسب‌تر است</w:t>
       </w:r>
       <w:r>
         <w:rPr>
+          <w:rFonts w:cs="2  Nazanin"/>
           <w:lang w:bidi="fa-IR"/>
         </w:rPr>
         <w:t>.</w:t>
@@ -4138,17 +8145,20 @@
     <w:p>
       <w:pPr>
         <w:rPr>
-          <w:lang w:bidi="fa-IR"/>
-        </w:rPr>
-      </w:pPr>
-      <w:r>
-        <w:rPr>
+          <w:rFonts w:cs="2  Nazanin"/>
+          <w:lang w:bidi="fa-IR"/>
+        </w:rPr>
+      </w:pPr>
+      <w:r>
+        <w:rPr>
+          <w:rFonts w:cs="2  Nazanin"/>
           <w:rtl/>
         </w:rPr>
         <w:t>ثبت این تلاش‌ها باعث شد تا رویکرد نهایی پروژه شکل گیرد و مدل‌ها با دقت و پایداری بیشتری توان تولید بیشینه را تخمین بزنند. این بخش به‌عنوان مرجعی برای بهبود روش‌ها در پروژه‌های آینده قابل استفاده است</w:t>
       </w:r>
       <w:r>
         <w:rPr>
+          <w:rFonts w:cs="2  Nazanin"/>
           <w:lang w:bidi="fa-IR"/>
         </w:rPr>
         <w:t>.</w:t>
@@ -4157,6 +8167,7 @@
     <w:p>
       <w:pPr>
         <w:rPr>
+          <w:rFonts w:cs="2  Nazanin"/>
           <w:rtl/>
           <w:lang w:bidi="fa-IR"/>
         </w:rPr>
@@ -4168,7 +8179,7 @@
           <w:tab w:val="left" w:pos="7380"/>
         </w:tabs>
         <w:rPr>
-          <w:rFonts w:asciiTheme="majorBidi" w:hAnsiTheme="majorBidi"/>
+          <w:rFonts w:asciiTheme="majorBidi" w:hAnsiTheme="majorBidi" w:cs="2  Nazanin"/>
           <w:sz w:val="28"/>
           <w:szCs w:val="28"/>
           <w:rtl/>
@@ -6402,6 +10413,119 @@
     </w:lvl>
   </w:abstractNum>
   <w:abstractNum w:abstractNumId="14" w15:restartNumberingAfterBreak="0">
+    <w:nsid w:val="292F23E6"/>
+    <w:multiLevelType w:val="hybridMultilevel"/>
+    <w:tmpl w:val="DFF0C016"/>
+    <w:lvl w:ilvl="0" w:tplc="04090005">
+      <w:start w:val="1"/>
+      <w:numFmt w:val="bullet"/>
+      <w:lvlText w:val=""/>
+      <w:lvlJc w:val="left"/>
+      <w:pPr>
+        <w:ind w:left="720" w:hanging="360"/>
+      </w:pPr>
+      <w:rPr>
+        <w:rFonts w:ascii="Wingdings" w:hAnsi="Wingdings" w:hint="default"/>
+      </w:rPr>
+    </w:lvl>
+    <w:lvl w:ilvl="1" w:tplc="04090003" w:tentative="1">
+      <w:start w:val="1"/>
+      <w:numFmt w:val="bullet"/>
+      <w:lvlText w:val="o"/>
+      <w:lvlJc w:val="left"/>
+      <w:pPr>
+        <w:ind w:left="1440" w:hanging="360"/>
+      </w:pPr>
+      <w:rPr>
+        <w:rFonts w:ascii="Courier New" w:hAnsi="Courier New" w:cs="Courier New" w:hint="default"/>
+      </w:rPr>
+    </w:lvl>
+    <w:lvl w:ilvl="2" w:tplc="04090005" w:tentative="1">
+      <w:start w:val="1"/>
+      <w:numFmt w:val="bullet"/>
+      <w:lvlText w:val=""/>
+      <w:lvlJc w:val="left"/>
+      <w:pPr>
+        <w:ind w:left="2160" w:hanging="360"/>
+      </w:pPr>
+      <w:rPr>
+        <w:rFonts w:ascii="Wingdings" w:hAnsi="Wingdings" w:hint="default"/>
+      </w:rPr>
+    </w:lvl>
+    <w:lvl w:ilvl="3" w:tplc="04090001" w:tentative="1">
+      <w:start w:val="1"/>
+      <w:numFmt w:val="bullet"/>
+      <w:lvlText w:val=""/>
+      <w:lvlJc w:val="left"/>
+      <w:pPr>
+        <w:ind w:left="2880" w:hanging="360"/>
+      </w:pPr>
+      <w:rPr>
+        <w:rFonts w:ascii="Symbol" w:hAnsi="Symbol" w:hint="default"/>
+      </w:rPr>
+    </w:lvl>
+    <w:lvl w:ilvl="4" w:tplc="04090003" w:tentative="1">
+      <w:start w:val="1"/>
+      <w:numFmt w:val="bullet"/>
+      <w:lvlText w:val="o"/>
+      <w:lvlJc w:val="left"/>
+      <w:pPr>
+        <w:ind w:left="3600" w:hanging="360"/>
+      </w:pPr>
+      <w:rPr>
+        <w:rFonts w:ascii="Courier New" w:hAnsi="Courier New" w:cs="Courier New" w:hint="default"/>
+      </w:rPr>
+    </w:lvl>
+    <w:lvl w:ilvl="5" w:tplc="04090005" w:tentative="1">
+      <w:start w:val="1"/>
+      <w:numFmt w:val="bullet"/>
+      <w:lvlText w:val=""/>
+      <w:lvlJc w:val="left"/>
+      <w:pPr>
+        <w:ind w:left="4320" w:hanging="360"/>
+      </w:pPr>
+      <w:rPr>
+        <w:rFonts w:ascii="Wingdings" w:hAnsi="Wingdings" w:hint="default"/>
+      </w:rPr>
+    </w:lvl>
+    <w:lvl w:ilvl="6" w:tplc="04090001" w:tentative="1">
+      <w:start w:val="1"/>
+      <w:numFmt w:val="bullet"/>
+      <w:lvlText w:val=""/>
+      <w:lvlJc w:val="left"/>
+      <w:pPr>
+        <w:ind w:left="5040" w:hanging="360"/>
+      </w:pPr>
+      <w:rPr>
+        <w:rFonts w:ascii="Symbol" w:hAnsi="Symbol" w:hint="default"/>
+      </w:rPr>
+    </w:lvl>
+    <w:lvl w:ilvl="7" w:tplc="04090003" w:tentative="1">
+      <w:start w:val="1"/>
+      <w:numFmt w:val="bullet"/>
+      <w:lvlText w:val="o"/>
+      <w:lvlJc w:val="left"/>
+      <w:pPr>
+        <w:ind w:left="5760" w:hanging="360"/>
+      </w:pPr>
+      <w:rPr>
+        <w:rFonts w:ascii="Courier New" w:hAnsi="Courier New" w:cs="Courier New" w:hint="default"/>
+      </w:rPr>
+    </w:lvl>
+    <w:lvl w:ilvl="8" w:tplc="04090005" w:tentative="1">
+      <w:start w:val="1"/>
+      <w:numFmt w:val="bullet"/>
+      <w:lvlText w:val=""/>
+      <w:lvlJc w:val="left"/>
+      <w:pPr>
+        <w:ind w:left="6480" w:hanging="360"/>
+      </w:pPr>
+      <w:rPr>
+        <w:rFonts w:ascii="Wingdings" w:hAnsi="Wingdings" w:hint="default"/>
+      </w:rPr>
+    </w:lvl>
+  </w:abstractNum>
+  <w:abstractNum w:abstractNumId="15" w15:restartNumberingAfterBreak="0">
     <w:nsid w:val="2933312C"/>
     <w:multiLevelType w:val="multilevel"/>
     <w:tmpl w:val="61F467A0"/>
@@ -6514,7 +10638,7 @@
       </w:pPr>
     </w:lvl>
   </w:abstractNum>
-  <w:abstractNum w:abstractNumId="15" w15:restartNumberingAfterBreak="0">
+  <w:abstractNum w:abstractNumId="16" w15:restartNumberingAfterBreak="0">
     <w:nsid w:val="36812192"/>
     <w:multiLevelType w:val="multilevel"/>
     <w:tmpl w:val="365E369E"/>
@@ -6663,7 +10787,7 @@
       </w:rPr>
     </w:lvl>
   </w:abstractNum>
-  <w:abstractNum w:abstractNumId="16" w15:restartNumberingAfterBreak="0">
+  <w:abstractNum w:abstractNumId="17" w15:restartNumberingAfterBreak="0">
     <w:nsid w:val="38293368"/>
     <w:multiLevelType w:val="hybridMultilevel"/>
     <w:tmpl w:val="A4D06C32"/>
@@ -6749,7 +10873,7 @@
       </w:pPr>
     </w:lvl>
   </w:abstractNum>
-  <w:abstractNum w:abstractNumId="17" w15:restartNumberingAfterBreak="0">
+  <w:abstractNum w:abstractNumId="18" w15:restartNumberingAfterBreak="0">
     <w:nsid w:val="3C333B42"/>
     <w:multiLevelType w:val="multilevel"/>
     <w:tmpl w:val="19CE44C8"/>
@@ -6898,7 +11022,7 @@
       </w:rPr>
     </w:lvl>
   </w:abstractNum>
-  <w:abstractNum w:abstractNumId="18" w15:restartNumberingAfterBreak="0">
+  <w:abstractNum w:abstractNumId="19" w15:restartNumberingAfterBreak="0">
     <w:nsid w:val="3D786603"/>
     <w:multiLevelType w:val="hybridMultilevel"/>
     <w:tmpl w:val="AF00432A"/>
@@ -7011,7 +11135,7 @@
       </w:rPr>
     </w:lvl>
   </w:abstractNum>
-  <w:abstractNum w:abstractNumId="19" w15:restartNumberingAfterBreak="0">
+  <w:abstractNum w:abstractNumId="20" w15:restartNumberingAfterBreak="0">
     <w:nsid w:val="3F847CC2"/>
     <w:multiLevelType w:val="hybridMultilevel"/>
     <w:tmpl w:val="C6707006"/>
@@ -7124,7 +11248,7 @@
       </w:rPr>
     </w:lvl>
   </w:abstractNum>
-  <w:abstractNum w:abstractNumId="20" w15:restartNumberingAfterBreak="0">
+  <w:abstractNum w:abstractNumId="21" w15:restartNumberingAfterBreak="0">
     <w:nsid w:val="40425AC6"/>
     <w:multiLevelType w:val="multilevel"/>
     <w:tmpl w:val="515CB716"/>
@@ -7273,7 +11397,7 @@
       </w:rPr>
     </w:lvl>
   </w:abstractNum>
-  <w:abstractNum w:abstractNumId="21" w15:restartNumberingAfterBreak="0">
+  <w:abstractNum w:abstractNumId="22" w15:restartNumberingAfterBreak="0">
     <w:nsid w:val="40E2551A"/>
     <w:multiLevelType w:val="hybridMultilevel"/>
     <w:tmpl w:val="26005B7C"/>
@@ -7359,7 +11483,7 @@
       </w:pPr>
     </w:lvl>
   </w:abstractNum>
-  <w:abstractNum w:abstractNumId="22" w15:restartNumberingAfterBreak="0">
+  <w:abstractNum w:abstractNumId="23" w15:restartNumberingAfterBreak="0">
     <w:nsid w:val="42916F94"/>
     <w:multiLevelType w:val="multilevel"/>
     <w:tmpl w:val="B99E55B6"/>
@@ -7508,7 +11632,7 @@
       </w:rPr>
     </w:lvl>
   </w:abstractNum>
-  <w:abstractNum w:abstractNumId="23" w15:restartNumberingAfterBreak="0">
+  <w:abstractNum w:abstractNumId="24" w15:restartNumberingAfterBreak="0">
     <w:nsid w:val="44E84AE0"/>
     <w:multiLevelType w:val="multilevel"/>
     <w:tmpl w:val="5914F070"/>
@@ -7528,7 +11652,7 @@
         <w:sz w:val="20"/>
       </w:rPr>
     </w:lvl>
-    <w:lvl w:ilvl="1" w:tentative="1">
+    <w:lvl w:ilvl="1">
       <w:start w:val="1"/>
       <w:numFmt w:val="bullet"/>
       <w:lvlText w:val="o"/>
@@ -7544,7 +11668,7 @@
         <w:sz w:val="20"/>
       </w:rPr>
     </w:lvl>
-    <w:lvl w:ilvl="2" w:tentative="1">
+    <w:lvl w:ilvl="2">
       <w:start w:val="1"/>
       <w:numFmt w:val="bullet"/>
       <w:lvlText w:val=""/>
@@ -7657,7 +11781,7 @@
       </w:rPr>
     </w:lvl>
   </w:abstractNum>
-  <w:abstractNum w:abstractNumId="24" w15:restartNumberingAfterBreak="0">
+  <w:abstractNum w:abstractNumId="25" w15:restartNumberingAfterBreak="0">
     <w:nsid w:val="48773D7A"/>
     <w:multiLevelType w:val="multilevel"/>
     <w:tmpl w:val="7FC057DE"/>
@@ -7806,7 +11930,7 @@
       </w:rPr>
     </w:lvl>
   </w:abstractNum>
-  <w:abstractNum w:abstractNumId="25" w15:restartNumberingAfterBreak="0">
+  <w:abstractNum w:abstractNumId="26" w15:restartNumberingAfterBreak="0">
     <w:nsid w:val="49CD7A53"/>
     <w:multiLevelType w:val="hybridMultilevel"/>
     <w:tmpl w:val="D55822AE"/>
@@ -7895,7 +12019,7 @@
       </w:pPr>
     </w:lvl>
   </w:abstractNum>
-  <w:abstractNum w:abstractNumId="26" w15:restartNumberingAfterBreak="0">
+  <w:abstractNum w:abstractNumId="27" w15:restartNumberingAfterBreak="0">
     <w:nsid w:val="50AB0812"/>
     <w:multiLevelType w:val="multilevel"/>
     <w:tmpl w:val="8F50623C"/>
@@ -8044,7 +12168,7 @@
       </w:rPr>
     </w:lvl>
   </w:abstractNum>
-  <w:abstractNum w:abstractNumId="27" w15:restartNumberingAfterBreak="0">
+  <w:abstractNum w:abstractNumId="28" w15:restartNumberingAfterBreak="0">
     <w:nsid w:val="51980A73"/>
     <w:multiLevelType w:val="hybridMultilevel"/>
     <w:tmpl w:val="286E7FB4"/>
@@ -8133,7 +12257,7 @@
       </w:pPr>
     </w:lvl>
   </w:abstractNum>
-  <w:abstractNum w:abstractNumId="28" w15:restartNumberingAfterBreak="0">
+  <w:abstractNum w:abstractNumId="29" w15:restartNumberingAfterBreak="0">
     <w:nsid w:val="53F0646C"/>
     <w:multiLevelType w:val="hybridMultilevel"/>
     <w:tmpl w:val="69C4DEC4"/>
@@ -8246,7 +12370,120 @@
       </w:rPr>
     </w:lvl>
   </w:abstractNum>
-  <w:abstractNum w:abstractNumId="29" w15:restartNumberingAfterBreak="0">
+  <w:abstractNum w:abstractNumId="30" w15:restartNumberingAfterBreak="0">
+    <w:nsid w:val="5506115D"/>
+    <w:multiLevelType w:val="hybridMultilevel"/>
+    <w:tmpl w:val="26E44094"/>
+    <w:lvl w:ilvl="0" w:tplc="04090001">
+      <w:start w:val="1"/>
+      <w:numFmt w:val="bullet"/>
+      <w:lvlText w:val=""/>
+      <w:lvlJc w:val="left"/>
+      <w:pPr>
+        <w:ind w:left="720" w:hanging="360"/>
+      </w:pPr>
+      <w:rPr>
+        <w:rFonts w:ascii="Symbol" w:hAnsi="Symbol" w:hint="default"/>
+      </w:rPr>
+    </w:lvl>
+    <w:lvl w:ilvl="1" w:tplc="04090003">
+      <w:start w:val="1"/>
+      <w:numFmt w:val="bullet"/>
+      <w:lvlText w:val="o"/>
+      <w:lvlJc w:val="left"/>
+      <w:pPr>
+        <w:ind w:left="1440" w:hanging="360"/>
+      </w:pPr>
+      <w:rPr>
+        <w:rFonts w:ascii="Courier New" w:hAnsi="Courier New" w:cs="Courier New" w:hint="default"/>
+      </w:rPr>
+    </w:lvl>
+    <w:lvl w:ilvl="2" w:tplc="04090005">
+      <w:start w:val="1"/>
+      <w:numFmt w:val="bullet"/>
+      <w:lvlText w:val=""/>
+      <w:lvlJc w:val="left"/>
+      <w:pPr>
+        <w:ind w:left="2160" w:hanging="360"/>
+      </w:pPr>
+      <w:rPr>
+        <w:rFonts w:ascii="Wingdings" w:hAnsi="Wingdings" w:hint="default"/>
+      </w:rPr>
+    </w:lvl>
+    <w:lvl w:ilvl="3" w:tplc="04090001" w:tentative="1">
+      <w:start w:val="1"/>
+      <w:numFmt w:val="bullet"/>
+      <w:lvlText w:val=""/>
+      <w:lvlJc w:val="left"/>
+      <w:pPr>
+        <w:ind w:left="2880" w:hanging="360"/>
+      </w:pPr>
+      <w:rPr>
+        <w:rFonts w:ascii="Symbol" w:hAnsi="Symbol" w:hint="default"/>
+      </w:rPr>
+    </w:lvl>
+    <w:lvl w:ilvl="4" w:tplc="04090003" w:tentative="1">
+      <w:start w:val="1"/>
+      <w:numFmt w:val="bullet"/>
+      <w:lvlText w:val="o"/>
+      <w:lvlJc w:val="left"/>
+      <w:pPr>
+        <w:ind w:left="3600" w:hanging="360"/>
+      </w:pPr>
+      <w:rPr>
+        <w:rFonts w:ascii="Courier New" w:hAnsi="Courier New" w:cs="Courier New" w:hint="default"/>
+      </w:rPr>
+    </w:lvl>
+    <w:lvl w:ilvl="5" w:tplc="04090005" w:tentative="1">
+      <w:start w:val="1"/>
+      <w:numFmt w:val="bullet"/>
+      <w:lvlText w:val=""/>
+      <w:lvlJc w:val="left"/>
+      <w:pPr>
+        <w:ind w:left="4320" w:hanging="360"/>
+      </w:pPr>
+      <w:rPr>
+        <w:rFonts w:ascii="Wingdings" w:hAnsi="Wingdings" w:hint="default"/>
+      </w:rPr>
+    </w:lvl>
+    <w:lvl w:ilvl="6" w:tplc="04090001" w:tentative="1">
+      <w:start w:val="1"/>
+      <w:numFmt w:val="bullet"/>
+      <w:lvlText w:val=""/>
+      <w:lvlJc w:val="left"/>
+      <w:pPr>
+        <w:ind w:left="5040" w:hanging="360"/>
+      </w:pPr>
+      <w:rPr>
+        <w:rFonts w:ascii="Symbol" w:hAnsi="Symbol" w:hint="default"/>
+      </w:rPr>
+    </w:lvl>
+    <w:lvl w:ilvl="7" w:tplc="04090003" w:tentative="1">
+      <w:start w:val="1"/>
+      <w:numFmt w:val="bullet"/>
+      <w:lvlText w:val="o"/>
+      <w:lvlJc w:val="left"/>
+      <w:pPr>
+        <w:ind w:left="5760" w:hanging="360"/>
+      </w:pPr>
+      <w:rPr>
+        <w:rFonts w:ascii="Courier New" w:hAnsi="Courier New" w:cs="Courier New" w:hint="default"/>
+      </w:rPr>
+    </w:lvl>
+    <w:lvl w:ilvl="8" w:tplc="04090005" w:tentative="1">
+      <w:start w:val="1"/>
+      <w:numFmt w:val="bullet"/>
+      <w:lvlText w:val=""/>
+      <w:lvlJc w:val="left"/>
+      <w:pPr>
+        <w:ind w:left="6480" w:hanging="360"/>
+      </w:pPr>
+      <w:rPr>
+        <w:rFonts w:ascii="Wingdings" w:hAnsi="Wingdings" w:hint="default"/>
+      </w:rPr>
+    </w:lvl>
+  </w:abstractNum>
+  <w:abstractNum w:abstractNumId="31" w15:restartNumberingAfterBreak="0">
     <w:nsid w:val="5D170BC5"/>
     <w:multiLevelType w:val="hybridMultilevel"/>
     <w:tmpl w:val="8C2038B8"/>
@@ -8359,7 +12596,7 @@
       </w:rPr>
     </w:lvl>
   </w:abstractNum>
-  <w:abstractNum w:abstractNumId="30" w15:restartNumberingAfterBreak="0">
+  <w:abstractNum w:abstractNumId="32" w15:restartNumberingAfterBreak="0">
     <w:nsid w:val="5E465DA2"/>
     <w:multiLevelType w:val="hybridMultilevel"/>
     <w:tmpl w:val="987E96D6"/>
@@ -8472,7 +12709,7 @@
       </w:rPr>
     </w:lvl>
   </w:abstractNum>
-  <w:abstractNum w:abstractNumId="31" w15:restartNumberingAfterBreak="0">
+  <w:abstractNum w:abstractNumId="33" w15:restartNumberingAfterBreak="0">
     <w:nsid w:val="5E7F01BE"/>
     <w:multiLevelType w:val="multilevel"/>
     <w:tmpl w:val="23E46862"/>
@@ -8621,7 +12858,120 @@
       </w:rPr>
     </w:lvl>
   </w:abstractNum>
-  <w:abstractNum w:abstractNumId="32" w15:restartNumberingAfterBreak="0">
+  <w:abstractNum w:abstractNumId="34" w15:restartNumberingAfterBreak="0">
+    <w:nsid w:val="66A87AEB"/>
+    <w:multiLevelType w:val="hybridMultilevel"/>
+    <w:tmpl w:val="BDE45442"/>
+    <w:lvl w:ilvl="0" w:tplc="04090001">
+      <w:start w:val="1"/>
+      <w:numFmt w:val="bullet"/>
+      <w:lvlText w:val=""/>
+      <w:lvlJc w:val="left"/>
+      <w:pPr>
+        <w:ind w:left="720" w:hanging="360"/>
+      </w:pPr>
+      <w:rPr>
+        <w:rFonts w:ascii="Symbol" w:hAnsi="Symbol" w:hint="default"/>
+      </w:rPr>
+    </w:lvl>
+    <w:lvl w:ilvl="1" w:tplc="04090003" w:tentative="1">
+      <w:start w:val="1"/>
+      <w:numFmt w:val="bullet"/>
+      <w:lvlText w:val="o"/>
+      <w:lvlJc w:val="left"/>
+      <w:pPr>
+        <w:ind w:left="1440" w:hanging="360"/>
+      </w:pPr>
+      <w:rPr>
+        <w:rFonts w:ascii="Courier New" w:hAnsi="Courier New" w:cs="Courier New" w:hint="default"/>
+      </w:rPr>
+    </w:lvl>
+    <w:lvl w:ilvl="2" w:tplc="04090005" w:tentative="1">
+      <w:start w:val="1"/>
+      <w:numFmt w:val="bullet"/>
+      <w:lvlText w:val=""/>
+      <w:lvlJc w:val="left"/>
+      <w:pPr>
+        <w:ind w:left="2160" w:hanging="360"/>
+      </w:pPr>
+      <w:rPr>
+        <w:rFonts w:ascii="Wingdings" w:hAnsi="Wingdings" w:hint="default"/>
+      </w:rPr>
+    </w:lvl>
+    <w:lvl w:ilvl="3" w:tplc="04090001" w:tentative="1">
+      <w:start w:val="1"/>
+      <w:numFmt w:val="bullet"/>
+      <w:lvlText w:val=""/>
+      <w:lvlJc w:val="left"/>
+      <w:pPr>
+        <w:ind w:left="2880" w:hanging="360"/>
+      </w:pPr>
+      <w:rPr>
+        <w:rFonts w:ascii="Symbol" w:hAnsi="Symbol" w:hint="default"/>
+      </w:rPr>
+    </w:lvl>
+    <w:lvl w:ilvl="4" w:tplc="04090003" w:tentative="1">
+      <w:start w:val="1"/>
+      <w:numFmt w:val="bullet"/>
+      <w:lvlText w:val="o"/>
+      <w:lvlJc w:val="left"/>
+      <w:pPr>
+        <w:ind w:left="3600" w:hanging="360"/>
+      </w:pPr>
+      <w:rPr>
+        <w:rFonts w:ascii="Courier New" w:hAnsi="Courier New" w:cs="Courier New" w:hint="default"/>
+      </w:rPr>
+    </w:lvl>
+    <w:lvl w:ilvl="5" w:tplc="04090005" w:tentative="1">
+      <w:start w:val="1"/>
+      <w:numFmt w:val="bullet"/>
+      <w:lvlText w:val=""/>
+      <w:lvlJc w:val="left"/>
+      <w:pPr>
+        <w:ind w:left="4320" w:hanging="360"/>
+      </w:pPr>
+      <w:rPr>
+        <w:rFonts w:ascii="Wingdings" w:hAnsi="Wingdings" w:hint="default"/>
+      </w:rPr>
+    </w:lvl>
+    <w:lvl w:ilvl="6" w:tplc="04090001" w:tentative="1">
+      <w:start w:val="1"/>
+      <w:numFmt w:val="bullet"/>
+      <w:lvlText w:val=""/>
+      <w:lvlJc w:val="left"/>
+      <w:pPr>
+        <w:ind w:left="5040" w:hanging="360"/>
+      </w:pPr>
+      <w:rPr>
+        <w:rFonts w:ascii="Symbol" w:hAnsi="Symbol" w:hint="default"/>
+      </w:rPr>
+    </w:lvl>
+    <w:lvl w:ilvl="7" w:tplc="04090003" w:tentative="1">
+      <w:start w:val="1"/>
+      <w:numFmt w:val="bullet"/>
+      <w:lvlText w:val="o"/>
+      <w:lvlJc w:val="left"/>
+      <w:pPr>
+        <w:ind w:left="5760" w:hanging="360"/>
+      </w:pPr>
+      <w:rPr>
+        <w:rFonts w:ascii="Courier New" w:hAnsi="Courier New" w:cs="Courier New" w:hint="default"/>
+      </w:rPr>
+    </w:lvl>
+    <w:lvl w:ilvl="8" w:tplc="04090005" w:tentative="1">
+      <w:start w:val="1"/>
+      <w:numFmt w:val="bullet"/>
+      <w:lvlText w:val=""/>
+      <w:lvlJc w:val="left"/>
+      <w:pPr>
+        <w:ind w:left="6480" w:hanging="360"/>
+      </w:pPr>
+      <w:rPr>
+        <w:rFonts w:ascii="Wingdings" w:hAnsi="Wingdings" w:hint="default"/>
+      </w:rPr>
+    </w:lvl>
+  </w:abstractNum>
+  <w:abstractNum w:abstractNumId="35" w15:restartNumberingAfterBreak="0">
     <w:nsid w:val="6A7C700C"/>
     <w:multiLevelType w:val="multilevel"/>
     <w:tmpl w:val="AE127746"/>
@@ -8770,7 +13120,7 @@
       </w:rPr>
     </w:lvl>
   </w:abstractNum>
-  <w:abstractNum w:abstractNumId="33" w15:restartNumberingAfterBreak="0">
+  <w:abstractNum w:abstractNumId="36" w15:restartNumberingAfterBreak="0">
     <w:nsid w:val="6C525141"/>
     <w:multiLevelType w:val="hybridMultilevel"/>
     <w:tmpl w:val="0492A032"/>
@@ -8856,7 +13206,7 @@
       </w:pPr>
     </w:lvl>
   </w:abstractNum>
-  <w:abstractNum w:abstractNumId="34" w15:restartNumberingAfterBreak="0">
+  <w:abstractNum w:abstractNumId="37" w15:restartNumberingAfterBreak="0">
     <w:nsid w:val="6E5C16A0"/>
     <w:multiLevelType w:val="multilevel"/>
     <w:tmpl w:val="6F6AD486"/>
@@ -8876,7 +13226,7 @@
         <w:sz w:val="20"/>
       </w:rPr>
     </w:lvl>
-    <w:lvl w:ilvl="1" w:tentative="1">
+    <w:lvl w:ilvl="1">
       <w:start w:val="1"/>
       <w:numFmt w:val="bullet"/>
       <w:lvlText w:val="o"/>
@@ -8892,7 +13242,7 @@
         <w:sz w:val="20"/>
       </w:rPr>
     </w:lvl>
-    <w:lvl w:ilvl="2" w:tentative="1">
+    <w:lvl w:ilvl="2">
       <w:start w:val="1"/>
       <w:numFmt w:val="bullet"/>
       <w:lvlText w:val=""/>
@@ -9005,7 +13355,7 @@
       </w:rPr>
     </w:lvl>
   </w:abstractNum>
-  <w:abstractNum w:abstractNumId="35" w15:restartNumberingAfterBreak="0">
+  <w:abstractNum w:abstractNumId="38" w15:restartNumberingAfterBreak="0">
     <w:nsid w:val="71A401F0"/>
     <w:multiLevelType w:val="multilevel"/>
     <w:tmpl w:val="1A40887E"/>
@@ -9154,7 +13504,7 @@
       </w:rPr>
     </w:lvl>
   </w:abstractNum>
-  <w:abstractNum w:abstractNumId="36" w15:restartNumberingAfterBreak="0">
+  <w:abstractNum w:abstractNumId="39" w15:restartNumberingAfterBreak="0">
     <w:nsid w:val="7DAC162D"/>
     <w:multiLevelType w:val="hybridMultilevel"/>
     <w:tmpl w:val="E8328458"/>
@@ -9267,7 +13617,7 @@
       </w:rPr>
     </w:lvl>
   </w:abstractNum>
-  <w:abstractNum w:abstractNumId="37" w15:restartNumberingAfterBreak="0">
+  <w:abstractNum w:abstractNumId="40" w15:restartNumberingAfterBreak="0">
     <w:nsid w:val="7DEC0C0A"/>
     <w:multiLevelType w:val="hybridMultilevel"/>
     <w:tmpl w:val="12B64104"/>
@@ -9381,73 +13731,73 @@
     </w:lvl>
   </w:abstractNum>
   <w:num w:numId="1" w16cid:durableId="777261604">
-    <w:abstractNumId w:val="29"/>
+    <w:abstractNumId w:val="31"/>
   </w:num>
   <w:num w:numId="2" w16cid:durableId="37555848">
     <w:abstractNumId w:val="9"/>
   </w:num>
   <w:num w:numId="3" w16cid:durableId="1521356506">
-    <w:abstractNumId w:val="36"/>
+    <w:abstractNumId w:val="39"/>
   </w:num>
   <w:num w:numId="4" w16cid:durableId="1620647333">
-    <w:abstractNumId w:val="17"/>
+    <w:abstractNumId w:val="18"/>
   </w:num>
   <w:num w:numId="5" w16cid:durableId="1729452043">
-    <w:abstractNumId w:val="35"/>
+    <w:abstractNumId w:val="38"/>
   </w:num>
   <w:num w:numId="6" w16cid:durableId="1729841249">
-    <w:abstractNumId w:val="15"/>
+    <w:abstractNumId w:val="16"/>
   </w:num>
   <w:num w:numId="7" w16cid:durableId="1863473614">
-    <w:abstractNumId w:val="24"/>
+    <w:abstractNumId w:val="25"/>
   </w:num>
   <w:num w:numId="8" w16cid:durableId="251399225">
     <w:abstractNumId w:val="12"/>
   </w:num>
   <w:num w:numId="9" w16cid:durableId="2008943243">
-    <w:abstractNumId w:val="22"/>
+    <w:abstractNumId w:val="23"/>
   </w:num>
   <w:num w:numId="10" w16cid:durableId="84544222">
-    <w:abstractNumId w:val="25"/>
+    <w:abstractNumId w:val="26"/>
   </w:num>
   <w:num w:numId="11" w16cid:durableId="2146506938">
-    <w:abstractNumId w:val="18"/>
+    <w:abstractNumId w:val="19"/>
   </w:num>
   <w:num w:numId="12" w16cid:durableId="746534660">
-    <w:abstractNumId w:val="30"/>
+    <w:abstractNumId w:val="32"/>
   </w:num>
   <w:num w:numId="13" w16cid:durableId="1431124494">
-    <w:abstractNumId w:val="33"/>
+    <w:abstractNumId w:val="36"/>
   </w:num>
   <w:num w:numId="14" w16cid:durableId="611593446">
-    <w:abstractNumId w:val="19"/>
+    <w:abstractNumId w:val="20"/>
   </w:num>
   <w:num w:numId="15" w16cid:durableId="1533614768">
     <w:abstractNumId w:val="1"/>
   </w:num>
   <w:num w:numId="16" w16cid:durableId="793524456">
-    <w:abstractNumId w:val="28"/>
+    <w:abstractNumId w:val="29"/>
   </w:num>
   <w:num w:numId="17" w16cid:durableId="18706289">
     <w:abstractNumId w:val="11"/>
   </w:num>
   <w:num w:numId="18" w16cid:durableId="1150096302">
-    <w:abstractNumId w:val="21"/>
+    <w:abstractNumId w:val="22"/>
   </w:num>
   <w:num w:numId="19" w16cid:durableId="121769799">
-    <w:abstractNumId w:val="16"/>
+    <w:abstractNumId w:val="17"/>
   </w:num>
   <w:num w:numId="20" w16cid:durableId="277376944">
     <w:abstractNumId w:val="3"/>
   </w:num>
   <w:num w:numId="21" w16cid:durableId="373625716">
-    <w:abstractNumId w:val="37"/>
+    <w:abstractNumId w:val="40"/>
   </w:num>
   <w:num w:numId="22" w16cid:durableId="1883320016">
     <w:abstractNumId w:val="7"/>
   </w:num>
   <w:num w:numId="23" w16cid:durableId="919408072">
-    <w:abstractNumId w:val="27"/>
+    <w:abstractNumId w:val="28"/>
   </w:num>
   <w:num w:numId="24" w16cid:durableId="267784249">
     <w:abstractNumId w:val="5"/>
@@ -9462,16 +13812,16 @@
     <w:abstractNumId w:val="13"/>
   </w:num>
   <w:num w:numId="28" w16cid:durableId="1989824352">
-    <w:abstractNumId w:val="26"/>
+    <w:abstractNumId w:val="27"/>
   </w:num>
   <w:num w:numId="29" w16cid:durableId="1812627431">
-    <w:abstractNumId w:val="31"/>
+    <w:abstractNumId w:val="33"/>
   </w:num>
   <w:num w:numId="30" w16cid:durableId="1496722736">
     <w:abstractNumId w:val="6"/>
   </w:num>
   <w:num w:numId="31" w16cid:durableId="1057820646">
-    <w:abstractNumId w:val="20"/>
+    <w:abstractNumId w:val="21"/>
   </w:num>
   <w:num w:numId="32" w16cid:durableId="1921788496">
     <w:abstractNumId w:val="10"/>
@@ -9483,16 +13833,25 @@
     <w:abstractNumId w:val="4"/>
   </w:num>
   <w:num w:numId="35" w16cid:durableId="646858352">
-    <w:abstractNumId w:val="32"/>
+    <w:abstractNumId w:val="35"/>
   </w:num>
   <w:num w:numId="36" w16cid:durableId="1192916278">
-    <w:abstractNumId w:val="23"/>
+    <w:abstractNumId w:val="24"/>
   </w:num>
   <w:num w:numId="37" w16cid:durableId="1461727147">
+    <w:abstractNumId w:val="37"/>
+  </w:num>
+  <w:num w:numId="38" w16cid:durableId="1621064501">
+    <w:abstractNumId w:val="15"/>
+  </w:num>
+  <w:num w:numId="39" w16cid:durableId="865019705">
     <w:abstractNumId w:val="34"/>
   </w:num>
-  <w:num w:numId="38" w16cid:durableId="1621064501">
+  <w:num w:numId="40" w16cid:durableId="13390493">
     <w:abstractNumId w:val="14"/>
+  </w:num>
+  <w:num w:numId="41" w16cid:durableId="1070271146">
+    <w:abstractNumId w:val="30"/>
   </w:num>
 </w:numbering>
 </file>
